--- a/CHAPTER 3.docx
+++ b/CHAPTER 3.docx
@@ -2514,7 +2514,23 @@
           <w:sz w:val="24"/>
           <w:szCs w:val="24"/>
         </w:rPr>
-        <w:t>: By leveraging open-source tools, cloud-based services, and free prototyping frameworks, upfront expenditure is minimized.</w:t>
+        <w:t xml:space="preserve">: By leveraging open-source tools, </w:t>
+      </w:r>
+      <w:r>
+        <w:rPr>
+          <w:rFonts w:ascii="Times New Roman" w:hAnsi="Times New Roman" w:cs="Times New Roman"/>
+          <w:sz w:val="24"/>
+          <w:szCs w:val="24"/>
+        </w:rPr>
+        <w:t>LOCAL-HOST</w:t>
+      </w:r>
+      <w:r>
+        <w:rPr>
+          <w:rFonts w:ascii="Times New Roman" w:hAnsi="Times New Roman" w:cs="Times New Roman"/>
+          <w:sz w:val="24"/>
+          <w:szCs w:val="24"/>
+        </w:rPr>
+        <w:t>-based services, and free prototyping frameworks, upfront expenditure is minimized.</w:t>
       </w:r>
     </w:p>
     <w:p>
@@ -2550,7 +2566,55 @@
           <w:sz w:val="24"/>
           <w:szCs w:val="24"/>
         </w:rPr>
-        <w:t>: Hosting and maintenance can be managed through scalable cloud solutions, with costs adjusted to user growth.</w:t>
+        <w:t xml:space="preserve">: Hosting and maintenance can be managed through </w:t>
+      </w:r>
+      <w:r>
+        <w:rPr>
+          <w:rFonts w:ascii="Times New Roman" w:hAnsi="Times New Roman" w:cs="Times New Roman"/>
+          <w:sz w:val="24"/>
+          <w:szCs w:val="24"/>
+        </w:rPr>
+        <w:t>localhost</w:t>
+      </w:r>
+      <w:r>
+        <w:rPr>
+          <w:rFonts w:ascii="Times New Roman" w:hAnsi="Times New Roman" w:cs="Times New Roman"/>
+          <w:sz w:val="24"/>
+          <w:szCs w:val="24"/>
+        </w:rPr>
+        <w:t xml:space="preserve"> solutions, with costs adjust</w:t>
+      </w:r>
+      <w:r>
+        <w:rPr>
+          <w:rFonts w:ascii="Times New Roman" w:hAnsi="Times New Roman" w:cs="Times New Roman"/>
+          <w:sz w:val="24"/>
+          <w:szCs w:val="24"/>
+        </w:rPr>
+        <w:t>ing</w:t>
+      </w:r>
+      <w:r>
+        <w:rPr>
+          <w:rFonts w:ascii="Times New Roman" w:hAnsi="Times New Roman" w:cs="Times New Roman"/>
+          <w:sz w:val="24"/>
+          <w:szCs w:val="24"/>
+        </w:rPr>
+        <w:t xml:space="preserve"> </w:t>
+      </w:r>
+      <w:r>
+        <w:rPr>
+          <w:rFonts w:ascii="Times New Roman" w:hAnsi="Times New Roman" w:cs="Times New Roman"/>
+          <w:sz w:val="24"/>
+          <w:szCs w:val="24"/>
+        </w:rPr>
+        <w:t>with</w:t>
+      </w:r>
+      <w:r>
+        <w:rPr>
+          <w:rFonts w:ascii="Times New Roman" w:hAnsi="Times New Roman" w:cs="Times New Roman"/>
+          <w:sz w:val="24"/>
+          <w:szCs w:val="24"/>
+        </w:rPr>
+        <w:t xml:space="preserve"> user growth.</w:t>
       </w:r>
     </w:p>
     <w:p>
@@ -2791,15 +2855,79 @@
           <w:sz w:val="24"/>
           <w:szCs w:val="24"/>
         </w:rPr>
-        <w:t>: Cloud hosting (AWS, Azure, or local providers) ensures scalability and reliability</w:t>
-      </w:r>
-      <w:r>
-        <w:rPr>
-          <w:rFonts w:ascii="Times New Roman" w:hAnsi="Times New Roman" w:cs="Times New Roman"/>
-          <w:sz w:val="24"/>
-          <w:szCs w:val="24"/>
-        </w:rPr>
-        <w:t>, if it fails, local hosting.</w:t>
+        <w:t xml:space="preserve">: </w:t>
+      </w:r>
+      <w:r>
+        <w:rPr>
+          <w:rFonts w:ascii="Times New Roman" w:hAnsi="Times New Roman" w:cs="Times New Roman"/>
+          <w:sz w:val="24"/>
+          <w:szCs w:val="24"/>
+        </w:rPr>
+        <w:t>Local</w:t>
+      </w:r>
+      <w:r>
+        <w:rPr>
+          <w:rFonts w:ascii="Times New Roman" w:hAnsi="Times New Roman" w:cs="Times New Roman"/>
+          <w:sz w:val="24"/>
+          <w:szCs w:val="24"/>
+        </w:rPr>
+        <w:t xml:space="preserve"> hosting ensures scalability and reliability</w:t>
+      </w:r>
+      <w:r>
+        <w:rPr>
+          <w:rFonts w:ascii="Times New Roman" w:hAnsi="Times New Roman" w:cs="Times New Roman"/>
+          <w:sz w:val="24"/>
+          <w:szCs w:val="24"/>
+        </w:rPr>
+        <w:t xml:space="preserve">, </w:t>
+      </w:r>
+      <w:r>
+        <w:rPr>
+          <w:rFonts w:ascii="Times New Roman" w:hAnsi="Times New Roman" w:cs="Times New Roman"/>
+          <w:sz w:val="24"/>
+          <w:szCs w:val="24"/>
+        </w:rPr>
+        <w:t xml:space="preserve">then cloud hosting, later, </w:t>
+      </w:r>
+      <w:r>
+        <w:rPr>
+          <w:rFonts w:ascii="Times New Roman" w:hAnsi="Times New Roman" w:cs="Times New Roman"/>
+          <w:sz w:val="24"/>
+          <w:szCs w:val="24"/>
+        </w:rPr>
+        <w:t>if</w:t>
+      </w:r>
+      <w:r>
+        <w:rPr>
+          <w:rFonts w:ascii="Times New Roman" w:hAnsi="Times New Roman" w:cs="Times New Roman"/>
+          <w:sz w:val="24"/>
+          <w:szCs w:val="24"/>
+        </w:rPr>
+        <w:t xml:space="preserve"> </w:t>
+      </w:r>
+      <w:r>
+        <w:rPr>
+          <w:rFonts w:ascii="Times New Roman" w:hAnsi="Times New Roman" w:cs="Times New Roman"/>
+          <w:sz w:val="24"/>
+          <w:szCs w:val="24"/>
+        </w:rPr>
+        <w:t>local hosting</w:t>
+      </w:r>
+      <w:r>
+        <w:rPr>
+          <w:rFonts w:ascii="Times New Roman" w:hAnsi="Times New Roman" w:cs="Times New Roman"/>
+          <w:sz w:val="24"/>
+          <w:szCs w:val="24"/>
+        </w:rPr>
+        <w:t xml:space="preserve"> fails</w:t>
+      </w:r>
+      <w:r>
+        <w:rPr>
+          <w:rFonts w:ascii="Times New Roman" w:hAnsi="Times New Roman" w:cs="Times New Roman"/>
+          <w:sz w:val="24"/>
+          <w:szCs w:val="24"/>
+        </w:rPr>
+        <w:t>.</w:t>
       </w:r>
     </w:p>
     <w:p>
@@ -3238,7 +3366,23 @@
           <w:sz w:val="24"/>
           <w:szCs w:val="24"/>
         </w:rPr>
-        <w:t>: Cloud-based infrastructure reduces physical resource requirements, aligning with sustainable practices.</w:t>
+        <w:t xml:space="preserve">: </w:t>
+      </w:r>
+      <w:r>
+        <w:rPr>
+          <w:rFonts w:ascii="Times New Roman" w:hAnsi="Times New Roman" w:cs="Times New Roman"/>
+          <w:sz w:val="24"/>
+          <w:szCs w:val="24"/>
+        </w:rPr>
+        <w:t>localhost</w:t>
+      </w:r>
+      <w:r>
+        <w:rPr>
+          <w:rFonts w:ascii="Times New Roman" w:hAnsi="Times New Roman" w:cs="Times New Roman"/>
+          <w:sz w:val="24"/>
+          <w:szCs w:val="24"/>
+        </w:rPr>
+        <w:t>-based infrastructure reduces physical resource requirements, aligning with sustainable practices.</w:t>
       </w:r>
     </w:p>
     <w:p>
@@ -4589,7 +4733,7 @@
           <w:szCs w:val="24"/>
         </w:rPr>
       </w:pPr>
-      <w:bookmarkStart w:id="6" w:name="_Toc219312563"/>
+      <w:bookmarkStart w:id="6" w:name="_Toc222478418"/>
       <w:r>
         <w:rPr>
           <w:rFonts w:ascii="Times New Roman" w:hAnsi="Times New Roman" w:cs="Times New Roman"/>
@@ -4763,7 +4907,7 @@
           <w:szCs w:val="24"/>
         </w:rPr>
       </w:pPr>
-      <w:bookmarkStart w:id="7" w:name="_Toc219312564"/>
+      <w:bookmarkStart w:id="7" w:name="_Toc222478419"/>
       <w:r>
         <w:rPr>
           <w:rFonts w:ascii="Times New Roman" w:hAnsi="Times New Roman" w:cs="Times New Roman"/>
@@ -4975,7 +5119,7 @@
           <w:szCs w:val="24"/>
         </w:rPr>
       </w:pPr>
-      <w:bookmarkStart w:id="8" w:name="_Toc219312565"/>
+      <w:bookmarkStart w:id="8" w:name="_Toc222478420"/>
       <w:r>
         <w:rPr>
           <w:rFonts w:ascii="Times New Roman" w:hAnsi="Times New Roman" w:cs="Times New Roman"/>
@@ -5159,7 +5303,7 @@
           <w:szCs w:val="24"/>
         </w:rPr>
       </w:pPr>
-      <w:bookmarkStart w:id="9" w:name="_Toc219312566"/>
+      <w:bookmarkStart w:id="9" w:name="_Toc222478421"/>
       <w:r>
         <w:rPr>
           <w:rFonts w:ascii="Times New Roman" w:hAnsi="Times New Roman" w:cs="Times New Roman"/>
@@ -5335,7 +5479,7 @@
           <w:szCs w:val="24"/>
         </w:rPr>
       </w:pPr>
-      <w:bookmarkStart w:id="10" w:name="_Toc219312567"/>
+      <w:bookmarkStart w:id="10" w:name="_Toc222478422"/>
       <w:r>
         <w:rPr>
           <w:rFonts w:ascii="Times New Roman" w:hAnsi="Times New Roman" w:cs="Times New Roman"/>
@@ -5520,7 +5664,7 @@
           <w:szCs w:val="24"/>
         </w:rPr>
       </w:pPr>
-      <w:bookmarkStart w:id="11" w:name="_Toc219312568"/>
+      <w:bookmarkStart w:id="11" w:name="_Toc222478423"/>
       <w:r>
         <w:rPr>
           <w:rFonts w:ascii="Times New Roman" w:hAnsi="Times New Roman" w:cs="Times New Roman"/>
@@ -5635,7 +5779,7 @@
           <w:szCs w:val="24"/>
         </w:rPr>
       </w:pPr>
-      <w:bookmarkStart w:id="12" w:name="_Toc219312569"/>
+      <w:bookmarkStart w:id="12" w:name="_Toc222478424"/>
       <w:r>
         <w:rPr>
           <w:rFonts w:ascii="Times New Roman" w:hAnsi="Times New Roman" w:cs="Times New Roman"/>
@@ -5798,7 +5942,7 @@
           <w:szCs w:val="24"/>
         </w:rPr>
       </w:pPr>
-      <w:bookmarkStart w:id="13" w:name="_Toc219312570"/>
+      <w:bookmarkStart w:id="13" w:name="_Toc222478425"/>
       <w:r>
         <w:rPr>
           <w:rFonts w:ascii="Times New Roman" w:hAnsi="Times New Roman" w:cs="Times New Roman"/>
@@ -5954,7 +6098,7 @@
           <w:szCs w:val="24"/>
         </w:rPr>
       </w:pPr>
-      <w:bookmarkStart w:id="14" w:name="_Toc219312571"/>
+      <w:bookmarkStart w:id="14" w:name="_Toc222478426"/>
       <w:r>
         <w:rPr>
           <w:rFonts w:ascii="Times New Roman" w:hAnsi="Times New Roman" w:cs="Times New Roman"/>
@@ -7070,7 +7214,23 @@
           <w:sz w:val="24"/>
           <w:szCs w:val="24"/>
         </w:rPr>
-        <w:t>Intuitive interface designed for mobile-first access</w:t>
+        <w:t xml:space="preserve">Intuitive interface designed for </w:t>
+      </w:r>
+      <w:r>
+        <w:rPr>
+          <w:rFonts w:ascii="Times New Roman" w:hAnsi="Times New Roman" w:cs="Times New Roman"/>
+          <w:sz w:val="24"/>
+          <w:szCs w:val="24"/>
+        </w:rPr>
+        <w:t xml:space="preserve">easy </w:t>
+      </w:r>
+      <w:r>
+        <w:rPr>
+          <w:rFonts w:ascii="Times New Roman" w:hAnsi="Times New Roman" w:cs="Times New Roman"/>
+          <w:sz w:val="24"/>
+          <w:szCs w:val="24"/>
+        </w:rPr>
+        <w:t>access</w:t>
       </w:r>
       <w:r>
         <w:rPr>
@@ -7378,7 +7538,7 @@
           <w:sz w:val="24"/>
           <w:szCs w:val="24"/>
         </w:rPr>
-        <w:t>Cloud-based deployment for accessibility.</w:t>
+        <w:t>Clou-based deployment for accessibility.</w:t>
       </w:r>
     </w:p>
     <w:p>
@@ -7907,7 +8067,23 @@
           <w:sz w:val="24"/>
           <w:szCs w:val="24"/>
         </w:rPr>
-        <w:t>Use cloud-based microservices to balance performance and scalability.</w:t>
+        <w:t xml:space="preserve">Use cloud-based microservices </w:t>
+      </w:r>
+      <w:r>
+        <w:rPr>
+          <w:rFonts w:ascii="Times New Roman" w:hAnsi="Times New Roman" w:cs="Times New Roman"/>
+          <w:sz w:val="24"/>
+          <w:szCs w:val="24"/>
+        </w:rPr>
+        <w:t xml:space="preserve">later </w:t>
+      </w:r>
+      <w:r>
+        <w:rPr>
+          <w:rFonts w:ascii="Times New Roman" w:hAnsi="Times New Roman" w:cs="Times New Roman"/>
+          <w:sz w:val="24"/>
+          <w:szCs w:val="24"/>
+        </w:rPr>
+        <w:t>to balance performance and scalability.</w:t>
       </w:r>
     </w:p>
     <w:p>
@@ -11102,75 +11278,6 @@
           <w:sz w:val="24"/>
           <w:szCs w:val="24"/>
         </w:rPr>
-        <w:t>Cloud Deployment Note</w:t>
-      </w:r>
-    </w:p>
-    <w:p>
-      <w:pPr>
-        <w:spacing w:line="360" w:lineRule="auto"/>
-        <w:rPr>
-          <w:rFonts w:ascii="Times New Roman" w:hAnsi="Times New Roman" w:cs="Times New Roman"/>
-          <w:sz w:val="24"/>
-          <w:szCs w:val="24"/>
-        </w:rPr>
-      </w:pPr>
-      <w:r>
-        <w:rPr>
-          <w:rFonts w:ascii="Times New Roman" w:hAnsi="Times New Roman" w:cs="Times New Roman"/>
-          <w:sz w:val="24"/>
-          <w:szCs w:val="24"/>
-        </w:rPr>
-        <w:t xml:space="preserve">This logical architecture is designed for </w:t>
-      </w:r>
-      <w:r>
-        <w:rPr>
-          <w:rFonts w:ascii="Times New Roman" w:hAnsi="Times New Roman" w:cs="Times New Roman"/>
-          <w:b/>
-          <w:bCs/>
-          <w:sz w:val="24"/>
-          <w:szCs w:val="24"/>
-        </w:rPr>
-        <w:t>cloud</w:t>
-      </w:r>
-      <w:r>
-        <w:rPr>
-          <w:rFonts w:ascii="Times New Roman" w:hAnsi="Times New Roman" w:cs="Times New Roman"/>
-          <w:b/>
-          <w:bCs/>
-          <w:sz w:val="24"/>
-          <w:szCs w:val="24"/>
-        </w:rPr>
-        <w:noBreakHyphen/>
-        <w:t>hosted deployment</w:t>
-      </w:r>
-      <w:r>
-        <w:rPr>
-          <w:rFonts w:ascii="Times New Roman" w:hAnsi="Times New Roman" w:cs="Times New Roman"/>
-          <w:sz w:val="24"/>
-          <w:szCs w:val="24"/>
-        </w:rPr>
-        <w:t>, ensuring scalability, reliability, and alignment with the physical design described in Section 3.9. Cloud infrastructure supports elastic scaling of services, secure integration with external APIs, and high availability for student users.</w:t>
-      </w:r>
-    </w:p>
-    <w:p>
-      <w:pPr>
-        <w:spacing w:line="360" w:lineRule="auto"/>
-        <w:rPr>
-          <w:rFonts w:ascii="Times New Roman" w:hAnsi="Times New Roman" w:cs="Times New Roman"/>
-          <w:b/>
-          <w:bCs/>
-          <w:sz w:val="24"/>
-          <w:szCs w:val="24"/>
-        </w:rPr>
-      </w:pPr>
-      <w:r>
-        <w:rPr>
-          <w:rFonts w:ascii="Times New Roman" w:hAnsi="Times New Roman" w:cs="Times New Roman"/>
-          <w:b/>
-          <w:bCs/>
-          <w:sz w:val="24"/>
-          <w:szCs w:val="24"/>
-        </w:rPr>
         <w:t>3.8.2 Control Flow and Process Design (Rewritten)</w:t>
       </w:r>
     </w:p>
@@ -11233,7 +11340,6 @@
           <w:sz w:val="24"/>
           <w:szCs w:val="24"/>
         </w:rPr>
-        <w:lastRenderedPageBreak/>
         <w:t>Tajirisha has six core processes:</w:t>
       </w:r>
     </w:p>
@@ -11338,6 +11444,7 @@
           <w:sz w:val="24"/>
           <w:szCs w:val="24"/>
         </w:rPr>
+        <w:lastRenderedPageBreak/>
         <w:t>Nudge Generation and Delivery</w:t>
       </w:r>
     </w:p>
@@ -11742,6 +11849,94 @@
           <w:sz w:val="24"/>
           <w:szCs w:val="24"/>
         </w:rPr>
+        <w:t xml:space="preserve">  ↓</w:t>
+      </w:r>
+    </w:p>
+    <w:p>
+      <w:pPr>
+        <w:spacing w:line="360" w:lineRule="auto"/>
+        <w:rPr>
+          <w:rFonts w:ascii="Times New Roman" w:hAnsi="Times New Roman" w:cs="Times New Roman"/>
+          <w:b/>
+          <w:bCs/>
+          <w:sz w:val="24"/>
+          <w:szCs w:val="24"/>
+        </w:rPr>
+      </w:pPr>
+      <w:r>
+        <w:rPr>
+          <w:rFonts w:ascii="Times New Roman" w:hAnsi="Times New Roman" w:cs="Times New Roman"/>
+          <w:b/>
+          <w:bCs/>
+          <w:sz w:val="24"/>
+          <w:szCs w:val="24"/>
+        </w:rPr>
+        <w:t>Update Portfolio balance</w:t>
+      </w:r>
+    </w:p>
+    <w:p>
+      <w:pPr>
+        <w:spacing w:line="360" w:lineRule="auto"/>
+        <w:rPr>
+          <w:rFonts w:ascii="Times New Roman" w:hAnsi="Times New Roman" w:cs="Times New Roman"/>
+          <w:b/>
+          <w:bCs/>
+          <w:sz w:val="24"/>
+          <w:szCs w:val="24"/>
+        </w:rPr>
+      </w:pPr>
+      <w:r>
+        <w:rPr>
+          <w:rFonts w:ascii="Times New Roman" w:hAnsi="Times New Roman" w:cs="Times New Roman"/>
+          <w:b/>
+          <w:bCs/>
+          <w:sz w:val="24"/>
+          <w:szCs w:val="24"/>
+        </w:rPr>
+        <w:t xml:space="preserve">  ↓</w:t>
+      </w:r>
+    </w:p>
+    <w:p>
+      <w:pPr>
+        <w:spacing w:line="360" w:lineRule="auto"/>
+        <w:rPr>
+          <w:rFonts w:ascii="Times New Roman" w:hAnsi="Times New Roman" w:cs="Times New Roman"/>
+          <w:b/>
+          <w:bCs/>
+          <w:sz w:val="24"/>
+          <w:szCs w:val="24"/>
+        </w:rPr>
+      </w:pPr>
+      <w:r>
+        <w:rPr>
+          <w:rFonts w:ascii="Times New Roman" w:hAnsi="Times New Roman" w:cs="Times New Roman"/>
+          <w:b/>
+          <w:bCs/>
+          <w:sz w:val="24"/>
+          <w:szCs w:val="24"/>
+        </w:rPr>
+        <w:t>Trigger Nudge Orchestrator</w:t>
+      </w:r>
+    </w:p>
+    <w:p>
+      <w:pPr>
+        <w:spacing w:line="360" w:lineRule="auto"/>
+        <w:rPr>
+          <w:rFonts w:ascii="Times New Roman" w:hAnsi="Times New Roman" w:cs="Times New Roman"/>
+          <w:b/>
+          <w:bCs/>
+          <w:sz w:val="24"/>
+          <w:szCs w:val="24"/>
+        </w:rPr>
+      </w:pPr>
+      <w:r>
+        <w:rPr>
+          <w:rFonts w:ascii="Times New Roman" w:hAnsi="Times New Roman" w:cs="Times New Roman"/>
+          <w:b/>
+          <w:bCs/>
+          <w:sz w:val="24"/>
+          <w:szCs w:val="24"/>
+        </w:rPr>
         <w:lastRenderedPageBreak/>
         <w:t xml:space="preserve">  ↓</w:t>
       </w:r>
@@ -11765,7 +11960,51 @@
           <w:sz w:val="24"/>
           <w:szCs w:val="24"/>
         </w:rPr>
-        <w:t>Update Portfolio balance</w:t>
+        <w:t>End</w:t>
+      </w:r>
+    </w:p>
+    <w:p>
+      <w:pPr>
+        <w:spacing w:line="360" w:lineRule="auto"/>
+        <w:rPr>
+          <w:rFonts w:ascii="Times New Roman" w:hAnsi="Times New Roman" w:cs="Times New Roman"/>
+          <w:b/>
+          <w:bCs/>
+          <w:sz w:val="24"/>
+          <w:szCs w:val="24"/>
+        </w:rPr>
+      </w:pPr>
+      <w:r>
+        <w:rPr>
+          <w:rFonts w:ascii="Times New Roman" w:hAnsi="Times New Roman" w:cs="Times New Roman"/>
+          <w:b/>
+          <w:bCs/>
+          <w:sz w:val="24"/>
+          <w:szCs w:val="24"/>
+        </w:rPr>
+        <w:t>2. Activity Diagram: Savings Goal Setup</w:t>
+      </w:r>
+    </w:p>
+    <w:p>
+      <w:pPr>
+        <w:spacing w:line="360" w:lineRule="auto"/>
+        <w:rPr>
+          <w:rFonts w:ascii="Times New Roman" w:hAnsi="Times New Roman" w:cs="Times New Roman"/>
+          <w:b/>
+          <w:bCs/>
+          <w:sz w:val="24"/>
+          <w:szCs w:val="24"/>
+        </w:rPr>
+      </w:pPr>
+      <w:r>
+        <w:rPr>
+          <w:rFonts w:ascii="Times New Roman" w:hAnsi="Times New Roman" w:cs="Times New Roman"/>
+          <w:b/>
+          <w:bCs/>
+          <w:sz w:val="24"/>
+          <w:szCs w:val="24"/>
+        </w:rPr>
+        <w:t>Start</w:t>
       </w:r>
     </w:p>
     <w:p>
@@ -11809,6 +12048,202 @@
           <w:sz w:val="24"/>
           <w:szCs w:val="24"/>
         </w:rPr>
+        <w:t>User selects "Create Savings Goal"</w:t>
+      </w:r>
+    </w:p>
+    <w:p>
+      <w:pPr>
+        <w:spacing w:line="360" w:lineRule="auto"/>
+        <w:rPr>
+          <w:rFonts w:ascii="Times New Roman" w:hAnsi="Times New Roman" w:cs="Times New Roman"/>
+          <w:b/>
+          <w:bCs/>
+          <w:sz w:val="24"/>
+          <w:szCs w:val="24"/>
+        </w:rPr>
+      </w:pPr>
+      <w:r>
+        <w:rPr>
+          <w:rFonts w:ascii="Times New Roman" w:hAnsi="Times New Roman" w:cs="Times New Roman"/>
+          <w:b/>
+          <w:bCs/>
+          <w:sz w:val="24"/>
+          <w:szCs w:val="24"/>
+        </w:rPr>
+        <w:t xml:space="preserve">  ↓</w:t>
+      </w:r>
+    </w:p>
+    <w:p>
+      <w:pPr>
+        <w:spacing w:line="360" w:lineRule="auto"/>
+        <w:rPr>
+          <w:rFonts w:ascii="Times New Roman" w:hAnsi="Times New Roman" w:cs="Times New Roman"/>
+          <w:b/>
+          <w:bCs/>
+          <w:sz w:val="24"/>
+          <w:szCs w:val="24"/>
+        </w:rPr>
+      </w:pPr>
+      <w:r>
+        <w:rPr>
+          <w:rFonts w:ascii="Times New Roman" w:hAnsi="Times New Roman" w:cs="Times New Roman"/>
+          <w:b/>
+          <w:bCs/>
+          <w:sz w:val="24"/>
+          <w:szCs w:val="24"/>
+        </w:rPr>
+        <w:t>User enters target amount + deadline</w:t>
+      </w:r>
+    </w:p>
+    <w:p>
+      <w:pPr>
+        <w:spacing w:line="360" w:lineRule="auto"/>
+        <w:rPr>
+          <w:rFonts w:ascii="Times New Roman" w:hAnsi="Times New Roman" w:cs="Times New Roman"/>
+          <w:b/>
+          <w:bCs/>
+          <w:sz w:val="24"/>
+          <w:szCs w:val="24"/>
+        </w:rPr>
+      </w:pPr>
+      <w:r>
+        <w:rPr>
+          <w:rFonts w:ascii="Times New Roman" w:hAnsi="Times New Roman" w:cs="Times New Roman"/>
+          <w:b/>
+          <w:bCs/>
+          <w:sz w:val="24"/>
+          <w:szCs w:val="24"/>
+        </w:rPr>
+        <w:t xml:space="preserve">  ↓</w:t>
+      </w:r>
+    </w:p>
+    <w:p>
+      <w:pPr>
+        <w:spacing w:line="360" w:lineRule="auto"/>
+        <w:rPr>
+          <w:rFonts w:ascii="Times New Roman" w:hAnsi="Times New Roman" w:cs="Times New Roman"/>
+          <w:b/>
+          <w:bCs/>
+          <w:sz w:val="24"/>
+          <w:szCs w:val="24"/>
+        </w:rPr>
+      </w:pPr>
+      <w:r>
+        <w:rPr>
+          <w:rFonts w:ascii="Times New Roman" w:hAnsi="Times New Roman" w:cs="Times New Roman"/>
+          <w:b/>
+          <w:bCs/>
+          <w:sz w:val="24"/>
+          <w:szCs w:val="24"/>
+        </w:rPr>
+        <w:t>Portfolio Service stores</w:t>
+      </w:r>
+      <w:r>
+        <w:rPr>
+          <w:rFonts w:ascii="Times New Roman" w:hAnsi="Times New Roman" w:cs="Times New Roman"/>
+          <w:b/>
+          <w:bCs/>
+          <w:sz w:val="24"/>
+          <w:szCs w:val="24"/>
+        </w:rPr>
+        <w:t xml:space="preserve"> a</w:t>
+      </w:r>
+      <w:r>
+        <w:rPr>
+          <w:rFonts w:ascii="Times New Roman" w:hAnsi="Times New Roman" w:cs="Times New Roman"/>
+          <w:b/>
+          <w:bCs/>
+          <w:sz w:val="24"/>
+          <w:szCs w:val="24"/>
+        </w:rPr>
+        <w:t xml:space="preserve"> goal</w:t>
+      </w:r>
+    </w:p>
+    <w:p>
+      <w:pPr>
+        <w:spacing w:line="360" w:lineRule="auto"/>
+        <w:rPr>
+          <w:rFonts w:ascii="Times New Roman" w:hAnsi="Times New Roman" w:cs="Times New Roman"/>
+          <w:b/>
+          <w:bCs/>
+          <w:sz w:val="24"/>
+          <w:szCs w:val="24"/>
+        </w:rPr>
+      </w:pPr>
+      <w:r>
+        <w:rPr>
+          <w:rFonts w:ascii="Times New Roman" w:hAnsi="Times New Roman" w:cs="Times New Roman"/>
+          <w:b/>
+          <w:bCs/>
+          <w:sz w:val="24"/>
+          <w:szCs w:val="24"/>
+        </w:rPr>
+        <w:t xml:space="preserve">  ↓</w:t>
+      </w:r>
+    </w:p>
+    <w:p>
+      <w:pPr>
+        <w:spacing w:line="360" w:lineRule="auto"/>
+        <w:rPr>
+          <w:rFonts w:ascii="Times New Roman" w:hAnsi="Times New Roman" w:cs="Times New Roman"/>
+          <w:b/>
+          <w:bCs/>
+          <w:sz w:val="24"/>
+          <w:szCs w:val="24"/>
+        </w:rPr>
+      </w:pPr>
+      <w:r>
+        <w:rPr>
+          <w:rFonts w:ascii="Times New Roman" w:hAnsi="Times New Roman" w:cs="Times New Roman"/>
+          <w:b/>
+          <w:bCs/>
+          <w:sz w:val="24"/>
+          <w:szCs w:val="24"/>
+        </w:rPr>
+        <w:t>Progress initialized = 0%</w:t>
+      </w:r>
+    </w:p>
+    <w:p>
+      <w:pPr>
+        <w:spacing w:line="360" w:lineRule="auto"/>
+        <w:rPr>
+          <w:rFonts w:ascii="Times New Roman" w:hAnsi="Times New Roman" w:cs="Times New Roman"/>
+          <w:b/>
+          <w:bCs/>
+          <w:sz w:val="24"/>
+          <w:szCs w:val="24"/>
+        </w:rPr>
+      </w:pPr>
+      <w:r>
+        <w:rPr>
+          <w:rFonts w:ascii="Times New Roman" w:hAnsi="Times New Roman" w:cs="Times New Roman"/>
+          <w:b/>
+          <w:bCs/>
+          <w:sz w:val="24"/>
+          <w:szCs w:val="24"/>
+        </w:rPr>
+        <w:t xml:space="preserve">  ↓</w:t>
+      </w:r>
+    </w:p>
+    <w:p>
+      <w:pPr>
+        <w:spacing w:line="360" w:lineRule="auto"/>
+        <w:rPr>
+          <w:rFonts w:ascii="Times New Roman" w:hAnsi="Times New Roman" w:cs="Times New Roman"/>
+          <w:b/>
+          <w:bCs/>
+          <w:sz w:val="24"/>
+          <w:szCs w:val="24"/>
+        </w:rPr>
+      </w:pPr>
+      <w:r>
+        <w:rPr>
+          <w:rFonts w:ascii="Times New Roman" w:hAnsi="Times New Roman" w:cs="Times New Roman"/>
+          <w:b/>
+          <w:bCs/>
+          <w:sz w:val="24"/>
+          <w:szCs w:val="24"/>
+        </w:rPr>
         <w:t>Trigger Nudge Orchestrator</w:t>
       </w:r>
     </w:p>
@@ -11875,7 +12310,7 @@
           <w:sz w:val="24"/>
           <w:szCs w:val="24"/>
         </w:rPr>
-        <w:t>2. Activity Diagram: Savings Goal Setup</w:t>
+        <w:t>3. Activity Diagram: Simulation Execution</w:t>
       </w:r>
     </w:p>
     <w:p>
@@ -11941,7 +12376,7 @@
           <w:sz w:val="24"/>
           <w:szCs w:val="24"/>
         </w:rPr>
-        <w:t>User selects "Create Savings Goal"</w:t>
+        <w:t>User selects simulation scenario</w:t>
       </w:r>
     </w:p>
     <w:p>
@@ -11985,7 +12420,7 @@
           <w:sz w:val="24"/>
           <w:szCs w:val="24"/>
         </w:rPr>
-        <w:t>User enters target amount + deadline</w:t>
+        <w:t>Portfolio Service sends request to ML Simulation Predictor</w:t>
       </w:r>
     </w:p>
     <w:p>
@@ -12029,27 +12464,8 @@
           <w:sz w:val="24"/>
           <w:szCs w:val="24"/>
         </w:rPr>
-        <w:t>Portfolio Service stores</w:t>
-      </w:r>
-      <w:r>
-        <w:rPr>
-          <w:rFonts w:ascii="Times New Roman" w:hAnsi="Times New Roman" w:cs="Times New Roman"/>
-          <w:b/>
-          <w:bCs/>
-          <w:sz w:val="24"/>
-          <w:szCs w:val="24"/>
-        </w:rPr>
-        <w:t xml:space="preserve"> a</w:t>
-      </w:r>
-      <w:r>
-        <w:rPr>
-          <w:rFonts w:ascii="Times New Roman" w:hAnsi="Times New Roman" w:cs="Times New Roman"/>
-          <w:b/>
-          <w:bCs/>
-          <w:sz w:val="24"/>
-          <w:szCs w:val="24"/>
-        </w:rPr>
-        <w:t xml:space="preserve"> goal</w:t>
+        <w:lastRenderedPageBreak/>
+        <w:t>ML model returns expected return + risk profile</w:t>
       </w:r>
     </w:p>
     <w:p>
@@ -12093,7 +12509,7 @@
           <w:sz w:val="24"/>
           <w:szCs w:val="24"/>
         </w:rPr>
-        <w:t>Progress initialized = 0%</w:t>
+        <w:t>Portfolio Service stores simulation results</w:t>
       </w:r>
     </w:p>
     <w:p>
@@ -12137,7 +12553,7 @@
           <w:sz w:val="24"/>
           <w:szCs w:val="24"/>
         </w:rPr>
-        <w:t>Trigger Nudge Orchestrator</w:t>
+        <w:t>Display results to user</w:t>
       </w:r>
     </w:p>
     <w:p>
@@ -12203,7 +12619,7 @@
           <w:sz w:val="24"/>
           <w:szCs w:val="24"/>
         </w:rPr>
-        <w:t>3. Activity Diagram: Simulation Execution</w:t>
+        <w:t>4. Activity Diagram: Nudge Generation</w:t>
       </w:r>
     </w:p>
     <w:p>
@@ -12269,8 +12685,316 @@
           <w:sz w:val="24"/>
           <w:szCs w:val="24"/>
         </w:rPr>
+        <w:t>Portfolio event occurs (transaction, budget update, goal progress, simulation)</w:t>
+      </w:r>
+    </w:p>
+    <w:p>
+      <w:pPr>
+        <w:spacing w:line="360" w:lineRule="auto"/>
+        <w:rPr>
+          <w:rFonts w:ascii="Times New Roman" w:hAnsi="Times New Roman" w:cs="Times New Roman"/>
+          <w:b/>
+          <w:bCs/>
+          <w:sz w:val="24"/>
+          <w:szCs w:val="24"/>
+        </w:rPr>
+      </w:pPr>
+      <w:r>
+        <w:rPr>
+          <w:rFonts w:ascii="Times New Roman" w:hAnsi="Times New Roman" w:cs="Times New Roman"/>
+          <w:b/>
+          <w:bCs/>
+          <w:sz w:val="24"/>
+          <w:szCs w:val="24"/>
+        </w:rPr>
+        <w:t xml:space="preserve">  ↓</w:t>
+      </w:r>
+    </w:p>
+    <w:p>
+      <w:pPr>
+        <w:spacing w:line="360" w:lineRule="auto"/>
+        <w:rPr>
+          <w:rFonts w:ascii="Times New Roman" w:hAnsi="Times New Roman" w:cs="Times New Roman"/>
+          <w:b/>
+          <w:bCs/>
+          <w:sz w:val="24"/>
+          <w:szCs w:val="24"/>
+        </w:rPr>
+      </w:pPr>
+      <w:r>
+        <w:rPr>
+          <w:rFonts w:ascii="Times New Roman" w:hAnsi="Times New Roman" w:cs="Times New Roman"/>
+          <w:b/>
+          <w:bCs/>
+          <w:sz w:val="24"/>
+          <w:szCs w:val="24"/>
+        </w:rPr>
+        <w:t>Nudge Orchestrator extracts features</w:t>
+      </w:r>
+    </w:p>
+    <w:p>
+      <w:pPr>
+        <w:spacing w:line="360" w:lineRule="auto"/>
+        <w:rPr>
+          <w:rFonts w:ascii="Times New Roman" w:hAnsi="Times New Roman" w:cs="Times New Roman"/>
+          <w:b/>
+          <w:bCs/>
+          <w:sz w:val="24"/>
+          <w:szCs w:val="24"/>
+        </w:rPr>
+      </w:pPr>
+      <w:r>
+        <w:rPr>
+          <w:rFonts w:ascii="Times New Roman" w:hAnsi="Times New Roman" w:cs="Times New Roman"/>
+          <w:b/>
+          <w:bCs/>
+          <w:sz w:val="24"/>
+          <w:szCs w:val="24"/>
+        </w:rPr>
+        <w:t xml:space="preserve">  ↓</w:t>
+      </w:r>
+    </w:p>
+    <w:p>
+      <w:pPr>
+        <w:spacing w:line="360" w:lineRule="auto"/>
+        <w:rPr>
+          <w:rFonts w:ascii="Times New Roman" w:hAnsi="Times New Roman" w:cs="Times New Roman"/>
+          <w:b/>
+          <w:bCs/>
+          <w:sz w:val="24"/>
+          <w:szCs w:val="24"/>
+        </w:rPr>
+      </w:pPr>
+      <w:r>
+        <w:rPr>
+          <w:rFonts w:ascii="Times New Roman" w:hAnsi="Times New Roman" w:cs="Times New Roman"/>
+          <w:b/>
+          <w:bCs/>
+          <w:sz w:val="24"/>
+          <w:szCs w:val="24"/>
+        </w:rPr>
+        <w:t>Send features to ML Nudge Generator</w:t>
+      </w:r>
+    </w:p>
+    <w:p>
+      <w:pPr>
+        <w:spacing w:line="360" w:lineRule="auto"/>
+        <w:rPr>
+          <w:rFonts w:ascii="Times New Roman" w:hAnsi="Times New Roman" w:cs="Times New Roman"/>
+          <w:b/>
+          <w:bCs/>
+          <w:sz w:val="24"/>
+          <w:szCs w:val="24"/>
+        </w:rPr>
+      </w:pPr>
+      <w:r>
+        <w:rPr>
+          <w:rFonts w:ascii="Times New Roman" w:hAnsi="Times New Roman" w:cs="Times New Roman"/>
+          <w:b/>
+          <w:bCs/>
+          <w:sz w:val="24"/>
+          <w:szCs w:val="24"/>
+        </w:rPr>
+        <w:t xml:space="preserve">  ↓</w:t>
+      </w:r>
+    </w:p>
+    <w:p>
+      <w:pPr>
+        <w:spacing w:line="360" w:lineRule="auto"/>
+        <w:rPr>
+          <w:rFonts w:ascii="Times New Roman" w:hAnsi="Times New Roman" w:cs="Times New Roman"/>
+          <w:b/>
+          <w:bCs/>
+          <w:sz w:val="24"/>
+          <w:szCs w:val="24"/>
+        </w:rPr>
+      </w:pPr>
+      <w:r>
+        <w:rPr>
+          <w:rFonts w:ascii="Times New Roman" w:hAnsi="Times New Roman" w:cs="Times New Roman"/>
+          <w:b/>
+          <w:bCs/>
+          <w:sz w:val="24"/>
+          <w:szCs w:val="24"/>
+        </w:rPr>
+        <w:t>Receive nudge message + timing</w:t>
+      </w:r>
+    </w:p>
+    <w:p>
+      <w:pPr>
+        <w:spacing w:line="360" w:lineRule="auto"/>
+        <w:rPr>
+          <w:rFonts w:ascii="Times New Roman" w:hAnsi="Times New Roman" w:cs="Times New Roman"/>
+          <w:b/>
+          <w:bCs/>
+          <w:sz w:val="24"/>
+          <w:szCs w:val="24"/>
+        </w:rPr>
+      </w:pPr>
+      <w:r>
+        <w:rPr>
+          <w:rFonts w:ascii="Times New Roman" w:hAnsi="Times New Roman" w:cs="Times New Roman"/>
+          <w:b/>
+          <w:bCs/>
+          <w:sz w:val="24"/>
+          <w:szCs w:val="24"/>
+        </w:rPr>
+        <w:t xml:space="preserve">  ↓</w:t>
+      </w:r>
+    </w:p>
+    <w:p>
+      <w:pPr>
+        <w:spacing w:line="360" w:lineRule="auto"/>
+        <w:rPr>
+          <w:rFonts w:ascii="Times New Roman" w:hAnsi="Times New Roman" w:cs="Times New Roman"/>
+          <w:b/>
+          <w:bCs/>
+          <w:sz w:val="24"/>
+          <w:szCs w:val="24"/>
+        </w:rPr>
+      </w:pPr>
+      <w:r>
+        <w:rPr>
+          <w:rFonts w:ascii="Times New Roman" w:hAnsi="Times New Roman" w:cs="Times New Roman"/>
+          <w:b/>
+          <w:bCs/>
+          <w:sz w:val="24"/>
+          <w:szCs w:val="24"/>
+        </w:rPr>
+        <w:t>Store nudge in Operational DB</w:t>
+      </w:r>
+    </w:p>
+    <w:p>
+      <w:pPr>
+        <w:spacing w:line="360" w:lineRule="auto"/>
+        <w:rPr>
+          <w:rFonts w:ascii="Times New Roman" w:hAnsi="Times New Roman" w:cs="Times New Roman"/>
+          <w:b/>
+          <w:bCs/>
+          <w:sz w:val="24"/>
+          <w:szCs w:val="24"/>
+        </w:rPr>
+      </w:pPr>
+      <w:r>
+        <w:rPr>
+          <w:rFonts w:ascii="Times New Roman" w:hAnsi="Times New Roman" w:cs="Times New Roman"/>
+          <w:b/>
+          <w:bCs/>
+          <w:sz w:val="24"/>
+          <w:szCs w:val="24"/>
+        </w:rPr>
+        <w:t xml:space="preserve">  ↓</w:t>
+      </w:r>
+    </w:p>
+    <w:p>
+      <w:pPr>
+        <w:spacing w:line="360" w:lineRule="auto"/>
+        <w:rPr>
+          <w:rFonts w:ascii="Times New Roman" w:hAnsi="Times New Roman" w:cs="Times New Roman"/>
+          <w:b/>
+          <w:bCs/>
+          <w:sz w:val="24"/>
+          <w:szCs w:val="24"/>
+        </w:rPr>
+      </w:pPr>
+      <w:r>
+        <w:rPr>
+          <w:rFonts w:ascii="Times New Roman" w:hAnsi="Times New Roman" w:cs="Times New Roman"/>
+          <w:b/>
+          <w:bCs/>
+          <w:sz w:val="24"/>
+          <w:szCs w:val="24"/>
+        </w:rPr>
+        <w:t>Send nudge to UI (real-time)</w:t>
+      </w:r>
+    </w:p>
+    <w:p>
+      <w:pPr>
+        <w:spacing w:line="360" w:lineRule="auto"/>
+        <w:rPr>
+          <w:rFonts w:ascii="Times New Roman" w:hAnsi="Times New Roman" w:cs="Times New Roman"/>
+          <w:b/>
+          <w:bCs/>
+          <w:sz w:val="24"/>
+          <w:szCs w:val="24"/>
+        </w:rPr>
+      </w:pPr>
+      <w:r>
+        <w:rPr>
+          <w:rFonts w:ascii="Times New Roman" w:hAnsi="Times New Roman" w:cs="Times New Roman"/>
+          <w:b/>
+          <w:bCs/>
+          <w:sz w:val="24"/>
+          <w:szCs w:val="24"/>
+        </w:rPr>
+        <w:t xml:space="preserve">  ↓</w:t>
+      </w:r>
+    </w:p>
+    <w:p>
+      <w:pPr>
+        <w:spacing w:line="360" w:lineRule="auto"/>
+        <w:rPr>
+          <w:rFonts w:ascii="Times New Roman" w:hAnsi="Times New Roman" w:cs="Times New Roman"/>
+          <w:b/>
+          <w:bCs/>
+          <w:sz w:val="24"/>
+          <w:szCs w:val="24"/>
+        </w:rPr>
+      </w:pPr>
+      <w:r>
+        <w:rPr>
+          <w:rFonts w:ascii="Times New Roman" w:hAnsi="Times New Roman" w:cs="Times New Roman"/>
+          <w:b/>
+          <w:bCs/>
+          <w:sz w:val="24"/>
+          <w:szCs w:val="24"/>
+        </w:rPr>
+        <w:t>End</w:t>
+      </w:r>
+    </w:p>
+    <w:p>
+      <w:pPr>
+        <w:spacing w:line="360" w:lineRule="auto"/>
+        <w:rPr>
+          <w:rFonts w:ascii="Times New Roman" w:hAnsi="Times New Roman" w:cs="Times New Roman"/>
+          <w:b/>
+          <w:bCs/>
+          <w:sz w:val="24"/>
+          <w:szCs w:val="24"/>
+        </w:rPr>
+      </w:pPr>
+      <w:r>
+        <w:rPr>
+          <w:rFonts w:ascii="Times New Roman" w:hAnsi="Times New Roman" w:cs="Times New Roman"/>
+          <w:b/>
+          <w:bCs/>
+          <w:sz w:val="24"/>
+          <w:szCs w:val="24"/>
+        </w:rPr>
         <w:lastRenderedPageBreak/>
-        <w:t>User selects simulation scenario</w:t>
+        <w:t>5. Activity Diagram: Content Delivery</w:t>
+      </w:r>
+    </w:p>
+    <w:p>
+      <w:pPr>
+        <w:spacing w:line="360" w:lineRule="auto"/>
+        <w:rPr>
+          <w:rFonts w:ascii="Times New Roman" w:hAnsi="Times New Roman" w:cs="Times New Roman"/>
+          <w:b/>
+          <w:bCs/>
+          <w:sz w:val="24"/>
+          <w:szCs w:val="24"/>
+        </w:rPr>
+      </w:pPr>
+      <w:r>
+        <w:rPr>
+          <w:rFonts w:ascii="Times New Roman" w:hAnsi="Times New Roman" w:cs="Times New Roman"/>
+          <w:b/>
+          <w:bCs/>
+          <w:sz w:val="24"/>
+          <w:szCs w:val="24"/>
+        </w:rPr>
+        <w:t>Start</w:t>
       </w:r>
     </w:p>
     <w:p>
@@ -12314,7 +13038,7 @@
           <w:sz w:val="24"/>
           <w:szCs w:val="24"/>
         </w:rPr>
-        <w:t>Portfolio Service sends request to ML Simulation Predictor</w:t>
+        <w:t>User opens Literacy Content module</w:t>
       </w:r>
     </w:p>
     <w:p>
@@ -12358,7 +13082,7 @@
           <w:sz w:val="24"/>
           <w:szCs w:val="24"/>
         </w:rPr>
-        <w:t>ML model returns expected return + risk profile</w:t>
+        <w:t>Portfolio Service requests recommendation from ML</w:t>
       </w:r>
     </w:p>
     <w:p>
@@ -12402,7 +13126,7 @@
           <w:sz w:val="24"/>
           <w:szCs w:val="24"/>
         </w:rPr>
-        <w:t>Portfolio Service stores simulation results</w:t>
+        <w:t>ML returns recommended topic + difficulty</w:t>
       </w:r>
     </w:p>
     <w:p>
@@ -12446,7 +13170,7 @@
           <w:sz w:val="24"/>
           <w:szCs w:val="24"/>
         </w:rPr>
-        <w:t>Display results to user</w:t>
+        <w:t>Content Engine fetches content</w:t>
       </w:r>
     </w:p>
     <w:p>
@@ -12490,6 +13214,138 @@
           <w:sz w:val="24"/>
           <w:szCs w:val="24"/>
         </w:rPr>
+        <w:t>Deliver content to UI</w:t>
+      </w:r>
+    </w:p>
+    <w:p>
+      <w:pPr>
+        <w:spacing w:line="360" w:lineRule="auto"/>
+        <w:rPr>
+          <w:rFonts w:ascii="Times New Roman" w:hAnsi="Times New Roman" w:cs="Times New Roman"/>
+          <w:b/>
+          <w:bCs/>
+          <w:sz w:val="24"/>
+          <w:szCs w:val="24"/>
+        </w:rPr>
+      </w:pPr>
+      <w:r>
+        <w:rPr>
+          <w:rFonts w:ascii="Times New Roman" w:hAnsi="Times New Roman" w:cs="Times New Roman"/>
+          <w:b/>
+          <w:bCs/>
+          <w:sz w:val="24"/>
+          <w:szCs w:val="24"/>
+        </w:rPr>
+        <w:t xml:space="preserve">  ↓</w:t>
+      </w:r>
+    </w:p>
+    <w:p>
+      <w:pPr>
+        <w:spacing w:line="360" w:lineRule="auto"/>
+        <w:rPr>
+          <w:rFonts w:ascii="Times New Roman" w:hAnsi="Times New Roman" w:cs="Times New Roman"/>
+          <w:b/>
+          <w:bCs/>
+          <w:sz w:val="24"/>
+          <w:szCs w:val="24"/>
+        </w:rPr>
+      </w:pPr>
+      <w:r>
+        <w:rPr>
+          <w:rFonts w:ascii="Times New Roman" w:hAnsi="Times New Roman" w:cs="Times New Roman"/>
+          <w:b/>
+          <w:bCs/>
+          <w:sz w:val="24"/>
+          <w:szCs w:val="24"/>
+        </w:rPr>
+        <w:t>User completes assessment</w:t>
+      </w:r>
+    </w:p>
+    <w:p>
+      <w:pPr>
+        <w:spacing w:line="360" w:lineRule="auto"/>
+        <w:rPr>
+          <w:rFonts w:ascii="Times New Roman" w:hAnsi="Times New Roman" w:cs="Times New Roman"/>
+          <w:b/>
+          <w:bCs/>
+          <w:sz w:val="24"/>
+          <w:szCs w:val="24"/>
+        </w:rPr>
+      </w:pPr>
+      <w:r>
+        <w:rPr>
+          <w:rFonts w:ascii="Times New Roman" w:hAnsi="Times New Roman" w:cs="Times New Roman"/>
+          <w:b/>
+          <w:bCs/>
+          <w:sz w:val="24"/>
+          <w:szCs w:val="24"/>
+        </w:rPr>
+        <w:t xml:space="preserve">  ↓</w:t>
+      </w:r>
+    </w:p>
+    <w:p>
+      <w:pPr>
+        <w:spacing w:line="360" w:lineRule="auto"/>
+        <w:rPr>
+          <w:rFonts w:ascii="Times New Roman" w:hAnsi="Times New Roman" w:cs="Times New Roman"/>
+          <w:b/>
+          <w:bCs/>
+          <w:sz w:val="24"/>
+          <w:szCs w:val="24"/>
+        </w:rPr>
+      </w:pPr>
+      <w:r>
+        <w:rPr>
+          <w:rFonts w:ascii="Times New Roman" w:hAnsi="Times New Roman" w:cs="Times New Roman"/>
+          <w:b/>
+          <w:bCs/>
+          <w:sz w:val="24"/>
+          <w:szCs w:val="24"/>
+        </w:rPr>
+        <w:t>Store results → update ML features</w:t>
+      </w:r>
+    </w:p>
+    <w:p>
+      <w:pPr>
+        <w:spacing w:line="360" w:lineRule="auto"/>
+        <w:rPr>
+          <w:rFonts w:ascii="Times New Roman" w:hAnsi="Times New Roman" w:cs="Times New Roman"/>
+          <w:b/>
+          <w:bCs/>
+          <w:sz w:val="24"/>
+          <w:szCs w:val="24"/>
+        </w:rPr>
+      </w:pPr>
+      <w:r>
+        <w:rPr>
+          <w:rFonts w:ascii="Times New Roman" w:hAnsi="Times New Roman" w:cs="Times New Roman"/>
+          <w:b/>
+          <w:bCs/>
+          <w:sz w:val="24"/>
+          <w:szCs w:val="24"/>
+        </w:rPr>
+        <w:t xml:space="preserve">  ↓</w:t>
+      </w:r>
+    </w:p>
+    <w:p>
+      <w:pPr>
+        <w:spacing w:line="360" w:lineRule="auto"/>
+        <w:rPr>
+          <w:rFonts w:ascii="Times New Roman" w:hAnsi="Times New Roman" w:cs="Times New Roman"/>
+          <w:b/>
+          <w:bCs/>
+          <w:sz w:val="24"/>
+          <w:szCs w:val="24"/>
+        </w:rPr>
+      </w:pPr>
+      <w:r>
+        <w:rPr>
+          <w:rFonts w:ascii="Times New Roman" w:hAnsi="Times New Roman" w:cs="Times New Roman"/>
+          <w:b/>
+          <w:bCs/>
+          <w:sz w:val="24"/>
+          <w:szCs w:val="24"/>
+        </w:rPr>
         <w:t>End</w:t>
       </w:r>
     </w:p>
@@ -12512,7 +13368,7 @@
           <w:sz w:val="24"/>
           <w:szCs w:val="24"/>
         </w:rPr>
-        <w:t>4. Activity Diagram: Nudge Generation</w:t>
+        <w:t>6. Activity Diagram: Community Post Creation</w:t>
       </w:r>
     </w:p>
     <w:p>
@@ -12578,7 +13434,7 @@
           <w:sz w:val="24"/>
           <w:szCs w:val="24"/>
         </w:rPr>
-        <w:t>Portfolio event occurs (transaction, budget update, goal progress, simulation)</w:t>
+        <w:t>User opens Community Module</w:t>
       </w:r>
     </w:p>
     <w:p>
@@ -12622,7 +13478,8 @@
           <w:sz w:val="24"/>
           <w:szCs w:val="24"/>
         </w:rPr>
-        <w:t>Nudge Orchestrator extracts features</w:t>
+        <w:lastRenderedPageBreak/>
+        <w:t>User writes post content</w:t>
       </w:r>
     </w:p>
     <w:p>
@@ -12666,7 +13523,7 @@
           <w:sz w:val="24"/>
           <w:szCs w:val="24"/>
         </w:rPr>
-        <w:t>Send features to ML Nudge Generator</w:t>
+        <w:t>Community Service validates and stores post</w:t>
       </w:r>
     </w:p>
     <w:p>
@@ -12710,7 +13567,7 @@
           <w:sz w:val="24"/>
           <w:szCs w:val="24"/>
         </w:rPr>
-        <w:t>Receive nudge message + timing</w:t>
+        <w:t>Save post in Operational DB</w:t>
       </w:r>
     </w:p>
     <w:p>
@@ -12754,7 +13611,349 @@
           <w:sz w:val="24"/>
           <w:szCs w:val="24"/>
         </w:rPr>
-        <w:t>Store nudge in Operational DB</w:t>
+        <w:t>Deliver post to UI (peer feed)</w:t>
+      </w:r>
+    </w:p>
+    <w:p>
+      <w:pPr>
+        <w:spacing w:line="360" w:lineRule="auto"/>
+        <w:rPr>
+          <w:rFonts w:ascii="Times New Roman" w:hAnsi="Times New Roman" w:cs="Times New Roman"/>
+          <w:b/>
+          <w:bCs/>
+          <w:sz w:val="24"/>
+          <w:szCs w:val="24"/>
+        </w:rPr>
+      </w:pPr>
+      <w:r>
+        <w:rPr>
+          <w:rFonts w:ascii="Times New Roman" w:hAnsi="Times New Roman" w:cs="Times New Roman"/>
+          <w:b/>
+          <w:bCs/>
+          <w:sz w:val="24"/>
+          <w:szCs w:val="24"/>
+        </w:rPr>
+        <w:t xml:space="preserve">  ↓</w:t>
+      </w:r>
+    </w:p>
+    <w:p>
+      <w:pPr>
+        <w:spacing w:line="360" w:lineRule="auto"/>
+        <w:rPr>
+          <w:rFonts w:ascii="Times New Roman" w:hAnsi="Times New Roman" w:cs="Times New Roman"/>
+          <w:b/>
+          <w:bCs/>
+          <w:sz w:val="24"/>
+          <w:szCs w:val="24"/>
+        </w:rPr>
+      </w:pPr>
+      <w:r>
+        <w:rPr>
+          <w:rFonts w:ascii="Times New Roman" w:hAnsi="Times New Roman" w:cs="Times New Roman"/>
+          <w:b/>
+          <w:bCs/>
+          <w:sz w:val="24"/>
+          <w:szCs w:val="24"/>
+        </w:rPr>
+        <w:t>End</w:t>
+      </w:r>
+    </w:p>
+    <w:p>
+      <w:pPr>
+        <w:spacing w:line="360" w:lineRule="auto"/>
+        <w:rPr>
+          <w:rFonts w:ascii="Times New Roman" w:hAnsi="Times New Roman" w:cs="Times New Roman"/>
+          <w:b/>
+          <w:bCs/>
+          <w:sz w:val="24"/>
+          <w:szCs w:val="24"/>
+        </w:rPr>
+      </w:pPr>
+      <w:r>
+        <w:rPr>
+          <w:rFonts w:ascii="Times New Roman" w:hAnsi="Times New Roman" w:cs="Times New Roman"/>
+          <w:b/>
+          <w:bCs/>
+          <w:sz w:val="24"/>
+          <w:szCs w:val="24"/>
+        </w:rPr>
+        <w:t>C. Sequence Diagrams (Textual UML)</w:t>
+      </w:r>
+    </w:p>
+    <w:p>
+      <w:pPr>
+        <w:spacing w:line="360" w:lineRule="auto"/>
+        <w:rPr>
+          <w:rFonts w:ascii="Times New Roman" w:hAnsi="Times New Roman" w:cs="Times New Roman"/>
+          <w:b/>
+          <w:bCs/>
+          <w:sz w:val="24"/>
+          <w:szCs w:val="24"/>
+        </w:rPr>
+      </w:pPr>
+      <w:r>
+        <w:rPr>
+          <w:rFonts w:ascii="Times New Roman" w:hAnsi="Times New Roman" w:cs="Times New Roman"/>
+          <w:b/>
+          <w:bCs/>
+          <w:sz w:val="24"/>
+          <w:szCs w:val="24"/>
+        </w:rPr>
+        <w:t>1. Sequence Diagram: Create Savings Goal</w:t>
+      </w:r>
+    </w:p>
+    <w:p>
+      <w:pPr>
+        <w:spacing w:line="360" w:lineRule="auto"/>
+        <w:rPr>
+          <w:rFonts w:ascii="Times New Roman" w:hAnsi="Times New Roman" w:cs="Times New Roman"/>
+          <w:b/>
+          <w:bCs/>
+          <w:sz w:val="24"/>
+          <w:szCs w:val="24"/>
+        </w:rPr>
+      </w:pPr>
+      <w:r>
+        <w:rPr>
+          <w:rFonts w:ascii="Times New Roman" w:hAnsi="Times New Roman" w:cs="Times New Roman"/>
+          <w:b/>
+          <w:bCs/>
+          <w:sz w:val="24"/>
+          <w:szCs w:val="24"/>
+        </w:rPr>
+        <w:t>User → UI: Enter goal details</w:t>
+      </w:r>
+    </w:p>
+    <w:p>
+      <w:pPr>
+        <w:spacing w:line="360" w:lineRule="auto"/>
+        <w:rPr>
+          <w:rFonts w:ascii="Times New Roman" w:hAnsi="Times New Roman" w:cs="Times New Roman"/>
+          <w:b/>
+          <w:bCs/>
+          <w:sz w:val="24"/>
+          <w:szCs w:val="24"/>
+        </w:rPr>
+      </w:pPr>
+      <w:r>
+        <w:rPr>
+          <w:rFonts w:ascii="Times New Roman" w:hAnsi="Times New Roman" w:cs="Times New Roman"/>
+          <w:b/>
+          <w:bCs/>
+          <w:sz w:val="24"/>
+          <w:szCs w:val="24"/>
+        </w:rPr>
+        <w:t>UI → Portfolio Service: submitGoal()</w:t>
+      </w:r>
+    </w:p>
+    <w:p>
+      <w:pPr>
+        <w:spacing w:line="360" w:lineRule="auto"/>
+        <w:rPr>
+          <w:rFonts w:ascii="Times New Roman" w:hAnsi="Times New Roman" w:cs="Times New Roman"/>
+          <w:b/>
+          <w:bCs/>
+          <w:sz w:val="24"/>
+          <w:szCs w:val="24"/>
+        </w:rPr>
+      </w:pPr>
+      <w:r>
+        <w:rPr>
+          <w:rFonts w:ascii="Times New Roman" w:hAnsi="Times New Roman" w:cs="Times New Roman"/>
+          <w:b/>
+          <w:bCs/>
+          <w:sz w:val="24"/>
+          <w:szCs w:val="24"/>
+        </w:rPr>
+        <w:t>Portfolio Service → Operational DB: saveGoal()</w:t>
+      </w:r>
+    </w:p>
+    <w:p>
+      <w:pPr>
+        <w:spacing w:line="360" w:lineRule="auto"/>
+        <w:rPr>
+          <w:rFonts w:ascii="Times New Roman" w:hAnsi="Times New Roman" w:cs="Times New Roman"/>
+          <w:b/>
+          <w:bCs/>
+          <w:sz w:val="24"/>
+          <w:szCs w:val="24"/>
+        </w:rPr>
+      </w:pPr>
+      <w:r>
+        <w:rPr>
+          <w:rFonts w:ascii="Times New Roman" w:hAnsi="Times New Roman" w:cs="Times New Roman"/>
+          <w:b/>
+          <w:bCs/>
+          <w:sz w:val="24"/>
+          <w:szCs w:val="24"/>
+        </w:rPr>
+        <w:t>Operational DB → Portfolio Service: success</w:t>
+      </w:r>
+    </w:p>
+    <w:p>
+      <w:pPr>
+        <w:spacing w:line="360" w:lineRule="auto"/>
+        <w:rPr>
+          <w:rFonts w:ascii="Times New Roman" w:hAnsi="Times New Roman" w:cs="Times New Roman"/>
+          <w:b/>
+          <w:bCs/>
+          <w:sz w:val="24"/>
+          <w:szCs w:val="24"/>
+        </w:rPr>
+      </w:pPr>
+      <w:r>
+        <w:rPr>
+          <w:rFonts w:ascii="Times New Roman" w:hAnsi="Times New Roman" w:cs="Times New Roman"/>
+          <w:b/>
+          <w:bCs/>
+          <w:sz w:val="24"/>
+          <w:szCs w:val="24"/>
+        </w:rPr>
+        <w:t>Portfolio Service → Nudge Orchestrator: triggerGoalEvent()</w:t>
+      </w:r>
+    </w:p>
+    <w:p>
+      <w:pPr>
+        <w:spacing w:line="360" w:lineRule="auto"/>
+        <w:rPr>
+          <w:rFonts w:ascii="Times New Roman" w:hAnsi="Times New Roman" w:cs="Times New Roman"/>
+          <w:b/>
+          <w:bCs/>
+          <w:sz w:val="24"/>
+          <w:szCs w:val="24"/>
+        </w:rPr>
+      </w:pPr>
+      <w:r>
+        <w:rPr>
+          <w:rFonts w:ascii="Times New Roman" w:hAnsi="Times New Roman" w:cs="Times New Roman"/>
+          <w:b/>
+          <w:bCs/>
+          <w:sz w:val="24"/>
+          <w:szCs w:val="24"/>
+        </w:rPr>
+        <w:t>Nudge Orchestrator → ML Nudge Generator: requestNudge()</w:t>
+      </w:r>
+    </w:p>
+    <w:p>
+      <w:pPr>
+        <w:spacing w:line="360" w:lineRule="auto"/>
+        <w:rPr>
+          <w:rFonts w:ascii="Times New Roman" w:hAnsi="Times New Roman" w:cs="Times New Roman"/>
+          <w:b/>
+          <w:bCs/>
+          <w:sz w:val="24"/>
+          <w:szCs w:val="24"/>
+        </w:rPr>
+      </w:pPr>
+      <w:r>
+        <w:rPr>
+          <w:rFonts w:ascii="Times New Roman" w:hAnsi="Times New Roman" w:cs="Times New Roman"/>
+          <w:b/>
+          <w:bCs/>
+          <w:sz w:val="24"/>
+          <w:szCs w:val="24"/>
+        </w:rPr>
+        <w:t>ML Nudge Generator → Nudge Orchestrator: nudgeMessage</w:t>
+      </w:r>
+    </w:p>
+    <w:p>
+      <w:pPr>
+        <w:spacing w:line="360" w:lineRule="auto"/>
+        <w:rPr>
+          <w:rFonts w:ascii="Times New Roman" w:hAnsi="Times New Roman" w:cs="Times New Roman"/>
+          <w:b/>
+          <w:bCs/>
+          <w:sz w:val="24"/>
+          <w:szCs w:val="24"/>
+        </w:rPr>
+      </w:pPr>
+      <w:r>
+        <w:rPr>
+          <w:rFonts w:ascii="Times New Roman" w:hAnsi="Times New Roman" w:cs="Times New Roman"/>
+          <w:b/>
+          <w:bCs/>
+          <w:sz w:val="24"/>
+          <w:szCs w:val="24"/>
+        </w:rPr>
+        <w:t>Nudge Orchestrator → Operational DB: saveNudge()</w:t>
+      </w:r>
+    </w:p>
+    <w:p>
+      <w:pPr>
+        <w:spacing w:line="360" w:lineRule="auto"/>
+        <w:rPr>
+          <w:rFonts w:ascii="Times New Roman" w:hAnsi="Times New Roman" w:cs="Times New Roman"/>
+          <w:b/>
+          <w:bCs/>
+          <w:sz w:val="24"/>
+          <w:szCs w:val="24"/>
+        </w:rPr>
+      </w:pPr>
+      <w:r>
+        <w:rPr>
+          <w:rFonts w:ascii="Times New Roman" w:hAnsi="Times New Roman" w:cs="Times New Roman"/>
+          <w:b/>
+          <w:bCs/>
+          <w:sz w:val="24"/>
+          <w:szCs w:val="24"/>
+        </w:rPr>
+        <w:t>Nudge Orchestrator → UI: deliverNudge()</w:t>
+      </w:r>
+    </w:p>
+    <w:p>
+      <w:pPr>
+        <w:spacing w:line="360" w:lineRule="auto"/>
+        <w:rPr>
+          <w:rFonts w:ascii="Times New Roman" w:hAnsi="Times New Roman" w:cs="Times New Roman"/>
+          <w:b/>
+          <w:bCs/>
+          <w:sz w:val="24"/>
+          <w:szCs w:val="24"/>
+        </w:rPr>
+      </w:pPr>
+    </w:p>
+    <w:p>
+      <w:pPr>
+        <w:spacing w:line="360" w:lineRule="auto"/>
+        <w:rPr>
+          <w:rFonts w:ascii="Times New Roman" w:hAnsi="Times New Roman" w:cs="Times New Roman"/>
+          <w:b/>
+          <w:bCs/>
+          <w:sz w:val="24"/>
+          <w:szCs w:val="24"/>
+        </w:rPr>
+      </w:pPr>
+      <w:r>
+        <w:rPr>
+          <w:rFonts w:ascii="Times New Roman" w:hAnsi="Times New Roman" w:cs="Times New Roman"/>
+          <w:b/>
+          <w:bCs/>
+          <w:sz w:val="24"/>
+          <w:szCs w:val="24"/>
+        </w:rPr>
+        <w:t>2. Sequence Diagram: Run Simulation</w:t>
+      </w:r>
+    </w:p>
+    <w:p>
+      <w:pPr>
+        <w:spacing w:line="360" w:lineRule="auto"/>
+        <w:rPr>
+          <w:rFonts w:ascii="Times New Roman" w:hAnsi="Times New Roman" w:cs="Times New Roman"/>
+          <w:b/>
+          <w:bCs/>
+          <w:sz w:val="24"/>
+          <w:szCs w:val="24"/>
+        </w:rPr>
+      </w:pPr>
+      <w:r>
+        <w:rPr>
+          <w:rFonts w:ascii="Times New Roman" w:hAnsi="Times New Roman" w:cs="Times New Roman"/>
+          <w:b/>
+          <w:bCs/>
+          <w:sz w:val="24"/>
+          <w:szCs w:val="24"/>
+        </w:rPr>
+        <w:t>User → UI: selectSimulation()</w:t>
       </w:r>
     </w:p>
     <w:p>
@@ -12777,491 +13976,471 @@
           <w:szCs w:val="24"/>
         </w:rPr>
         <w:lastRenderedPageBreak/>
-        <w:t xml:space="preserve">  ↓</w:t>
-      </w:r>
-    </w:p>
-    <w:p>
-      <w:pPr>
-        <w:spacing w:line="360" w:lineRule="auto"/>
-        <w:rPr>
-          <w:rFonts w:ascii="Times New Roman" w:hAnsi="Times New Roman" w:cs="Times New Roman"/>
-          <w:b/>
-          <w:bCs/>
-          <w:sz w:val="24"/>
-          <w:szCs w:val="24"/>
-        </w:rPr>
-      </w:pPr>
-      <w:r>
-        <w:rPr>
-          <w:rFonts w:ascii="Times New Roman" w:hAnsi="Times New Roman" w:cs="Times New Roman"/>
-          <w:b/>
-          <w:bCs/>
-          <w:sz w:val="24"/>
-          <w:szCs w:val="24"/>
-        </w:rPr>
-        <w:t>Send nudge to UI (real-time)</w:t>
-      </w:r>
-    </w:p>
-    <w:p>
-      <w:pPr>
-        <w:spacing w:line="360" w:lineRule="auto"/>
-        <w:rPr>
-          <w:rFonts w:ascii="Times New Roman" w:hAnsi="Times New Roman" w:cs="Times New Roman"/>
-          <w:b/>
-          <w:bCs/>
-          <w:sz w:val="24"/>
-          <w:szCs w:val="24"/>
-        </w:rPr>
-      </w:pPr>
-      <w:r>
-        <w:rPr>
-          <w:rFonts w:ascii="Times New Roman" w:hAnsi="Times New Roman" w:cs="Times New Roman"/>
-          <w:b/>
-          <w:bCs/>
-          <w:sz w:val="24"/>
-          <w:szCs w:val="24"/>
-        </w:rPr>
-        <w:t xml:space="preserve">  ↓</w:t>
-      </w:r>
-    </w:p>
-    <w:p>
-      <w:pPr>
-        <w:spacing w:line="360" w:lineRule="auto"/>
-        <w:rPr>
-          <w:rFonts w:ascii="Times New Roman" w:hAnsi="Times New Roman" w:cs="Times New Roman"/>
-          <w:b/>
-          <w:bCs/>
-          <w:sz w:val="24"/>
-          <w:szCs w:val="24"/>
-        </w:rPr>
-      </w:pPr>
-      <w:r>
-        <w:rPr>
-          <w:rFonts w:ascii="Times New Roman" w:hAnsi="Times New Roman" w:cs="Times New Roman"/>
-          <w:b/>
-          <w:bCs/>
-          <w:sz w:val="24"/>
-          <w:szCs w:val="24"/>
-        </w:rPr>
-        <w:t>End</w:t>
-      </w:r>
-    </w:p>
-    <w:p>
-      <w:pPr>
-        <w:spacing w:line="360" w:lineRule="auto"/>
-        <w:rPr>
-          <w:rFonts w:ascii="Times New Roman" w:hAnsi="Times New Roman" w:cs="Times New Roman"/>
-          <w:b/>
-          <w:bCs/>
-          <w:sz w:val="24"/>
-          <w:szCs w:val="24"/>
-        </w:rPr>
-      </w:pPr>
-      <w:r>
-        <w:rPr>
-          <w:rFonts w:ascii="Times New Roman" w:hAnsi="Times New Roman" w:cs="Times New Roman"/>
-          <w:b/>
-          <w:bCs/>
-          <w:sz w:val="24"/>
-          <w:szCs w:val="24"/>
-        </w:rPr>
-        <w:t>5. Activity Diagram: Content Delivery</w:t>
-      </w:r>
-    </w:p>
-    <w:p>
-      <w:pPr>
-        <w:spacing w:line="360" w:lineRule="auto"/>
-        <w:rPr>
-          <w:rFonts w:ascii="Times New Roman" w:hAnsi="Times New Roman" w:cs="Times New Roman"/>
-          <w:b/>
-          <w:bCs/>
-          <w:sz w:val="24"/>
-          <w:szCs w:val="24"/>
-        </w:rPr>
-      </w:pPr>
-      <w:r>
-        <w:rPr>
-          <w:rFonts w:ascii="Times New Roman" w:hAnsi="Times New Roman" w:cs="Times New Roman"/>
-          <w:b/>
-          <w:bCs/>
-          <w:sz w:val="24"/>
-          <w:szCs w:val="24"/>
-        </w:rPr>
-        <w:t>Start</w:t>
-      </w:r>
-    </w:p>
-    <w:p>
-      <w:pPr>
-        <w:spacing w:line="360" w:lineRule="auto"/>
-        <w:rPr>
-          <w:rFonts w:ascii="Times New Roman" w:hAnsi="Times New Roman" w:cs="Times New Roman"/>
-          <w:b/>
-          <w:bCs/>
-          <w:sz w:val="24"/>
-          <w:szCs w:val="24"/>
-        </w:rPr>
-      </w:pPr>
-      <w:r>
-        <w:rPr>
-          <w:rFonts w:ascii="Times New Roman" w:hAnsi="Times New Roman" w:cs="Times New Roman"/>
-          <w:b/>
-          <w:bCs/>
-          <w:sz w:val="24"/>
-          <w:szCs w:val="24"/>
-        </w:rPr>
-        <w:t xml:space="preserve">  ↓</w:t>
-      </w:r>
-    </w:p>
-    <w:p>
-      <w:pPr>
-        <w:spacing w:line="360" w:lineRule="auto"/>
-        <w:rPr>
-          <w:rFonts w:ascii="Times New Roman" w:hAnsi="Times New Roman" w:cs="Times New Roman"/>
-          <w:b/>
-          <w:bCs/>
-          <w:sz w:val="24"/>
-          <w:szCs w:val="24"/>
-        </w:rPr>
-      </w:pPr>
-      <w:r>
-        <w:rPr>
-          <w:rFonts w:ascii="Times New Roman" w:hAnsi="Times New Roman" w:cs="Times New Roman"/>
-          <w:b/>
-          <w:bCs/>
-          <w:sz w:val="24"/>
-          <w:szCs w:val="24"/>
-        </w:rPr>
-        <w:t>User opens Literacy Content module</w:t>
-      </w:r>
-    </w:p>
-    <w:p>
-      <w:pPr>
-        <w:spacing w:line="360" w:lineRule="auto"/>
-        <w:rPr>
-          <w:rFonts w:ascii="Times New Roman" w:hAnsi="Times New Roman" w:cs="Times New Roman"/>
-          <w:b/>
-          <w:bCs/>
-          <w:sz w:val="24"/>
-          <w:szCs w:val="24"/>
-        </w:rPr>
-      </w:pPr>
-      <w:r>
-        <w:rPr>
-          <w:rFonts w:ascii="Times New Roman" w:hAnsi="Times New Roman" w:cs="Times New Roman"/>
-          <w:b/>
-          <w:bCs/>
-          <w:sz w:val="24"/>
-          <w:szCs w:val="24"/>
-        </w:rPr>
-        <w:t xml:space="preserve">  ↓</w:t>
-      </w:r>
-    </w:p>
-    <w:p>
-      <w:pPr>
-        <w:spacing w:line="360" w:lineRule="auto"/>
-        <w:rPr>
-          <w:rFonts w:ascii="Times New Roman" w:hAnsi="Times New Roman" w:cs="Times New Roman"/>
-          <w:b/>
-          <w:bCs/>
-          <w:sz w:val="24"/>
-          <w:szCs w:val="24"/>
-        </w:rPr>
-      </w:pPr>
-      <w:r>
-        <w:rPr>
-          <w:rFonts w:ascii="Times New Roman" w:hAnsi="Times New Roman" w:cs="Times New Roman"/>
-          <w:b/>
-          <w:bCs/>
-          <w:sz w:val="24"/>
-          <w:szCs w:val="24"/>
-        </w:rPr>
-        <w:t>Portfolio Service requests recommendation from ML</w:t>
-      </w:r>
-    </w:p>
-    <w:p>
-      <w:pPr>
-        <w:spacing w:line="360" w:lineRule="auto"/>
-        <w:rPr>
-          <w:rFonts w:ascii="Times New Roman" w:hAnsi="Times New Roman" w:cs="Times New Roman"/>
-          <w:b/>
-          <w:bCs/>
-          <w:sz w:val="24"/>
-          <w:szCs w:val="24"/>
-        </w:rPr>
-      </w:pPr>
-      <w:r>
-        <w:rPr>
-          <w:rFonts w:ascii="Times New Roman" w:hAnsi="Times New Roman" w:cs="Times New Roman"/>
-          <w:b/>
-          <w:bCs/>
-          <w:sz w:val="24"/>
-          <w:szCs w:val="24"/>
-        </w:rPr>
-        <w:t xml:space="preserve">  ↓</w:t>
-      </w:r>
-    </w:p>
-    <w:p>
-      <w:pPr>
-        <w:spacing w:line="360" w:lineRule="auto"/>
-        <w:rPr>
-          <w:rFonts w:ascii="Times New Roman" w:hAnsi="Times New Roman" w:cs="Times New Roman"/>
-          <w:b/>
-          <w:bCs/>
-          <w:sz w:val="24"/>
-          <w:szCs w:val="24"/>
-        </w:rPr>
-      </w:pPr>
-      <w:r>
-        <w:rPr>
-          <w:rFonts w:ascii="Times New Roman" w:hAnsi="Times New Roman" w:cs="Times New Roman"/>
-          <w:b/>
-          <w:bCs/>
-          <w:sz w:val="24"/>
-          <w:szCs w:val="24"/>
-        </w:rPr>
-        <w:t>ML returns recommended topic + difficulty</w:t>
-      </w:r>
-    </w:p>
-    <w:p>
-      <w:pPr>
-        <w:spacing w:line="360" w:lineRule="auto"/>
-        <w:rPr>
-          <w:rFonts w:ascii="Times New Roman" w:hAnsi="Times New Roman" w:cs="Times New Roman"/>
-          <w:b/>
-          <w:bCs/>
-          <w:sz w:val="24"/>
-          <w:szCs w:val="24"/>
-        </w:rPr>
-      </w:pPr>
-      <w:r>
-        <w:rPr>
-          <w:rFonts w:ascii="Times New Roman" w:hAnsi="Times New Roman" w:cs="Times New Roman"/>
-          <w:b/>
-          <w:bCs/>
-          <w:sz w:val="24"/>
-          <w:szCs w:val="24"/>
-        </w:rPr>
-        <w:t xml:space="preserve">  ↓</w:t>
-      </w:r>
-    </w:p>
-    <w:p>
-      <w:pPr>
-        <w:spacing w:line="360" w:lineRule="auto"/>
-        <w:rPr>
-          <w:rFonts w:ascii="Times New Roman" w:hAnsi="Times New Roman" w:cs="Times New Roman"/>
-          <w:b/>
-          <w:bCs/>
-          <w:sz w:val="24"/>
-          <w:szCs w:val="24"/>
-        </w:rPr>
-      </w:pPr>
-      <w:r>
-        <w:rPr>
-          <w:rFonts w:ascii="Times New Roman" w:hAnsi="Times New Roman" w:cs="Times New Roman"/>
-          <w:b/>
-          <w:bCs/>
-          <w:sz w:val="24"/>
-          <w:szCs w:val="24"/>
-        </w:rPr>
-        <w:t>Content Engine fetches content</w:t>
-      </w:r>
-    </w:p>
-    <w:p>
-      <w:pPr>
-        <w:spacing w:line="360" w:lineRule="auto"/>
-        <w:rPr>
-          <w:rFonts w:ascii="Times New Roman" w:hAnsi="Times New Roman" w:cs="Times New Roman"/>
-          <w:b/>
-          <w:bCs/>
-          <w:sz w:val="24"/>
-          <w:szCs w:val="24"/>
-        </w:rPr>
-      </w:pPr>
-      <w:r>
-        <w:rPr>
-          <w:rFonts w:ascii="Times New Roman" w:hAnsi="Times New Roman" w:cs="Times New Roman"/>
-          <w:b/>
-          <w:bCs/>
-          <w:sz w:val="24"/>
-          <w:szCs w:val="24"/>
-        </w:rPr>
-        <w:t xml:space="preserve">  ↓</w:t>
-      </w:r>
-    </w:p>
-    <w:p>
-      <w:pPr>
-        <w:spacing w:line="360" w:lineRule="auto"/>
-        <w:rPr>
-          <w:rFonts w:ascii="Times New Roman" w:hAnsi="Times New Roman" w:cs="Times New Roman"/>
-          <w:b/>
-          <w:bCs/>
-          <w:sz w:val="24"/>
-          <w:szCs w:val="24"/>
-        </w:rPr>
-      </w:pPr>
-      <w:r>
-        <w:rPr>
-          <w:rFonts w:ascii="Times New Roman" w:hAnsi="Times New Roman" w:cs="Times New Roman"/>
-          <w:b/>
-          <w:bCs/>
-          <w:sz w:val="24"/>
-          <w:szCs w:val="24"/>
-        </w:rPr>
-        <w:t>Deliver content to UI</w:t>
-      </w:r>
-    </w:p>
-    <w:p>
-      <w:pPr>
-        <w:spacing w:line="360" w:lineRule="auto"/>
-        <w:rPr>
-          <w:rFonts w:ascii="Times New Roman" w:hAnsi="Times New Roman" w:cs="Times New Roman"/>
-          <w:b/>
-          <w:bCs/>
-          <w:sz w:val="24"/>
-          <w:szCs w:val="24"/>
-        </w:rPr>
-      </w:pPr>
-      <w:r>
-        <w:rPr>
-          <w:rFonts w:ascii="Times New Roman" w:hAnsi="Times New Roman" w:cs="Times New Roman"/>
-          <w:b/>
-          <w:bCs/>
-          <w:sz w:val="24"/>
-          <w:szCs w:val="24"/>
-        </w:rPr>
-        <w:t xml:space="preserve">  ↓</w:t>
-      </w:r>
-    </w:p>
-    <w:p>
-      <w:pPr>
-        <w:spacing w:line="360" w:lineRule="auto"/>
-        <w:rPr>
-          <w:rFonts w:ascii="Times New Roman" w:hAnsi="Times New Roman" w:cs="Times New Roman"/>
-          <w:b/>
-          <w:bCs/>
-          <w:sz w:val="24"/>
-          <w:szCs w:val="24"/>
-        </w:rPr>
-      </w:pPr>
-      <w:r>
-        <w:rPr>
-          <w:rFonts w:ascii="Times New Roman" w:hAnsi="Times New Roman" w:cs="Times New Roman"/>
-          <w:b/>
-          <w:bCs/>
-          <w:sz w:val="24"/>
-          <w:szCs w:val="24"/>
-        </w:rPr>
-        <w:t>User completes assessment</w:t>
-      </w:r>
-    </w:p>
-    <w:p>
-      <w:pPr>
-        <w:spacing w:line="360" w:lineRule="auto"/>
-        <w:rPr>
-          <w:rFonts w:ascii="Times New Roman" w:hAnsi="Times New Roman" w:cs="Times New Roman"/>
-          <w:b/>
-          <w:bCs/>
-          <w:sz w:val="24"/>
-          <w:szCs w:val="24"/>
-        </w:rPr>
-      </w:pPr>
-      <w:r>
-        <w:rPr>
-          <w:rFonts w:ascii="Times New Roman" w:hAnsi="Times New Roman" w:cs="Times New Roman"/>
-          <w:b/>
-          <w:bCs/>
-          <w:sz w:val="24"/>
-          <w:szCs w:val="24"/>
-        </w:rPr>
-        <w:t xml:space="preserve">  ↓</w:t>
-      </w:r>
-    </w:p>
-    <w:p>
-      <w:pPr>
-        <w:spacing w:line="360" w:lineRule="auto"/>
-        <w:rPr>
-          <w:rFonts w:ascii="Times New Roman" w:hAnsi="Times New Roman" w:cs="Times New Roman"/>
-          <w:b/>
-          <w:bCs/>
-          <w:sz w:val="24"/>
-          <w:szCs w:val="24"/>
-        </w:rPr>
-      </w:pPr>
-      <w:r>
-        <w:rPr>
-          <w:rFonts w:ascii="Times New Roman" w:hAnsi="Times New Roman" w:cs="Times New Roman"/>
-          <w:b/>
-          <w:bCs/>
-          <w:sz w:val="24"/>
-          <w:szCs w:val="24"/>
-        </w:rPr>
-        <w:t>Store results → update ML features</w:t>
-      </w:r>
-    </w:p>
-    <w:p>
-      <w:pPr>
-        <w:spacing w:line="360" w:lineRule="auto"/>
-        <w:rPr>
-          <w:rFonts w:ascii="Times New Roman" w:hAnsi="Times New Roman" w:cs="Times New Roman"/>
-          <w:b/>
-          <w:bCs/>
-          <w:sz w:val="24"/>
-          <w:szCs w:val="24"/>
-        </w:rPr>
-      </w:pPr>
-      <w:r>
-        <w:rPr>
-          <w:rFonts w:ascii="Times New Roman" w:hAnsi="Times New Roman" w:cs="Times New Roman"/>
-          <w:b/>
-          <w:bCs/>
-          <w:sz w:val="24"/>
-          <w:szCs w:val="24"/>
-        </w:rPr>
-        <w:t xml:space="preserve">  ↓</w:t>
-      </w:r>
-    </w:p>
-    <w:p>
-      <w:pPr>
-        <w:spacing w:line="360" w:lineRule="auto"/>
-        <w:rPr>
-          <w:rFonts w:ascii="Times New Roman" w:hAnsi="Times New Roman" w:cs="Times New Roman"/>
-          <w:b/>
-          <w:bCs/>
-          <w:sz w:val="24"/>
-          <w:szCs w:val="24"/>
-        </w:rPr>
-      </w:pPr>
-      <w:r>
-        <w:rPr>
-          <w:rFonts w:ascii="Times New Roman" w:hAnsi="Times New Roman" w:cs="Times New Roman"/>
-          <w:b/>
-          <w:bCs/>
-          <w:sz w:val="24"/>
-          <w:szCs w:val="24"/>
-        </w:rPr>
-        <w:t>End</w:t>
-      </w:r>
-    </w:p>
-    <w:p>
-      <w:pPr>
-        <w:spacing w:line="360" w:lineRule="auto"/>
-        <w:rPr>
-          <w:rFonts w:ascii="Times New Roman" w:hAnsi="Times New Roman" w:cs="Times New Roman"/>
-          <w:b/>
-          <w:bCs/>
-          <w:sz w:val="24"/>
-          <w:szCs w:val="24"/>
-        </w:rPr>
-      </w:pPr>
-      <w:r>
-        <w:rPr>
-          <w:rFonts w:ascii="Times New Roman" w:hAnsi="Times New Roman" w:cs="Times New Roman"/>
-          <w:b/>
-          <w:bCs/>
-          <w:sz w:val="24"/>
-          <w:szCs w:val="24"/>
-        </w:rPr>
-        <w:t>6. Activity Diagram: Community Post Creation</w:t>
+        <w:t>UI → Portfolio Service: runSimulation()</w:t>
+      </w:r>
+    </w:p>
+    <w:p>
+      <w:pPr>
+        <w:spacing w:line="360" w:lineRule="auto"/>
+        <w:rPr>
+          <w:rFonts w:ascii="Times New Roman" w:hAnsi="Times New Roman" w:cs="Times New Roman"/>
+          <w:b/>
+          <w:bCs/>
+          <w:sz w:val="24"/>
+          <w:szCs w:val="24"/>
+        </w:rPr>
+      </w:pPr>
+      <w:r>
+        <w:rPr>
+          <w:rFonts w:ascii="Times New Roman" w:hAnsi="Times New Roman" w:cs="Times New Roman"/>
+          <w:b/>
+          <w:bCs/>
+          <w:sz w:val="24"/>
+          <w:szCs w:val="24"/>
+        </w:rPr>
+        <w:t>Portfolio Service → ML Simulation Predictor: requestPrediction()</w:t>
+      </w:r>
+    </w:p>
+    <w:p>
+      <w:pPr>
+        <w:spacing w:line="360" w:lineRule="auto"/>
+        <w:rPr>
+          <w:rFonts w:ascii="Times New Roman" w:hAnsi="Times New Roman" w:cs="Times New Roman"/>
+          <w:b/>
+          <w:bCs/>
+          <w:sz w:val="24"/>
+          <w:szCs w:val="24"/>
+        </w:rPr>
+      </w:pPr>
+      <w:r>
+        <w:rPr>
+          <w:rFonts w:ascii="Times New Roman" w:hAnsi="Times New Roman" w:cs="Times New Roman"/>
+          <w:b/>
+          <w:bCs/>
+          <w:sz w:val="24"/>
+          <w:szCs w:val="24"/>
+        </w:rPr>
+        <w:t>ML → Portfolio Service: returnResults()</w:t>
+      </w:r>
+    </w:p>
+    <w:p>
+      <w:pPr>
+        <w:spacing w:line="360" w:lineRule="auto"/>
+        <w:rPr>
+          <w:rFonts w:ascii="Times New Roman" w:hAnsi="Times New Roman" w:cs="Times New Roman"/>
+          <w:b/>
+          <w:bCs/>
+          <w:sz w:val="24"/>
+          <w:szCs w:val="24"/>
+        </w:rPr>
+      </w:pPr>
+      <w:r>
+        <w:rPr>
+          <w:rFonts w:ascii="Times New Roman" w:hAnsi="Times New Roman" w:cs="Times New Roman"/>
+          <w:b/>
+          <w:bCs/>
+          <w:sz w:val="24"/>
+          <w:szCs w:val="24"/>
+        </w:rPr>
+        <w:t>Portfolio Service → Operational DB: saveSimulation()</w:t>
+      </w:r>
+    </w:p>
+    <w:p>
+      <w:pPr>
+        <w:spacing w:line="360" w:lineRule="auto"/>
+        <w:rPr>
+          <w:rFonts w:ascii="Times New Roman" w:hAnsi="Times New Roman" w:cs="Times New Roman"/>
+          <w:b/>
+          <w:bCs/>
+          <w:sz w:val="24"/>
+          <w:szCs w:val="24"/>
+        </w:rPr>
+      </w:pPr>
+      <w:r>
+        <w:rPr>
+          <w:rFonts w:ascii="Times New Roman" w:hAnsi="Times New Roman" w:cs="Times New Roman"/>
+          <w:b/>
+          <w:bCs/>
+          <w:sz w:val="24"/>
+          <w:szCs w:val="24"/>
+        </w:rPr>
+        <w:t>Portfolio Service → UI: displayResults()</w:t>
+      </w:r>
+    </w:p>
+    <w:p>
+      <w:pPr>
+        <w:spacing w:line="360" w:lineRule="auto"/>
+        <w:rPr>
+          <w:rFonts w:ascii="Times New Roman" w:hAnsi="Times New Roman" w:cs="Times New Roman"/>
+          <w:b/>
+          <w:bCs/>
+          <w:sz w:val="24"/>
+          <w:szCs w:val="24"/>
+        </w:rPr>
+      </w:pPr>
+    </w:p>
+    <w:p>
+      <w:pPr>
+        <w:spacing w:line="360" w:lineRule="auto"/>
+        <w:rPr>
+          <w:rFonts w:ascii="Times New Roman" w:hAnsi="Times New Roman" w:cs="Times New Roman"/>
+          <w:b/>
+          <w:bCs/>
+          <w:sz w:val="24"/>
+          <w:szCs w:val="24"/>
+        </w:rPr>
+      </w:pPr>
+      <w:r>
+        <w:rPr>
+          <w:rFonts w:ascii="Times New Roman" w:hAnsi="Times New Roman" w:cs="Times New Roman"/>
+          <w:b/>
+          <w:bCs/>
+          <w:sz w:val="24"/>
+          <w:szCs w:val="24"/>
+        </w:rPr>
+        <w:t>3. Sequence Diagram: Access Content (with feedback loop)</w:t>
+      </w:r>
+    </w:p>
+    <w:p>
+      <w:pPr>
+        <w:spacing w:line="360" w:lineRule="auto"/>
+        <w:rPr>
+          <w:rFonts w:ascii="Times New Roman" w:hAnsi="Times New Roman" w:cs="Times New Roman"/>
+          <w:b/>
+          <w:bCs/>
+          <w:sz w:val="24"/>
+          <w:szCs w:val="24"/>
+        </w:rPr>
+      </w:pPr>
+      <w:r>
+        <w:rPr>
+          <w:rFonts w:ascii="Times New Roman" w:hAnsi="Times New Roman" w:cs="Times New Roman"/>
+          <w:b/>
+          <w:bCs/>
+          <w:sz w:val="24"/>
+          <w:szCs w:val="24"/>
+        </w:rPr>
+        <w:t>User → UI: openContent()</w:t>
+      </w:r>
+    </w:p>
+    <w:p>
+      <w:pPr>
+        <w:spacing w:line="360" w:lineRule="auto"/>
+        <w:rPr>
+          <w:rFonts w:ascii="Times New Roman" w:hAnsi="Times New Roman" w:cs="Times New Roman"/>
+          <w:b/>
+          <w:bCs/>
+          <w:sz w:val="24"/>
+          <w:szCs w:val="24"/>
+        </w:rPr>
+      </w:pPr>
+      <w:r>
+        <w:rPr>
+          <w:rFonts w:ascii="Times New Roman" w:hAnsi="Times New Roman" w:cs="Times New Roman"/>
+          <w:b/>
+          <w:bCs/>
+          <w:sz w:val="24"/>
+          <w:szCs w:val="24"/>
+        </w:rPr>
+        <w:t>UI → Portfolio Service: requestContent()</w:t>
+      </w:r>
+    </w:p>
+    <w:p>
+      <w:pPr>
+        <w:spacing w:line="360" w:lineRule="auto"/>
+        <w:rPr>
+          <w:rFonts w:ascii="Times New Roman" w:hAnsi="Times New Roman" w:cs="Times New Roman"/>
+          <w:b/>
+          <w:bCs/>
+          <w:sz w:val="24"/>
+          <w:szCs w:val="24"/>
+        </w:rPr>
+      </w:pPr>
+      <w:r>
+        <w:rPr>
+          <w:rFonts w:ascii="Times New Roman" w:hAnsi="Times New Roman" w:cs="Times New Roman"/>
+          <w:b/>
+          <w:bCs/>
+          <w:sz w:val="24"/>
+          <w:szCs w:val="24"/>
+        </w:rPr>
+        <w:t>Portfolio Service → ML Recommendation Engine: requestRecommendation()</w:t>
+      </w:r>
+    </w:p>
+    <w:p>
+      <w:pPr>
+        <w:spacing w:line="360" w:lineRule="auto"/>
+        <w:rPr>
+          <w:rFonts w:ascii="Times New Roman" w:hAnsi="Times New Roman" w:cs="Times New Roman"/>
+          <w:b/>
+          <w:bCs/>
+          <w:sz w:val="24"/>
+          <w:szCs w:val="24"/>
+        </w:rPr>
+      </w:pPr>
+      <w:r>
+        <w:rPr>
+          <w:rFonts w:ascii="Times New Roman" w:hAnsi="Times New Roman" w:cs="Times New Roman"/>
+          <w:b/>
+          <w:bCs/>
+          <w:sz w:val="24"/>
+          <w:szCs w:val="24"/>
+        </w:rPr>
+        <w:t>ML → Portfolio Service: recommendedTopic</w:t>
+      </w:r>
+    </w:p>
+    <w:p>
+      <w:pPr>
+        <w:spacing w:line="360" w:lineRule="auto"/>
+        <w:rPr>
+          <w:rFonts w:ascii="Times New Roman" w:hAnsi="Times New Roman" w:cs="Times New Roman"/>
+          <w:b/>
+          <w:bCs/>
+          <w:sz w:val="24"/>
+          <w:szCs w:val="24"/>
+        </w:rPr>
+      </w:pPr>
+      <w:r>
+        <w:rPr>
+          <w:rFonts w:ascii="Times New Roman" w:hAnsi="Times New Roman" w:cs="Times New Roman"/>
+          <w:b/>
+          <w:bCs/>
+          <w:sz w:val="24"/>
+          <w:szCs w:val="24"/>
+        </w:rPr>
+        <w:t>Portfolio Service → Content Engine: fetchContent()</w:t>
+      </w:r>
+    </w:p>
+    <w:p>
+      <w:pPr>
+        <w:spacing w:line="360" w:lineRule="auto"/>
+        <w:rPr>
+          <w:rFonts w:ascii="Times New Roman" w:hAnsi="Times New Roman" w:cs="Times New Roman"/>
+          <w:b/>
+          <w:bCs/>
+          <w:sz w:val="24"/>
+          <w:szCs w:val="24"/>
+        </w:rPr>
+      </w:pPr>
+      <w:r>
+        <w:rPr>
+          <w:rFonts w:ascii="Times New Roman" w:hAnsi="Times New Roman" w:cs="Times New Roman"/>
+          <w:b/>
+          <w:bCs/>
+          <w:sz w:val="24"/>
+          <w:szCs w:val="24"/>
+        </w:rPr>
+        <w:t>Content Engine → UI: deliverContent()</w:t>
+      </w:r>
+    </w:p>
+    <w:p>
+      <w:pPr>
+        <w:spacing w:line="360" w:lineRule="auto"/>
+        <w:rPr>
+          <w:rFonts w:ascii="Times New Roman" w:hAnsi="Times New Roman" w:cs="Times New Roman"/>
+          <w:b/>
+          <w:bCs/>
+          <w:sz w:val="24"/>
+          <w:szCs w:val="24"/>
+        </w:rPr>
+      </w:pPr>
+      <w:r>
+        <w:rPr>
+          <w:rFonts w:ascii="Times New Roman" w:hAnsi="Times New Roman" w:cs="Times New Roman"/>
+          <w:b/>
+          <w:bCs/>
+          <w:sz w:val="24"/>
+          <w:szCs w:val="24"/>
+        </w:rPr>
+        <w:t>User → UI: submitAssessment()</w:t>
+      </w:r>
+    </w:p>
+    <w:p>
+      <w:pPr>
+        <w:spacing w:line="360" w:lineRule="auto"/>
+        <w:rPr>
+          <w:rFonts w:ascii="Times New Roman" w:hAnsi="Times New Roman" w:cs="Times New Roman"/>
+          <w:b/>
+          <w:bCs/>
+          <w:sz w:val="24"/>
+          <w:szCs w:val="24"/>
+        </w:rPr>
+      </w:pPr>
+      <w:r>
+        <w:rPr>
+          <w:rFonts w:ascii="Times New Roman" w:hAnsi="Times New Roman" w:cs="Times New Roman"/>
+          <w:b/>
+          <w:bCs/>
+          <w:sz w:val="24"/>
+          <w:szCs w:val="24"/>
+        </w:rPr>
+        <w:t>UI → Portfolio Service: storeAssessment()</w:t>
+      </w:r>
+    </w:p>
+    <w:p>
+      <w:pPr>
+        <w:spacing w:line="360" w:lineRule="auto"/>
+        <w:rPr>
+          <w:rFonts w:ascii="Times New Roman" w:hAnsi="Times New Roman" w:cs="Times New Roman"/>
+          <w:b/>
+          <w:bCs/>
+          <w:sz w:val="24"/>
+          <w:szCs w:val="24"/>
+        </w:rPr>
+      </w:pPr>
+      <w:r>
+        <w:rPr>
+          <w:rFonts w:ascii="Times New Roman" w:hAnsi="Times New Roman" w:cs="Times New Roman"/>
+          <w:b/>
+          <w:bCs/>
+          <w:sz w:val="24"/>
+          <w:szCs w:val="24"/>
+        </w:rPr>
+        <w:t>Portfolio Service → Analytics Store: logAssessment()</w:t>
+      </w:r>
+    </w:p>
+    <w:p>
+      <w:pPr>
+        <w:spacing w:line="360" w:lineRule="auto"/>
+        <w:rPr>
+          <w:rFonts w:ascii="Times New Roman" w:hAnsi="Times New Roman" w:cs="Times New Roman"/>
+          <w:b/>
+          <w:bCs/>
+          <w:sz w:val="24"/>
+          <w:szCs w:val="24"/>
+        </w:rPr>
+      </w:pPr>
+      <w:r>
+        <w:rPr>
+          <w:rFonts w:ascii="Times New Roman" w:hAnsi="Times New Roman" w:cs="Times New Roman"/>
+          <w:b/>
+          <w:bCs/>
+          <w:sz w:val="24"/>
+          <w:szCs w:val="24"/>
+        </w:rPr>
+        <w:t>Analytics Store → ML Recommendation Engine: updateFeatures()</w:t>
+      </w:r>
+    </w:p>
+    <w:p>
+      <w:pPr>
+        <w:spacing w:line="360" w:lineRule="auto"/>
+        <w:rPr>
+          <w:rFonts w:ascii="Times New Roman" w:hAnsi="Times New Roman" w:cs="Times New Roman"/>
+          <w:b/>
+          <w:bCs/>
+          <w:sz w:val="24"/>
+          <w:szCs w:val="24"/>
+        </w:rPr>
+      </w:pPr>
+    </w:p>
+    <w:p>
+      <w:pPr>
+        <w:spacing w:line="360" w:lineRule="auto"/>
+        <w:rPr>
+          <w:rFonts w:ascii="Times New Roman" w:hAnsi="Times New Roman" w:cs="Times New Roman"/>
+          <w:b/>
+          <w:bCs/>
+          <w:sz w:val="24"/>
+          <w:szCs w:val="24"/>
+        </w:rPr>
+      </w:pPr>
+      <w:r>
+        <w:rPr>
+          <w:rFonts w:ascii="Times New Roman" w:hAnsi="Times New Roman" w:cs="Times New Roman"/>
+          <w:b/>
+          <w:bCs/>
+          <w:sz w:val="24"/>
+          <w:szCs w:val="24"/>
+        </w:rPr>
+        <w:t>D. State Chart Diagram (for Savings Goal)</w:t>
+      </w:r>
+    </w:p>
+    <w:p>
+      <w:pPr>
+        <w:spacing w:line="360" w:lineRule="auto"/>
+        <w:rPr>
+          <w:rFonts w:ascii="Times New Roman" w:hAnsi="Times New Roman" w:cs="Times New Roman"/>
+          <w:b/>
+          <w:bCs/>
+          <w:sz w:val="24"/>
+          <w:szCs w:val="24"/>
+        </w:rPr>
+      </w:pPr>
+      <w:r>
+        <w:rPr>
+          <w:rFonts w:ascii="Times New Roman" w:hAnsi="Times New Roman" w:cs="Times New Roman"/>
+          <w:b/>
+          <w:bCs/>
+          <w:sz w:val="24"/>
+          <w:szCs w:val="24"/>
+        </w:rPr>
+        <w:t>[Initial State]</w:t>
+      </w:r>
+    </w:p>
+    <w:p>
+      <w:pPr>
+        <w:spacing w:line="360" w:lineRule="auto"/>
+        <w:rPr>
+          <w:rFonts w:ascii="Times New Roman" w:hAnsi="Times New Roman" w:cs="Times New Roman"/>
+          <w:b/>
+          <w:bCs/>
+          <w:sz w:val="24"/>
+          <w:szCs w:val="24"/>
+        </w:rPr>
+      </w:pPr>
+      <w:r>
+        <w:rPr>
+          <w:rFonts w:ascii="Times New Roman" w:hAnsi="Times New Roman" w:cs="Times New Roman"/>
+          <w:b/>
+          <w:bCs/>
+          <w:sz w:val="24"/>
+          <w:szCs w:val="24"/>
+        </w:rPr>
+        <w:t xml:space="preserve">     ↓</w:t>
+      </w:r>
+    </w:p>
+    <w:p>
+      <w:pPr>
+        <w:spacing w:line="360" w:lineRule="auto"/>
+        <w:rPr>
+          <w:rFonts w:ascii="Times New Roman" w:hAnsi="Times New Roman" w:cs="Times New Roman"/>
+          <w:b/>
+          <w:bCs/>
+          <w:sz w:val="24"/>
+          <w:szCs w:val="24"/>
+        </w:rPr>
+      </w:pPr>
+      <w:r>
+        <w:rPr>
+          <w:rFonts w:ascii="Times New Roman" w:hAnsi="Times New Roman" w:cs="Times New Roman"/>
+          <w:b/>
+          <w:bCs/>
+          <w:sz w:val="24"/>
+          <w:szCs w:val="24"/>
+        </w:rPr>
+        <w:t>Goal Created</w:t>
+      </w:r>
+    </w:p>
+    <w:p>
+      <w:pPr>
+        <w:spacing w:line="360" w:lineRule="auto"/>
+        <w:rPr>
+          <w:rFonts w:ascii="Times New Roman" w:hAnsi="Times New Roman" w:cs="Times New Roman"/>
+          <w:b/>
+          <w:bCs/>
+          <w:sz w:val="24"/>
+          <w:szCs w:val="24"/>
+        </w:rPr>
+      </w:pPr>
+      <w:r>
+        <w:rPr>
+          <w:rFonts w:ascii="Times New Roman" w:hAnsi="Times New Roman" w:cs="Times New Roman"/>
+          <w:b/>
+          <w:bCs/>
+          <w:sz w:val="24"/>
+          <w:szCs w:val="24"/>
+        </w:rPr>
+        <w:t xml:space="preserve">     ↓</w:t>
       </w:r>
     </w:p>
     <w:p>
@@ -13284,1078 +14463,6 @@
           <w:szCs w:val="24"/>
         </w:rPr>
         <w:lastRenderedPageBreak/>
-        <w:t>Start</w:t>
-      </w:r>
-    </w:p>
-    <w:p>
-      <w:pPr>
-        <w:spacing w:line="360" w:lineRule="auto"/>
-        <w:rPr>
-          <w:rFonts w:ascii="Times New Roman" w:hAnsi="Times New Roman" w:cs="Times New Roman"/>
-          <w:b/>
-          <w:bCs/>
-          <w:sz w:val="24"/>
-          <w:szCs w:val="24"/>
-        </w:rPr>
-      </w:pPr>
-      <w:r>
-        <w:rPr>
-          <w:rFonts w:ascii="Times New Roman" w:hAnsi="Times New Roman" w:cs="Times New Roman"/>
-          <w:b/>
-          <w:bCs/>
-          <w:sz w:val="24"/>
-          <w:szCs w:val="24"/>
-        </w:rPr>
-        <w:t xml:space="preserve">  ↓</w:t>
-      </w:r>
-    </w:p>
-    <w:p>
-      <w:pPr>
-        <w:spacing w:line="360" w:lineRule="auto"/>
-        <w:rPr>
-          <w:rFonts w:ascii="Times New Roman" w:hAnsi="Times New Roman" w:cs="Times New Roman"/>
-          <w:b/>
-          <w:bCs/>
-          <w:sz w:val="24"/>
-          <w:szCs w:val="24"/>
-        </w:rPr>
-      </w:pPr>
-      <w:r>
-        <w:rPr>
-          <w:rFonts w:ascii="Times New Roman" w:hAnsi="Times New Roman" w:cs="Times New Roman"/>
-          <w:b/>
-          <w:bCs/>
-          <w:sz w:val="24"/>
-          <w:szCs w:val="24"/>
-        </w:rPr>
-        <w:t>User opens Community Module</w:t>
-      </w:r>
-    </w:p>
-    <w:p>
-      <w:pPr>
-        <w:spacing w:line="360" w:lineRule="auto"/>
-        <w:rPr>
-          <w:rFonts w:ascii="Times New Roman" w:hAnsi="Times New Roman" w:cs="Times New Roman"/>
-          <w:b/>
-          <w:bCs/>
-          <w:sz w:val="24"/>
-          <w:szCs w:val="24"/>
-        </w:rPr>
-      </w:pPr>
-      <w:r>
-        <w:rPr>
-          <w:rFonts w:ascii="Times New Roman" w:hAnsi="Times New Roman" w:cs="Times New Roman"/>
-          <w:b/>
-          <w:bCs/>
-          <w:sz w:val="24"/>
-          <w:szCs w:val="24"/>
-        </w:rPr>
-        <w:t xml:space="preserve">  ↓</w:t>
-      </w:r>
-    </w:p>
-    <w:p>
-      <w:pPr>
-        <w:spacing w:line="360" w:lineRule="auto"/>
-        <w:rPr>
-          <w:rFonts w:ascii="Times New Roman" w:hAnsi="Times New Roman" w:cs="Times New Roman"/>
-          <w:b/>
-          <w:bCs/>
-          <w:sz w:val="24"/>
-          <w:szCs w:val="24"/>
-        </w:rPr>
-      </w:pPr>
-      <w:r>
-        <w:rPr>
-          <w:rFonts w:ascii="Times New Roman" w:hAnsi="Times New Roman" w:cs="Times New Roman"/>
-          <w:b/>
-          <w:bCs/>
-          <w:sz w:val="24"/>
-          <w:szCs w:val="24"/>
-        </w:rPr>
-        <w:t>User writes post content</w:t>
-      </w:r>
-    </w:p>
-    <w:p>
-      <w:pPr>
-        <w:spacing w:line="360" w:lineRule="auto"/>
-        <w:rPr>
-          <w:rFonts w:ascii="Times New Roman" w:hAnsi="Times New Roman" w:cs="Times New Roman"/>
-          <w:b/>
-          <w:bCs/>
-          <w:sz w:val="24"/>
-          <w:szCs w:val="24"/>
-        </w:rPr>
-      </w:pPr>
-      <w:r>
-        <w:rPr>
-          <w:rFonts w:ascii="Times New Roman" w:hAnsi="Times New Roman" w:cs="Times New Roman"/>
-          <w:b/>
-          <w:bCs/>
-          <w:sz w:val="24"/>
-          <w:szCs w:val="24"/>
-        </w:rPr>
-        <w:t xml:space="preserve">  ↓</w:t>
-      </w:r>
-    </w:p>
-    <w:p>
-      <w:pPr>
-        <w:spacing w:line="360" w:lineRule="auto"/>
-        <w:rPr>
-          <w:rFonts w:ascii="Times New Roman" w:hAnsi="Times New Roman" w:cs="Times New Roman"/>
-          <w:b/>
-          <w:bCs/>
-          <w:sz w:val="24"/>
-          <w:szCs w:val="24"/>
-        </w:rPr>
-      </w:pPr>
-      <w:r>
-        <w:rPr>
-          <w:rFonts w:ascii="Times New Roman" w:hAnsi="Times New Roman" w:cs="Times New Roman"/>
-          <w:b/>
-          <w:bCs/>
-          <w:sz w:val="24"/>
-          <w:szCs w:val="24"/>
-        </w:rPr>
-        <w:t>Community Service validates and stores post</w:t>
-      </w:r>
-    </w:p>
-    <w:p>
-      <w:pPr>
-        <w:spacing w:line="360" w:lineRule="auto"/>
-        <w:rPr>
-          <w:rFonts w:ascii="Times New Roman" w:hAnsi="Times New Roman" w:cs="Times New Roman"/>
-          <w:b/>
-          <w:bCs/>
-          <w:sz w:val="24"/>
-          <w:szCs w:val="24"/>
-        </w:rPr>
-      </w:pPr>
-      <w:r>
-        <w:rPr>
-          <w:rFonts w:ascii="Times New Roman" w:hAnsi="Times New Roman" w:cs="Times New Roman"/>
-          <w:b/>
-          <w:bCs/>
-          <w:sz w:val="24"/>
-          <w:szCs w:val="24"/>
-        </w:rPr>
-        <w:t xml:space="preserve">  ↓</w:t>
-      </w:r>
-    </w:p>
-    <w:p>
-      <w:pPr>
-        <w:spacing w:line="360" w:lineRule="auto"/>
-        <w:rPr>
-          <w:rFonts w:ascii="Times New Roman" w:hAnsi="Times New Roman" w:cs="Times New Roman"/>
-          <w:b/>
-          <w:bCs/>
-          <w:sz w:val="24"/>
-          <w:szCs w:val="24"/>
-        </w:rPr>
-      </w:pPr>
-      <w:r>
-        <w:rPr>
-          <w:rFonts w:ascii="Times New Roman" w:hAnsi="Times New Roman" w:cs="Times New Roman"/>
-          <w:b/>
-          <w:bCs/>
-          <w:sz w:val="24"/>
-          <w:szCs w:val="24"/>
-        </w:rPr>
-        <w:t>Save post in Operational DB</w:t>
-      </w:r>
-    </w:p>
-    <w:p>
-      <w:pPr>
-        <w:spacing w:line="360" w:lineRule="auto"/>
-        <w:rPr>
-          <w:rFonts w:ascii="Times New Roman" w:hAnsi="Times New Roman" w:cs="Times New Roman"/>
-          <w:b/>
-          <w:bCs/>
-          <w:sz w:val="24"/>
-          <w:szCs w:val="24"/>
-        </w:rPr>
-      </w:pPr>
-      <w:r>
-        <w:rPr>
-          <w:rFonts w:ascii="Times New Roman" w:hAnsi="Times New Roman" w:cs="Times New Roman"/>
-          <w:b/>
-          <w:bCs/>
-          <w:sz w:val="24"/>
-          <w:szCs w:val="24"/>
-        </w:rPr>
-        <w:t xml:space="preserve">  ↓</w:t>
-      </w:r>
-    </w:p>
-    <w:p>
-      <w:pPr>
-        <w:spacing w:line="360" w:lineRule="auto"/>
-        <w:rPr>
-          <w:rFonts w:ascii="Times New Roman" w:hAnsi="Times New Roman" w:cs="Times New Roman"/>
-          <w:b/>
-          <w:bCs/>
-          <w:sz w:val="24"/>
-          <w:szCs w:val="24"/>
-        </w:rPr>
-      </w:pPr>
-      <w:r>
-        <w:rPr>
-          <w:rFonts w:ascii="Times New Roman" w:hAnsi="Times New Roman" w:cs="Times New Roman"/>
-          <w:b/>
-          <w:bCs/>
-          <w:sz w:val="24"/>
-          <w:szCs w:val="24"/>
-        </w:rPr>
-        <w:t>Deliver post to UI (peer feed)</w:t>
-      </w:r>
-    </w:p>
-    <w:p>
-      <w:pPr>
-        <w:spacing w:line="360" w:lineRule="auto"/>
-        <w:rPr>
-          <w:rFonts w:ascii="Times New Roman" w:hAnsi="Times New Roman" w:cs="Times New Roman"/>
-          <w:b/>
-          <w:bCs/>
-          <w:sz w:val="24"/>
-          <w:szCs w:val="24"/>
-        </w:rPr>
-      </w:pPr>
-      <w:r>
-        <w:rPr>
-          <w:rFonts w:ascii="Times New Roman" w:hAnsi="Times New Roman" w:cs="Times New Roman"/>
-          <w:b/>
-          <w:bCs/>
-          <w:sz w:val="24"/>
-          <w:szCs w:val="24"/>
-        </w:rPr>
-        <w:t xml:space="preserve">  ↓</w:t>
-      </w:r>
-    </w:p>
-    <w:p>
-      <w:pPr>
-        <w:spacing w:line="360" w:lineRule="auto"/>
-        <w:rPr>
-          <w:rFonts w:ascii="Times New Roman" w:hAnsi="Times New Roman" w:cs="Times New Roman"/>
-          <w:b/>
-          <w:bCs/>
-          <w:sz w:val="24"/>
-          <w:szCs w:val="24"/>
-        </w:rPr>
-      </w:pPr>
-      <w:r>
-        <w:rPr>
-          <w:rFonts w:ascii="Times New Roman" w:hAnsi="Times New Roman" w:cs="Times New Roman"/>
-          <w:b/>
-          <w:bCs/>
-          <w:sz w:val="24"/>
-          <w:szCs w:val="24"/>
-        </w:rPr>
-        <w:t>End</w:t>
-      </w:r>
-    </w:p>
-    <w:p>
-      <w:pPr>
-        <w:spacing w:line="360" w:lineRule="auto"/>
-        <w:rPr>
-          <w:rFonts w:ascii="Times New Roman" w:hAnsi="Times New Roman" w:cs="Times New Roman"/>
-          <w:b/>
-          <w:bCs/>
-          <w:sz w:val="24"/>
-          <w:szCs w:val="24"/>
-        </w:rPr>
-      </w:pPr>
-      <w:r>
-        <w:rPr>
-          <w:rFonts w:ascii="Times New Roman" w:hAnsi="Times New Roman" w:cs="Times New Roman"/>
-          <w:b/>
-          <w:bCs/>
-          <w:sz w:val="24"/>
-          <w:szCs w:val="24"/>
-        </w:rPr>
-        <w:t>C. Sequence Diagrams (Textual UML)</w:t>
-      </w:r>
-    </w:p>
-    <w:p>
-      <w:pPr>
-        <w:spacing w:line="360" w:lineRule="auto"/>
-        <w:rPr>
-          <w:rFonts w:ascii="Times New Roman" w:hAnsi="Times New Roman" w:cs="Times New Roman"/>
-          <w:b/>
-          <w:bCs/>
-          <w:sz w:val="24"/>
-          <w:szCs w:val="24"/>
-        </w:rPr>
-      </w:pPr>
-      <w:r>
-        <w:rPr>
-          <w:rFonts w:ascii="Times New Roman" w:hAnsi="Times New Roman" w:cs="Times New Roman"/>
-          <w:b/>
-          <w:bCs/>
-          <w:sz w:val="24"/>
-          <w:szCs w:val="24"/>
-        </w:rPr>
-        <w:t>1. Sequence Diagram: Create Savings Goal</w:t>
-      </w:r>
-    </w:p>
-    <w:p>
-      <w:pPr>
-        <w:spacing w:line="360" w:lineRule="auto"/>
-        <w:rPr>
-          <w:rFonts w:ascii="Times New Roman" w:hAnsi="Times New Roman" w:cs="Times New Roman"/>
-          <w:b/>
-          <w:bCs/>
-          <w:sz w:val="24"/>
-          <w:szCs w:val="24"/>
-        </w:rPr>
-      </w:pPr>
-      <w:r>
-        <w:rPr>
-          <w:rFonts w:ascii="Times New Roman" w:hAnsi="Times New Roman" w:cs="Times New Roman"/>
-          <w:b/>
-          <w:bCs/>
-          <w:sz w:val="24"/>
-          <w:szCs w:val="24"/>
-        </w:rPr>
-        <w:t>User → UI: Enter goal details</w:t>
-      </w:r>
-    </w:p>
-    <w:p>
-      <w:pPr>
-        <w:spacing w:line="360" w:lineRule="auto"/>
-        <w:rPr>
-          <w:rFonts w:ascii="Times New Roman" w:hAnsi="Times New Roman" w:cs="Times New Roman"/>
-          <w:b/>
-          <w:bCs/>
-          <w:sz w:val="24"/>
-          <w:szCs w:val="24"/>
-        </w:rPr>
-      </w:pPr>
-      <w:r>
-        <w:rPr>
-          <w:rFonts w:ascii="Times New Roman" w:hAnsi="Times New Roman" w:cs="Times New Roman"/>
-          <w:b/>
-          <w:bCs/>
-          <w:sz w:val="24"/>
-          <w:szCs w:val="24"/>
-        </w:rPr>
-        <w:t>UI → Portfolio Service: submitGoal()</w:t>
-      </w:r>
-    </w:p>
-    <w:p>
-      <w:pPr>
-        <w:spacing w:line="360" w:lineRule="auto"/>
-        <w:rPr>
-          <w:rFonts w:ascii="Times New Roman" w:hAnsi="Times New Roman" w:cs="Times New Roman"/>
-          <w:b/>
-          <w:bCs/>
-          <w:sz w:val="24"/>
-          <w:szCs w:val="24"/>
-        </w:rPr>
-      </w:pPr>
-      <w:r>
-        <w:rPr>
-          <w:rFonts w:ascii="Times New Roman" w:hAnsi="Times New Roman" w:cs="Times New Roman"/>
-          <w:b/>
-          <w:bCs/>
-          <w:sz w:val="24"/>
-          <w:szCs w:val="24"/>
-        </w:rPr>
-        <w:t>Portfolio Service → Operational DB: saveGoal()</w:t>
-      </w:r>
-    </w:p>
-    <w:p>
-      <w:pPr>
-        <w:spacing w:line="360" w:lineRule="auto"/>
-        <w:rPr>
-          <w:rFonts w:ascii="Times New Roman" w:hAnsi="Times New Roman" w:cs="Times New Roman"/>
-          <w:b/>
-          <w:bCs/>
-          <w:sz w:val="24"/>
-          <w:szCs w:val="24"/>
-        </w:rPr>
-      </w:pPr>
-      <w:r>
-        <w:rPr>
-          <w:rFonts w:ascii="Times New Roman" w:hAnsi="Times New Roman" w:cs="Times New Roman"/>
-          <w:b/>
-          <w:bCs/>
-          <w:sz w:val="24"/>
-          <w:szCs w:val="24"/>
-        </w:rPr>
-        <w:t>Operational DB → Portfolio Service: success</w:t>
-      </w:r>
-    </w:p>
-    <w:p>
-      <w:pPr>
-        <w:spacing w:line="360" w:lineRule="auto"/>
-        <w:rPr>
-          <w:rFonts w:ascii="Times New Roman" w:hAnsi="Times New Roman" w:cs="Times New Roman"/>
-          <w:b/>
-          <w:bCs/>
-          <w:sz w:val="24"/>
-          <w:szCs w:val="24"/>
-        </w:rPr>
-      </w:pPr>
-      <w:r>
-        <w:rPr>
-          <w:rFonts w:ascii="Times New Roman" w:hAnsi="Times New Roman" w:cs="Times New Roman"/>
-          <w:b/>
-          <w:bCs/>
-          <w:sz w:val="24"/>
-          <w:szCs w:val="24"/>
-        </w:rPr>
-        <w:t>Portfolio Service → Nudge Orchestrator: triggerGoalEvent()</w:t>
-      </w:r>
-    </w:p>
-    <w:p>
-      <w:pPr>
-        <w:spacing w:line="360" w:lineRule="auto"/>
-        <w:rPr>
-          <w:rFonts w:ascii="Times New Roman" w:hAnsi="Times New Roman" w:cs="Times New Roman"/>
-          <w:b/>
-          <w:bCs/>
-          <w:sz w:val="24"/>
-          <w:szCs w:val="24"/>
-        </w:rPr>
-      </w:pPr>
-      <w:r>
-        <w:rPr>
-          <w:rFonts w:ascii="Times New Roman" w:hAnsi="Times New Roman" w:cs="Times New Roman"/>
-          <w:b/>
-          <w:bCs/>
-          <w:sz w:val="24"/>
-          <w:szCs w:val="24"/>
-        </w:rPr>
-        <w:t>Nudge Orchestrator → ML Nudge Generator: requestNudge()</w:t>
-      </w:r>
-    </w:p>
-    <w:p>
-      <w:pPr>
-        <w:spacing w:line="360" w:lineRule="auto"/>
-        <w:rPr>
-          <w:rFonts w:ascii="Times New Roman" w:hAnsi="Times New Roman" w:cs="Times New Roman"/>
-          <w:b/>
-          <w:bCs/>
-          <w:sz w:val="24"/>
-          <w:szCs w:val="24"/>
-        </w:rPr>
-      </w:pPr>
-      <w:r>
-        <w:rPr>
-          <w:rFonts w:ascii="Times New Roman" w:hAnsi="Times New Roman" w:cs="Times New Roman"/>
-          <w:b/>
-          <w:bCs/>
-          <w:sz w:val="24"/>
-          <w:szCs w:val="24"/>
-        </w:rPr>
-        <w:t>ML Nudge Generator → Nudge Orchestrator: nudgeMessage</w:t>
-      </w:r>
-    </w:p>
-    <w:p>
-      <w:pPr>
-        <w:spacing w:line="360" w:lineRule="auto"/>
-        <w:rPr>
-          <w:rFonts w:ascii="Times New Roman" w:hAnsi="Times New Roman" w:cs="Times New Roman"/>
-          <w:b/>
-          <w:bCs/>
-          <w:sz w:val="24"/>
-          <w:szCs w:val="24"/>
-        </w:rPr>
-      </w:pPr>
-      <w:r>
-        <w:rPr>
-          <w:rFonts w:ascii="Times New Roman" w:hAnsi="Times New Roman" w:cs="Times New Roman"/>
-          <w:b/>
-          <w:bCs/>
-          <w:sz w:val="24"/>
-          <w:szCs w:val="24"/>
-        </w:rPr>
-        <w:t>Nudge Orchestrator → Operational DB: saveNudge()</w:t>
-      </w:r>
-    </w:p>
-    <w:p>
-      <w:pPr>
-        <w:spacing w:line="360" w:lineRule="auto"/>
-        <w:rPr>
-          <w:rFonts w:ascii="Times New Roman" w:hAnsi="Times New Roman" w:cs="Times New Roman"/>
-          <w:b/>
-          <w:bCs/>
-          <w:sz w:val="24"/>
-          <w:szCs w:val="24"/>
-        </w:rPr>
-      </w:pPr>
-      <w:r>
-        <w:rPr>
-          <w:rFonts w:ascii="Times New Roman" w:hAnsi="Times New Roman" w:cs="Times New Roman"/>
-          <w:b/>
-          <w:bCs/>
-          <w:sz w:val="24"/>
-          <w:szCs w:val="24"/>
-        </w:rPr>
-        <w:lastRenderedPageBreak/>
-        <w:t>Nudge Orchestrator → UI: deliverNudge()</w:t>
-      </w:r>
-    </w:p>
-    <w:p>
-      <w:pPr>
-        <w:spacing w:line="360" w:lineRule="auto"/>
-        <w:rPr>
-          <w:rFonts w:ascii="Times New Roman" w:hAnsi="Times New Roman" w:cs="Times New Roman"/>
-          <w:b/>
-          <w:bCs/>
-          <w:sz w:val="24"/>
-          <w:szCs w:val="24"/>
-        </w:rPr>
-      </w:pPr>
-    </w:p>
-    <w:p>
-      <w:pPr>
-        <w:spacing w:line="360" w:lineRule="auto"/>
-        <w:rPr>
-          <w:rFonts w:ascii="Times New Roman" w:hAnsi="Times New Roman" w:cs="Times New Roman"/>
-          <w:b/>
-          <w:bCs/>
-          <w:sz w:val="24"/>
-          <w:szCs w:val="24"/>
-        </w:rPr>
-      </w:pPr>
-      <w:r>
-        <w:rPr>
-          <w:rFonts w:ascii="Times New Roman" w:hAnsi="Times New Roman" w:cs="Times New Roman"/>
-          <w:b/>
-          <w:bCs/>
-          <w:sz w:val="24"/>
-          <w:szCs w:val="24"/>
-        </w:rPr>
-        <w:t>2. Sequence Diagram: Run Simulation</w:t>
-      </w:r>
-    </w:p>
-    <w:p>
-      <w:pPr>
-        <w:spacing w:line="360" w:lineRule="auto"/>
-        <w:rPr>
-          <w:rFonts w:ascii="Times New Roman" w:hAnsi="Times New Roman" w:cs="Times New Roman"/>
-          <w:b/>
-          <w:bCs/>
-          <w:sz w:val="24"/>
-          <w:szCs w:val="24"/>
-        </w:rPr>
-      </w:pPr>
-      <w:r>
-        <w:rPr>
-          <w:rFonts w:ascii="Times New Roman" w:hAnsi="Times New Roman" w:cs="Times New Roman"/>
-          <w:b/>
-          <w:bCs/>
-          <w:sz w:val="24"/>
-          <w:szCs w:val="24"/>
-        </w:rPr>
-        <w:t>User → UI: selectSimulation()</w:t>
-      </w:r>
-    </w:p>
-    <w:p>
-      <w:pPr>
-        <w:spacing w:line="360" w:lineRule="auto"/>
-        <w:rPr>
-          <w:rFonts w:ascii="Times New Roman" w:hAnsi="Times New Roman" w:cs="Times New Roman"/>
-          <w:b/>
-          <w:bCs/>
-          <w:sz w:val="24"/>
-          <w:szCs w:val="24"/>
-        </w:rPr>
-      </w:pPr>
-      <w:r>
-        <w:rPr>
-          <w:rFonts w:ascii="Times New Roman" w:hAnsi="Times New Roman" w:cs="Times New Roman"/>
-          <w:b/>
-          <w:bCs/>
-          <w:sz w:val="24"/>
-          <w:szCs w:val="24"/>
-        </w:rPr>
-        <w:t>UI → Portfolio Service: runSimulation()</w:t>
-      </w:r>
-    </w:p>
-    <w:p>
-      <w:pPr>
-        <w:spacing w:line="360" w:lineRule="auto"/>
-        <w:rPr>
-          <w:rFonts w:ascii="Times New Roman" w:hAnsi="Times New Roman" w:cs="Times New Roman"/>
-          <w:b/>
-          <w:bCs/>
-          <w:sz w:val="24"/>
-          <w:szCs w:val="24"/>
-        </w:rPr>
-      </w:pPr>
-      <w:r>
-        <w:rPr>
-          <w:rFonts w:ascii="Times New Roman" w:hAnsi="Times New Roman" w:cs="Times New Roman"/>
-          <w:b/>
-          <w:bCs/>
-          <w:sz w:val="24"/>
-          <w:szCs w:val="24"/>
-        </w:rPr>
-        <w:t>Portfolio Service → ML Simulation Predictor: requestPrediction()</w:t>
-      </w:r>
-    </w:p>
-    <w:p>
-      <w:pPr>
-        <w:spacing w:line="360" w:lineRule="auto"/>
-        <w:rPr>
-          <w:rFonts w:ascii="Times New Roman" w:hAnsi="Times New Roman" w:cs="Times New Roman"/>
-          <w:b/>
-          <w:bCs/>
-          <w:sz w:val="24"/>
-          <w:szCs w:val="24"/>
-        </w:rPr>
-      </w:pPr>
-      <w:r>
-        <w:rPr>
-          <w:rFonts w:ascii="Times New Roman" w:hAnsi="Times New Roman" w:cs="Times New Roman"/>
-          <w:b/>
-          <w:bCs/>
-          <w:sz w:val="24"/>
-          <w:szCs w:val="24"/>
-        </w:rPr>
-        <w:t>ML → Portfolio Service: returnResults()</w:t>
-      </w:r>
-    </w:p>
-    <w:p>
-      <w:pPr>
-        <w:spacing w:line="360" w:lineRule="auto"/>
-        <w:rPr>
-          <w:rFonts w:ascii="Times New Roman" w:hAnsi="Times New Roman" w:cs="Times New Roman"/>
-          <w:b/>
-          <w:bCs/>
-          <w:sz w:val="24"/>
-          <w:szCs w:val="24"/>
-        </w:rPr>
-      </w:pPr>
-      <w:r>
-        <w:rPr>
-          <w:rFonts w:ascii="Times New Roman" w:hAnsi="Times New Roman" w:cs="Times New Roman"/>
-          <w:b/>
-          <w:bCs/>
-          <w:sz w:val="24"/>
-          <w:szCs w:val="24"/>
-        </w:rPr>
-        <w:t>Portfolio Service → Operational DB: saveSimulation()</w:t>
-      </w:r>
-    </w:p>
-    <w:p>
-      <w:pPr>
-        <w:spacing w:line="360" w:lineRule="auto"/>
-        <w:rPr>
-          <w:rFonts w:ascii="Times New Roman" w:hAnsi="Times New Roman" w:cs="Times New Roman"/>
-          <w:b/>
-          <w:bCs/>
-          <w:sz w:val="24"/>
-          <w:szCs w:val="24"/>
-        </w:rPr>
-      </w:pPr>
-      <w:r>
-        <w:rPr>
-          <w:rFonts w:ascii="Times New Roman" w:hAnsi="Times New Roman" w:cs="Times New Roman"/>
-          <w:b/>
-          <w:bCs/>
-          <w:sz w:val="24"/>
-          <w:szCs w:val="24"/>
-        </w:rPr>
-        <w:t>Portfolio Service → UI: displayResults()</w:t>
-      </w:r>
-    </w:p>
-    <w:p>
-      <w:pPr>
-        <w:spacing w:line="360" w:lineRule="auto"/>
-        <w:rPr>
-          <w:rFonts w:ascii="Times New Roman" w:hAnsi="Times New Roman" w:cs="Times New Roman"/>
-          <w:b/>
-          <w:bCs/>
-          <w:sz w:val="24"/>
-          <w:szCs w:val="24"/>
-        </w:rPr>
-      </w:pPr>
-    </w:p>
-    <w:p>
-      <w:pPr>
-        <w:spacing w:line="360" w:lineRule="auto"/>
-        <w:rPr>
-          <w:rFonts w:ascii="Times New Roman" w:hAnsi="Times New Roman" w:cs="Times New Roman"/>
-          <w:b/>
-          <w:bCs/>
-          <w:sz w:val="24"/>
-          <w:szCs w:val="24"/>
-        </w:rPr>
-      </w:pPr>
-      <w:r>
-        <w:rPr>
-          <w:rFonts w:ascii="Times New Roman" w:hAnsi="Times New Roman" w:cs="Times New Roman"/>
-          <w:b/>
-          <w:bCs/>
-          <w:sz w:val="24"/>
-          <w:szCs w:val="24"/>
-        </w:rPr>
-        <w:t>3. Sequence Diagram: Access Content (with feedback loop)</w:t>
-      </w:r>
-    </w:p>
-    <w:p>
-      <w:pPr>
-        <w:spacing w:line="360" w:lineRule="auto"/>
-        <w:rPr>
-          <w:rFonts w:ascii="Times New Roman" w:hAnsi="Times New Roman" w:cs="Times New Roman"/>
-          <w:b/>
-          <w:bCs/>
-          <w:sz w:val="24"/>
-          <w:szCs w:val="24"/>
-        </w:rPr>
-      </w:pPr>
-      <w:r>
-        <w:rPr>
-          <w:rFonts w:ascii="Times New Roman" w:hAnsi="Times New Roman" w:cs="Times New Roman"/>
-          <w:b/>
-          <w:bCs/>
-          <w:sz w:val="24"/>
-          <w:szCs w:val="24"/>
-        </w:rPr>
-        <w:t>User → UI: openContent()</w:t>
-      </w:r>
-    </w:p>
-    <w:p>
-      <w:pPr>
-        <w:spacing w:line="360" w:lineRule="auto"/>
-        <w:rPr>
-          <w:rFonts w:ascii="Times New Roman" w:hAnsi="Times New Roman" w:cs="Times New Roman"/>
-          <w:b/>
-          <w:bCs/>
-          <w:sz w:val="24"/>
-          <w:szCs w:val="24"/>
-        </w:rPr>
-      </w:pPr>
-      <w:r>
-        <w:rPr>
-          <w:rFonts w:ascii="Times New Roman" w:hAnsi="Times New Roman" w:cs="Times New Roman"/>
-          <w:b/>
-          <w:bCs/>
-          <w:sz w:val="24"/>
-          <w:szCs w:val="24"/>
-        </w:rPr>
-        <w:t>UI → Portfolio Service: requestContent()</w:t>
-      </w:r>
-    </w:p>
-    <w:p>
-      <w:pPr>
-        <w:spacing w:line="360" w:lineRule="auto"/>
-        <w:rPr>
-          <w:rFonts w:ascii="Times New Roman" w:hAnsi="Times New Roman" w:cs="Times New Roman"/>
-          <w:b/>
-          <w:bCs/>
-          <w:sz w:val="24"/>
-          <w:szCs w:val="24"/>
-        </w:rPr>
-      </w:pPr>
-      <w:r>
-        <w:rPr>
-          <w:rFonts w:ascii="Times New Roman" w:hAnsi="Times New Roman" w:cs="Times New Roman"/>
-          <w:b/>
-          <w:bCs/>
-          <w:sz w:val="24"/>
-          <w:szCs w:val="24"/>
-        </w:rPr>
-        <w:t>Portfolio Service → ML Recommendation Engine: requestRecommendation()</w:t>
-      </w:r>
-    </w:p>
-    <w:p>
-      <w:pPr>
-        <w:spacing w:line="360" w:lineRule="auto"/>
-        <w:rPr>
-          <w:rFonts w:ascii="Times New Roman" w:hAnsi="Times New Roman" w:cs="Times New Roman"/>
-          <w:b/>
-          <w:bCs/>
-          <w:sz w:val="24"/>
-          <w:szCs w:val="24"/>
-        </w:rPr>
-      </w:pPr>
-      <w:r>
-        <w:rPr>
-          <w:rFonts w:ascii="Times New Roman" w:hAnsi="Times New Roman" w:cs="Times New Roman"/>
-          <w:b/>
-          <w:bCs/>
-          <w:sz w:val="24"/>
-          <w:szCs w:val="24"/>
-        </w:rPr>
-        <w:t>ML → Portfolio Service: recommendedTopic</w:t>
-      </w:r>
-    </w:p>
-    <w:p>
-      <w:pPr>
-        <w:spacing w:line="360" w:lineRule="auto"/>
-        <w:rPr>
-          <w:rFonts w:ascii="Times New Roman" w:hAnsi="Times New Roman" w:cs="Times New Roman"/>
-          <w:b/>
-          <w:bCs/>
-          <w:sz w:val="24"/>
-          <w:szCs w:val="24"/>
-        </w:rPr>
-      </w:pPr>
-      <w:r>
-        <w:rPr>
-          <w:rFonts w:ascii="Times New Roman" w:hAnsi="Times New Roman" w:cs="Times New Roman"/>
-          <w:b/>
-          <w:bCs/>
-          <w:sz w:val="24"/>
-          <w:szCs w:val="24"/>
-        </w:rPr>
-        <w:t>Portfolio Service → Content Engine: fetchContent()</w:t>
-      </w:r>
-    </w:p>
-    <w:p>
-      <w:pPr>
-        <w:spacing w:line="360" w:lineRule="auto"/>
-        <w:rPr>
-          <w:rFonts w:ascii="Times New Roman" w:hAnsi="Times New Roman" w:cs="Times New Roman"/>
-          <w:b/>
-          <w:bCs/>
-          <w:sz w:val="24"/>
-          <w:szCs w:val="24"/>
-        </w:rPr>
-      </w:pPr>
-      <w:r>
-        <w:rPr>
-          <w:rFonts w:ascii="Times New Roman" w:hAnsi="Times New Roman" w:cs="Times New Roman"/>
-          <w:b/>
-          <w:bCs/>
-          <w:sz w:val="24"/>
-          <w:szCs w:val="24"/>
-        </w:rPr>
-        <w:t>Content Engine → UI: deliverContent()</w:t>
-      </w:r>
-    </w:p>
-    <w:p>
-      <w:pPr>
-        <w:spacing w:line="360" w:lineRule="auto"/>
-        <w:rPr>
-          <w:rFonts w:ascii="Times New Roman" w:hAnsi="Times New Roman" w:cs="Times New Roman"/>
-          <w:b/>
-          <w:bCs/>
-          <w:sz w:val="24"/>
-          <w:szCs w:val="24"/>
-        </w:rPr>
-      </w:pPr>
-      <w:r>
-        <w:rPr>
-          <w:rFonts w:ascii="Times New Roman" w:hAnsi="Times New Roman" w:cs="Times New Roman"/>
-          <w:b/>
-          <w:bCs/>
-          <w:sz w:val="24"/>
-          <w:szCs w:val="24"/>
-        </w:rPr>
-        <w:t>User → UI: submitAssessment()</w:t>
-      </w:r>
-    </w:p>
-    <w:p>
-      <w:pPr>
-        <w:spacing w:line="360" w:lineRule="auto"/>
-        <w:rPr>
-          <w:rFonts w:ascii="Times New Roman" w:hAnsi="Times New Roman" w:cs="Times New Roman"/>
-          <w:b/>
-          <w:bCs/>
-          <w:sz w:val="24"/>
-          <w:szCs w:val="24"/>
-        </w:rPr>
-      </w:pPr>
-      <w:r>
-        <w:rPr>
-          <w:rFonts w:ascii="Times New Roman" w:hAnsi="Times New Roman" w:cs="Times New Roman"/>
-          <w:b/>
-          <w:bCs/>
-          <w:sz w:val="24"/>
-          <w:szCs w:val="24"/>
-        </w:rPr>
-        <w:t>UI → Portfolio Service: storeAssessment()</w:t>
-      </w:r>
-    </w:p>
-    <w:p>
-      <w:pPr>
-        <w:spacing w:line="360" w:lineRule="auto"/>
-        <w:rPr>
-          <w:rFonts w:ascii="Times New Roman" w:hAnsi="Times New Roman" w:cs="Times New Roman"/>
-          <w:b/>
-          <w:bCs/>
-          <w:sz w:val="24"/>
-          <w:szCs w:val="24"/>
-        </w:rPr>
-      </w:pPr>
-      <w:r>
-        <w:rPr>
-          <w:rFonts w:ascii="Times New Roman" w:hAnsi="Times New Roman" w:cs="Times New Roman"/>
-          <w:b/>
-          <w:bCs/>
-          <w:sz w:val="24"/>
-          <w:szCs w:val="24"/>
-        </w:rPr>
-        <w:t>Portfolio Service → Analytics Store: logAssessment()</w:t>
-      </w:r>
-    </w:p>
-    <w:p>
-      <w:pPr>
-        <w:spacing w:line="360" w:lineRule="auto"/>
-        <w:rPr>
-          <w:rFonts w:ascii="Times New Roman" w:hAnsi="Times New Roman" w:cs="Times New Roman"/>
-          <w:b/>
-          <w:bCs/>
-          <w:sz w:val="24"/>
-          <w:szCs w:val="24"/>
-        </w:rPr>
-      </w:pPr>
-      <w:r>
-        <w:rPr>
-          <w:rFonts w:ascii="Times New Roman" w:hAnsi="Times New Roman" w:cs="Times New Roman"/>
-          <w:b/>
-          <w:bCs/>
-          <w:sz w:val="24"/>
-          <w:szCs w:val="24"/>
-        </w:rPr>
-        <w:t>Analytics Store → ML Recommendation Engine: updateFeatures()</w:t>
-      </w:r>
-    </w:p>
-    <w:p>
-      <w:pPr>
-        <w:spacing w:line="360" w:lineRule="auto"/>
-        <w:rPr>
-          <w:rFonts w:ascii="Times New Roman" w:hAnsi="Times New Roman" w:cs="Times New Roman"/>
-          <w:b/>
-          <w:bCs/>
-          <w:sz w:val="24"/>
-          <w:szCs w:val="24"/>
-        </w:rPr>
-      </w:pPr>
-    </w:p>
-    <w:p>
-      <w:pPr>
-        <w:spacing w:line="360" w:lineRule="auto"/>
-        <w:rPr>
-          <w:rFonts w:ascii="Times New Roman" w:hAnsi="Times New Roman" w:cs="Times New Roman"/>
-          <w:b/>
-          <w:bCs/>
-          <w:sz w:val="24"/>
-          <w:szCs w:val="24"/>
-        </w:rPr>
-      </w:pPr>
-      <w:r>
-        <w:rPr>
-          <w:rFonts w:ascii="Times New Roman" w:hAnsi="Times New Roman" w:cs="Times New Roman"/>
-          <w:b/>
-          <w:bCs/>
-          <w:sz w:val="24"/>
-          <w:szCs w:val="24"/>
-        </w:rPr>
-        <w:t>D. State Chart Diagram (for Savings Goal)</w:t>
-      </w:r>
-    </w:p>
-    <w:p>
-      <w:pPr>
-        <w:spacing w:line="360" w:lineRule="auto"/>
-        <w:rPr>
-          <w:rFonts w:ascii="Times New Roman" w:hAnsi="Times New Roman" w:cs="Times New Roman"/>
-          <w:b/>
-          <w:bCs/>
-          <w:sz w:val="24"/>
-          <w:szCs w:val="24"/>
-        </w:rPr>
-      </w:pPr>
-      <w:r>
-        <w:rPr>
-          <w:rFonts w:ascii="Times New Roman" w:hAnsi="Times New Roman" w:cs="Times New Roman"/>
-          <w:b/>
-          <w:bCs/>
-          <w:sz w:val="24"/>
-          <w:szCs w:val="24"/>
-        </w:rPr>
-        <w:lastRenderedPageBreak/>
-        <w:t>[Initial State]</w:t>
-      </w:r>
-    </w:p>
-    <w:p>
-      <w:pPr>
-        <w:spacing w:line="360" w:lineRule="auto"/>
-        <w:rPr>
-          <w:rFonts w:ascii="Times New Roman" w:hAnsi="Times New Roman" w:cs="Times New Roman"/>
-          <w:b/>
-          <w:bCs/>
-          <w:sz w:val="24"/>
-          <w:szCs w:val="24"/>
-        </w:rPr>
-      </w:pPr>
-      <w:r>
-        <w:rPr>
-          <w:rFonts w:ascii="Times New Roman" w:hAnsi="Times New Roman" w:cs="Times New Roman"/>
-          <w:b/>
-          <w:bCs/>
-          <w:sz w:val="24"/>
-          <w:szCs w:val="24"/>
-        </w:rPr>
-        <w:t xml:space="preserve">     ↓</w:t>
-      </w:r>
-    </w:p>
-    <w:p>
-      <w:pPr>
-        <w:spacing w:line="360" w:lineRule="auto"/>
-        <w:rPr>
-          <w:rFonts w:ascii="Times New Roman" w:hAnsi="Times New Roman" w:cs="Times New Roman"/>
-          <w:b/>
-          <w:bCs/>
-          <w:sz w:val="24"/>
-          <w:szCs w:val="24"/>
-        </w:rPr>
-      </w:pPr>
-      <w:r>
-        <w:rPr>
-          <w:rFonts w:ascii="Times New Roman" w:hAnsi="Times New Roman" w:cs="Times New Roman"/>
-          <w:b/>
-          <w:bCs/>
-          <w:sz w:val="24"/>
-          <w:szCs w:val="24"/>
-        </w:rPr>
-        <w:t>Goal Created</w:t>
-      </w:r>
-    </w:p>
-    <w:p>
-      <w:pPr>
-        <w:spacing w:line="360" w:lineRule="auto"/>
-        <w:rPr>
-          <w:rFonts w:ascii="Times New Roman" w:hAnsi="Times New Roman" w:cs="Times New Roman"/>
-          <w:b/>
-          <w:bCs/>
-          <w:sz w:val="24"/>
-          <w:szCs w:val="24"/>
-        </w:rPr>
-      </w:pPr>
-      <w:r>
-        <w:rPr>
-          <w:rFonts w:ascii="Times New Roman" w:hAnsi="Times New Roman" w:cs="Times New Roman"/>
-          <w:b/>
-          <w:bCs/>
-          <w:sz w:val="24"/>
-          <w:szCs w:val="24"/>
-        </w:rPr>
-        <w:t xml:space="preserve">     ↓</w:t>
-      </w:r>
-    </w:p>
-    <w:p>
-      <w:pPr>
-        <w:spacing w:line="360" w:lineRule="auto"/>
-        <w:rPr>
-          <w:rFonts w:ascii="Times New Roman" w:hAnsi="Times New Roman" w:cs="Times New Roman"/>
-          <w:b/>
-          <w:bCs/>
-          <w:sz w:val="24"/>
-          <w:szCs w:val="24"/>
-        </w:rPr>
-      </w:pPr>
-      <w:r>
-        <w:rPr>
-          <w:rFonts w:ascii="Times New Roman" w:hAnsi="Times New Roman" w:cs="Times New Roman"/>
-          <w:b/>
-          <w:bCs/>
-          <w:sz w:val="24"/>
-          <w:szCs w:val="24"/>
-        </w:rPr>
         <w:t>In Progress</w:t>
       </w:r>
     </w:p>
@@ -14810,7 +14917,6 @@
           <w:sz w:val="24"/>
           <w:szCs w:val="24"/>
         </w:rPr>
-        <w:lastRenderedPageBreak/>
         <w:t>(1.0 Manage Portfolio) → Transaction Recording → Operational DB</w:t>
       </w:r>
     </w:p>
@@ -14911,6 +15017,7 @@
           <w:sz w:val="24"/>
           <w:szCs w:val="24"/>
         </w:rPr>
+        <w:lastRenderedPageBreak/>
         <w:t>Nudge Decision → (2.2 Store Nudge) → Operational DB</w:t>
       </w:r>
     </w:p>
@@ -15324,95 +15431,95 @@
           <w:sz w:val="24"/>
           <w:szCs w:val="24"/>
         </w:rPr>
+        <w:t>3. Simulation Execution</w:t>
+      </w:r>
+    </w:p>
+    <w:p>
+      <w:pPr>
+        <w:spacing w:line="360" w:lineRule="auto"/>
+        <w:rPr>
+          <w:rFonts w:ascii="Times New Roman" w:hAnsi="Times New Roman" w:cs="Times New Roman"/>
+          <w:b/>
+          <w:bCs/>
+          <w:sz w:val="24"/>
+          <w:szCs w:val="24"/>
+        </w:rPr>
+      </w:pPr>
+      <w:r>
+        <w:rPr>
+          <w:rFonts w:ascii="Times New Roman" w:hAnsi="Times New Roman" w:cs="Times New Roman"/>
+          <w:b/>
+          <w:bCs/>
+          <w:sz w:val="24"/>
+          <w:szCs w:val="24"/>
+        </w:rPr>
+        <w:t>function runSimulation(scenario):</w:t>
+      </w:r>
+    </w:p>
+    <w:p>
+      <w:pPr>
+        <w:spacing w:line="360" w:lineRule="auto"/>
+        <w:rPr>
+          <w:rFonts w:ascii="Times New Roman" w:hAnsi="Times New Roman" w:cs="Times New Roman"/>
+          <w:b/>
+          <w:bCs/>
+          <w:sz w:val="24"/>
+          <w:szCs w:val="24"/>
+        </w:rPr>
+      </w:pPr>
+      <w:r>
+        <w:rPr>
+          <w:rFonts w:ascii="Times New Roman" w:hAnsi="Times New Roman" w:cs="Times New Roman"/>
+          <w:b/>
+          <w:bCs/>
+          <w:sz w:val="24"/>
+          <w:szCs w:val="24"/>
+        </w:rPr>
+        <w:t xml:space="preserve">    features = prepareScenario(scenario)</w:t>
+      </w:r>
+    </w:p>
+    <w:p>
+      <w:pPr>
+        <w:spacing w:line="360" w:lineRule="auto"/>
+        <w:rPr>
+          <w:rFonts w:ascii="Times New Roman" w:hAnsi="Times New Roman" w:cs="Times New Roman"/>
+          <w:b/>
+          <w:bCs/>
+          <w:sz w:val="24"/>
+          <w:szCs w:val="24"/>
+        </w:rPr>
+      </w:pPr>
+      <w:r>
+        <w:rPr>
+          <w:rFonts w:ascii="Times New Roman" w:hAnsi="Times New Roman" w:cs="Times New Roman"/>
+          <w:b/>
+          <w:bCs/>
+          <w:sz w:val="24"/>
+          <w:szCs w:val="24"/>
+        </w:rPr>
+        <w:t xml:space="preserve">    results = MLModel.simulate(features)</w:t>
+      </w:r>
+    </w:p>
+    <w:p>
+      <w:pPr>
+        <w:spacing w:line="360" w:lineRule="auto"/>
+        <w:rPr>
+          <w:rFonts w:ascii="Times New Roman" w:hAnsi="Times New Roman" w:cs="Times New Roman"/>
+          <w:b/>
+          <w:bCs/>
+          <w:sz w:val="24"/>
+          <w:szCs w:val="24"/>
+        </w:rPr>
+      </w:pPr>
+      <w:r>
+        <w:rPr>
+          <w:rFonts w:ascii="Times New Roman" w:hAnsi="Times New Roman" w:cs="Times New Roman"/>
+          <w:b/>
+          <w:bCs/>
+          <w:sz w:val="24"/>
+          <w:szCs w:val="24"/>
+        </w:rPr>
         <w:lastRenderedPageBreak/>
-        <w:t>3. Simulation Execution</w:t>
-      </w:r>
-    </w:p>
-    <w:p>
-      <w:pPr>
-        <w:spacing w:line="360" w:lineRule="auto"/>
-        <w:rPr>
-          <w:rFonts w:ascii="Times New Roman" w:hAnsi="Times New Roman" w:cs="Times New Roman"/>
-          <w:b/>
-          <w:bCs/>
-          <w:sz w:val="24"/>
-          <w:szCs w:val="24"/>
-        </w:rPr>
-      </w:pPr>
-      <w:r>
-        <w:rPr>
-          <w:rFonts w:ascii="Times New Roman" w:hAnsi="Times New Roman" w:cs="Times New Roman"/>
-          <w:b/>
-          <w:bCs/>
-          <w:sz w:val="24"/>
-          <w:szCs w:val="24"/>
-        </w:rPr>
-        <w:t>function runSimulation(scenario):</w:t>
-      </w:r>
-    </w:p>
-    <w:p>
-      <w:pPr>
-        <w:spacing w:line="360" w:lineRule="auto"/>
-        <w:rPr>
-          <w:rFonts w:ascii="Times New Roman" w:hAnsi="Times New Roman" w:cs="Times New Roman"/>
-          <w:b/>
-          <w:bCs/>
-          <w:sz w:val="24"/>
-          <w:szCs w:val="24"/>
-        </w:rPr>
-      </w:pPr>
-      <w:r>
-        <w:rPr>
-          <w:rFonts w:ascii="Times New Roman" w:hAnsi="Times New Roman" w:cs="Times New Roman"/>
-          <w:b/>
-          <w:bCs/>
-          <w:sz w:val="24"/>
-          <w:szCs w:val="24"/>
-        </w:rPr>
-        <w:t xml:space="preserve">    features = prepareScenario(scenario)</w:t>
-      </w:r>
-    </w:p>
-    <w:p>
-      <w:pPr>
-        <w:spacing w:line="360" w:lineRule="auto"/>
-        <w:rPr>
-          <w:rFonts w:ascii="Times New Roman" w:hAnsi="Times New Roman" w:cs="Times New Roman"/>
-          <w:b/>
-          <w:bCs/>
-          <w:sz w:val="24"/>
-          <w:szCs w:val="24"/>
-        </w:rPr>
-      </w:pPr>
-      <w:r>
-        <w:rPr>
-          <w:rFonts w:ascii="Times New Roman" w:hAnsi="Times New Roman" w:cs="Times New Roman"/>
-          <w:b/>
-          <w:bCs/>
-          <w:sz w:val="24"/>
-          <w:szCs w:val="24"/>
-        </w:rPr>
-        <w:t xml:space="preserve">    results = MLModel.simulate(features)</w:t>
-      </w:r>
-    </w:p>
-    <w:p>
-      <w:pPr>
-        <w:spacing w:line="360" w:lineRule="auto"/>
-        <w:rPr>
-          <w:rFonts w:ascii="Times New Roman" w:hAnsi="Times New Roman" w:cs="Times New Roman"/>
-          <w:b/>
-          <w:bCs/>
-          <w:sz w:val="24"/>
-          <w:szCs w:val="24"/>
-        </w:rPr>
-      </w:pPr>
-      <w:r>
-        <w:rPr>
-          <w:rFonts w:ascii="Times New Roman" w:hAnsi="Times New Roman" w:cs="Times New Roman"/>
-          <w:b/>
-          <w:bCs/>
-          <w:sz w:val="24"/>
-          <w:szCs w:val="24"/>
-        </w:rPr>
         <w:t xml:space="preserve">    storeSimulation(results)</w:t>
       </w:r>
     </w:p>
@@ -15886,7 +15993,6 @@
           <w:sz w:val="24"/>
           <w:szCs w:val="24"/>
         </w:rPr>
-        <w:lastRenderedPageBreak/>
         <w:t xml:space="preserve">Security is integrated across all layers of the system architecture. Tajirisha employs a </w:t>
       </w:r>
       <w:r>
@@ -16016,6 +16122,7 @@
           <w:sz w:val="24"/>
           <w:szCs w:val="24"/>
         </w:rPr>
+        <w:lastRenderedPageBreak/>
         <w:t>Role</w:t>
       </w:r>
       <w:r>
@@ -16461,7 +16568,6 @@
           <w:sz w:val="24"/>
           <w:szCs w:val="24"/>
         </w:rPr>
-        <w:lastRenderedPageBreak/>
         <w:t>Strict schema validation</w:t>
       </w:r>
       <w:r>
@@ -16621,6 +16727,7 @@
           <w:sz w:val="24"/>
           <w:szCs w:val="24"/>
         </w:rPr>
+        <w:lastRenderedPageBreak/>
         <w:t>Replay of system state</w:t>
       </w:r>
     </w:p>
@@ -17122,7 +17229,6 @@
           <w:sz w:val="24"/>
           <w:szCs w:val="24"/>
         </w:rPr>
-        <w:lastRenderedPageBreak/>
         <w:t>Circuit breakers</w:t>
       </w:r>
       <w:r>
@@ -17272,6 +17378,7 @@
           <w:sz w:val="24"/>
           <w:szCs w:val="24"/>
         </w:rPr>
+        <w:lastRenderedPageBreak/>
         <w:t xml:space="preserve">Strict validation rules: </w:t>
       </w:r>
     </w:p>
@@ -17724,7 +17831,6 @@
           <w:sz w:val="24"/>
           <w:szCs w:val="24"/>
         </w:rPr>
-        <w:lastRenderedPageBreak/>
         <w:t>Partitioned analytics tables</w:t>
       </w:r>
       <w:r>
@@ -17867,6 +17973,7 @@
           <w:sz w:val="24"/>
           <w:szCs w:val="24"/>
         </w:rPr>
+        <w:lastRenderedPageBreak/>
         <w:t>Tajirisha is designed to be intuitive and engaging for university students.</w:t>
       </w:r>
     </w:p>
@@ -18043,18 +18150,17 @@
           <w:sz w:val="24"/>
           <w:szCs w:val="24"/>
         </w:rPr>
-        <w:t>Mobile</w:t>
-      </w:r>
-      <w:r>
-        <w:rPr>
-          <w:rFonts w:ascii="Times New Roman" w:hAnsi="Times New Roman" w:cs="Times New Roman"/>
-          <w:b/>
-          <w:bCs/>
-          <w:sz w:val="24"/>
-          <w:szCs w:val="24"/>
-        </w:rPr>
-        <w:noBreakHyphen/>
-        <w:t>first design</w:t>
+        <w:t>Usability</w:t>
+      </w:r>
+      <w:r>
+        <w:rPr>
+          <w:rFonts w:ascii="Times New Roman" w:hAnsi="Times New Roman" w:cs="Times New Roman"/>
+          <w:b/>
+          <w:bCs/>
+          <w:sz w:val="24"/>
+          <w:szCs w:val="24"/>
+        </w:rPr>
+        <w:t xml:space="preserve"> design</w:t>
       </w:r>
       <w:r>
         <w:rPr>
@@ -18313,7 +18419,6 @@
           <w:sz w:val="24"/>
           <w:szCs w:val="24"/>
         </w:rPr>
-        <w:lastRenderedPageBreak/>
         <w:t>Encourages continuous engagement.</w:t>
       </w:r>
     </w:p>
@@ -18433,6 +18538,7 @@
           <w:sz w:val="24"/>
           <w:szCs w:val="24"/>
         </w:rPr>
+        <w:lastRenderedPageBreak/>
         <w:t>Clear iconography</w:t>
       </w:r>
     </w:p>
@@ -19647,38 +19753,6 @@
           <w:sz w:val="24"/>
           <w:szCs w:val="24"/>
         </w:rPr>
-        <w:t>Mobile App:</w:t>
-      </w:r>
-      <w:r>
-        <w:rPr>
-          <w:rFonts w:ascii="Times New Roman" w:hAnsi="Times New Roman" w:cs="Times New Roman"/>
-          <w:sz w:val="24"/>
-          <w:szCs w:val="24"/>
-        </w:rPr>
-        <w:t xml:space="preserve"> Flutter (Android-first)</w:t>
-      </w:r>
-    </w:p>
-    <w:p>
-      <w:pPr>
-        <w:numPr>
-          <w:ilvl w:val="0"/>
-          <w:numId w:val="37"/>
-        </w:numPr>
-        <w:spacing w:line="360" w:lineRule="auto"/>
-        <w:rPr>
-          <w:rFonts w:ascii="Times New Roman" w:hAnsi="Times New Roman" w:cs="Times New Roman"/>
-          <w:sz w:val="24"/>
-          <w:szCs w:val="24"/>
-        </w:rPr>
-      </w:pPr>
-      <w:r>
-        <w:rPr>
-          <w:rFonts w:ascii="Times New Roman" w:hAnsi="Times New Roman" w:cs="Times New Roman"/>
-          <w:b/>
-          <w:bCs/>
-          <w:sz w:val="24"/>
-          <w:szCs w:val="24"/>
-        </w:rPr>
         <w:t>UI Libraries:</w:t>
       </w:r>
       <w:r>
@@ -19741,7 +19815,15 @@
           <w:sz w:val="24"/>
           <w:szCs w:val="24"/>
         </w:rPr>
-        <w:t xml:space="preserve"> TensorFlow / PyTorch</w:t>
+        <w:t xml:space="preserve"> </w:t>
+      </w:r>
+      <w:r>
+        <w:rPr>
+          <w:rFonts w:ascii="Times New Roman" w:hAnsi="Times New Roman" w:cs="Times New Roman"/>
+          <w:sz w:val="24"/>
+          <w:szCs w:val="24"/>
+        </w:rPr>
+        <w:t>matplotlib, among others</w:t>
       </w:r>
     </w:p>
     <w:p>
@@ -19773,7 +19855,15 @@
           <w:sz w:val="24"/>
           <w:szCs w:val="24"/>
         </w:rPr>
-        <w:t xml:space="preserve"> Cloud ML endpoints</w:t>
+        <w:t xml:space="preserve"> </w:t>
+      </w:r>
+      <w:r>
+        <w:rPr>
+          <w:rFonts w:ascii="Times New Roman" w:hAnsi="Times New Roman" w:cs="Times New Roman"/>
+          <w:sz w:val="24"/>
+          <w:szCs w:val="24"/>
+        </w:rPr>
+        <w:t>localhost</w:t>
       </w:r>
     </w:p>
     <w:p>
@@ -19861,7 +19951,6 @@
           <w:sz w:val="24"/>
           <w:szCs w:val="24"/>
         </w:rPr>
-        <w:lastRenderedPageBreak/>
         <w:t>Containerization:</w:t>
       </w:r>
       <w:r>
@@ -19894,6 +19983,7 @@
           <w:sz w:val="24"/>
           <w:szCs w:val="24"/>
         </w:rPr>
+        <w:lastRenderedPageBreak/>
         <w:t>Orchestration:</w:t>
       </w:r>
       <w:r>
@@ -20161,62 +20251,56 @@
           <w:sz w:val="24"/>
           <w:szCs w:val="24"/>
         </w:rPr>
-        <w:t>Development:</w:t>
-      </w:r>
-      <w:r>
-        <w:rPr>
-          <w:rFonts w:ascii="Times New Roman" w:hAnsi="Times New Roman" w:cs="Times New Roman"/>
-          <w:sz w:val="24"/>
-          <w:szCs w:val="24"/>
-        </w:rPr>
-        <w:t xml:space="preserve"> Local Docker environment</w:t>
-      </w:r>
-    </w:p>
-    <w:p>
-      <w:pPr>
-        <w:numPr>
-          <w:ilvl w:val="0"/>
-          <w:numId w:val="42"/>
-        </w:numPr>
-        <w:spacing w:line="360" w:lineRule="auto"/>
-        <w:rPr>
-          <w:rFonts w:ascii="Times New Roman" w:hAnsi="Times New Roman" w:cs="Times New Roman"/>
-          <w:sz w:val="24"/>
-          <w:szCs w:val="24"/>
-        </w:rPr>
-      </w:pPr>
-      <w:r>
-        <w:rPr>
-          <w:rFonts w:ascii="Times New Roman" w:hAnsi="Times New Roman" w:cs="Times New Roman"/>
-          <w:b/>
-          <w:bCs/>
-          <w:sz w:val="24"/>
-          <w:szCs w:val="24"/>
-        </w:rPr>
-        <w:t>Testing:</w:t>
-      </w:r>
-      <w:r>
-        <w:rPr>
-          <w:rFonts w:ascii="Times New Roman" w:hAnsi="Times New Roman" w:cs="Times New Roman"/>
-          <w:sz w:val="24"/>
-          <w:szCs w:val="24"/>
-        </w:rPr>
-        <w:t xml:space="preserve"> Cloud staging environment</w:t>
-      </w:r>
-    </w:p>
-    <w:p>
-      <w:pPr>
-        <w:numPr>
-          <w:ilvl w:val="0"/>
-          <w:numId w:val="42"/>
-        </w:numPr>
-        <w:spacing w:line="360" w:lineRule="auto"/>
-        <w:rPr>
-          <w:rFonts w:ascii="Times New Roman" w:hAnsi="Times New Roman" w:cs="Times New Roman"/>
-          <w:sz w:val="24"/>
-          <w:szCs w:val="24"/>
-        </w:rPr>
-      </w:pPr>
+        <w:t>Development</w:t>
+      </w:r>
+      <w:r>
+        <w:rPr>
+          <w:rFonts w:ascii="Times New Roman" w:hAnsi="Times New Roman" w:cs="Times New Roman"/>
+          <w:b/>
+          <w:bCs/>
+          <w:sz w:val="24"/>
+          <w:szCs w:val="24"/>
+        </w:rPr>
+        <w:t>,</w:t>
+      </w:r>
+      <w:r>
+        <w:rPr>
+          <w:rFonts w:ascii="Times New Roman" w:hAnsi="Times New Roman" w:cs="Times New Roman"/>
+          <w:sz w:val="24"/>
+          <w:szCs w:val="24"/>
+        </w:rPr>
+        <w:t xml:space="preserve"> </w:t>
+      </w:r>
+      <w:r>
+        <w:rPr>
+          <w:rFonts w:ascii="Times New Roman" w:hAnsi="Times New Roman" w:cs="Times New Roman"/>
+          <w:b/>
+          <w:bCs/>
+          <w:sz w:val="24"/>
+          <w:szCs w:val="24"/>
+        </w:rPr>
+        <w:t>Testing</w:t>
+      </w:r>
+      <w:r>
+        <w:rPr>
+          <w:rFonts w:ascii="Times New Roman" w:hAnsi="Times New Roman" w:cs="Times New Roman"/>
+          <w:b/>
+          <w:bCs/>
+          <w:sz w:val="24"/>
+          <w:szCs w:val="24"/>
+        </w:rPr>
+        <w:t>,</w:t>
+      </w:r>
+      <w:r>
+        <w:rPr>
+          <w:rFonts w:ascii="Times New Roman" w:hAnsi="Times New Roman" w:cs="Times New Roman"/>
+          <w:b/>
+          <w:bCs/>
+          <w:sz w:val="24"/>
+          <w:szCs w:val="24"/>
+        </w:rPr>
+        <w:t xml:space="preserve"> </w:t>
+      </w:r>
       <w:r>
         <w:rPr>
           <w:rFonts w:ascii="Times New Roman" w:hAnsi="Times New Roman" w:cs="Times New Roman"/>
@@ -20233,25 +20317,25 @@
           <w:sz w:val="24"/>
           <w:szCs w:val="24"/>
         </w:rPr>
-        <w:t xml:space="preserve"> Multi</w:t>
-      </w:r>
-      <w:r>
-        <w:rPr>
-          <w:rFonts w:ascii="Times New Roman" w:hAnsi="Times New Roman" w:cs="Times New Roman"/>
-          <w:sz w:val="24"/>
-          <w:szCs w:val="24"/>
-        </w:rPr>
-        <w:noBreakHyphen/>
-        <w:t>zone cloud deployment with auto</w:t>
-      </w:r>
-      <w:r>
-        <w:rPr>
-          <w:rFonts w:ascii="Times New Roman" w:hAnsi="Times New Roman" w:cs="Times New Roman"/>
-          <w:sz w:val="24"/>
-          <w:szCs w:val="24"/>
-        </w:rPr>
-        <w:noBreakHyphen/>
-        <w:t>scaling</w:t>
+        <w:t xml:space="preserve"> </w:t>
+      </w:r>
+      <w:proofErr w:type="spellStart"/>
+      <w:r>
+        <w:rPr>
+          <w:rFonts w:ascii="Times New Roman" w:hAnsi="Times New Roman" w:cs="Times New Roman"/>
+          <w:sz w:val="24"/>
+          <w:szCs w:val="24"/>
+        </w:rPr>
+        <w:t>LocalHost</w:t>
+      </w:r>
+      <w:proofErr w:type="spellEnd"/>
+      <w:r>
+        <w:rPr>
+          <w:rFonts w:ascii="Times New Roman" w:hAnsi="Times New Roman" w:cs="Times New Roman"/>
+          <w:sz w:val="24"/>
+          <w:szCs w:val="24"/>
+        </w:rPr>
+        <w:t xml:space="preserve"> and Postgres environment</w:t>
       </w:r>
     </w:p>
     <w:p>
@@ -20537,7 +20621,6 @@
           <w:sz w:val="24"/>
           <w:szCs w:val="24"/>
         </w:rPr>
-        <w:lastRenderedPageBreak/>
         <w:t>PCI</w:t>
       </w:r>
       <w:r>
@@ -20605,6 +20688,7 @@
           <w:sz w:val="24"/>
           <w:szCs w:val="24"/>
         </w:rPr>
+        <w:lastRenderedPageBreak/>
         <w:t>The database design defines the physical structure, storage mechanisms, and organization of Tajirisha’s data. It translates the logical data model into concrete tables, fields, keys, and relationships. The design prioritizes data integrity, security, performance, and scalability, ensuring that the system can support real</w:t>
       </w:r>
       <w:r>
@@ -20852,7 +20936,6 @@
           <w:sz w:val="24"/>
           <w:szCs w:val="24"/>
         </w:rPr>
-        <w:lastRenderedPageBreak/>
         <w:t>Portfolio ↔ Nudge (1:N):</w:t>
       </w:r>
       <w:r>
@@ -20886,6 +20969,7 @@
           <w:sz w:val="24"/>
           <w:szCs w:val="24"/>
         </w:rPr>
+        <w:lastRenderedPageBreak/>
         <w:t>User ↔ LiteracyContent (M:N via UserContentAccess):</w:t>
       </w:r>
       <w:r>
@@ -22204,7 +22288,7 @@
           <w:rFonts w:ascii="Times New Roman" w:hAnsi="Times New Roman" w:cs="Times New Roman"/>
         </w:rPr>
       </w:pPr>
-      <w:bookmarkStart w:id="19" w:name="_Toc219312580"/>
+      <w:bookmarkStart w:id="19" w:name="_Toc222478471"/>
       <w:r>
         <w:rPr>
           <w:rFonts w:ascii="Times New Roman" w:hAnsi="Times New Roman" w:cs="Times New Roman"/>
@@ -22376,7 +22460,7 @@
           <w:rFonts w:ascii="Times New Roman" w:hAnsi="Times New Roman" w:cs="Times New Roman"/>
         </w:rPr>
       </w:pPr>
-      <w:bookmarkStart w:id="20" w:name="_Toc219312581"/>
+      <w:bookmarkStart w:id="20" w:name="_Toc222478472"/>
       <w:r>
         <w:rPr>
           <w:rFonts w:ascii="Times New Roman" w:hAnsi="Times New Roman" w:cs="Times New Roman"/>
@@ -23516,7 +23600,7 @@
           <w:szCs w:val="24"/>
         </w:rPr>
       </w:pPr>
-      <w:bookmarkStart w:id="21" w:name="_Toc219312582"/>
+      <w:bookmarkStart w:id="21" w:name="_Toc222478473"/>
       <w:r>
         <w:rPr>
           <w:rFonts w:ascii="Times New Roman" w:hAnsi="Times New Roman" w:cs="Times New Roman"/>
@@ -24211,7 +24295,7 @@
           <w:szCs w:val="24"/>
         </w:rPr>
       </w:pPr>
-      <w:bookmarkStart w:id="22" w:name="_Toc219312583"/>
+      <w:bookmarkStart w:id="22" w:name="_Toc222478474"/>
       <w:r>
         <w:rPr>
           <w:rFonts w:ascii="Times New Roman" w:hAnsi="Times New Roman" w:cs="Times New Roman"/>
@@ -24929,7 +25013,7 @@
           <w:szCs w:val="24"/>
         </w:rPr>
       </w:pPr>
-      <w:bookmarkStart w:id="23" w:name="_Toc219312584"/>
+      <w:bookmarkStart w:id="23" w:name="_Toc222478475"/>
       <w:r>
         <w:rPr>
           <w:rFonts w:ascii="Times New Roman" w:hAnsi="Times New Roman" w:cs="Times New Roman"/>
@@ -25795,7 +25879,7 @@
           <w:szCs w:val="24"/>
         </w:rPr>
       </w:pPr>
-      <w:bookmarkStart w:id="24" w:name="_Toc219312585"/>
+      <w:bookmarkStart w:id="24" w:name="_Toc222478476"/>
       <w:r>
         <w:rPr>
           <w:rFonts w:ascii="Times New Roman" w:hAnsi="Times New Roman" w:cs="Times New Roman"/>
@@ -26437,7 +26521,7 @@
           <w:szCs w:val="24"/>
         </w:rPr>
       </w:pPr>
-      <w:bookmarkStart w:id="25" w:name="_Toc219312586"/>
+      <w:bookmarkStart w:id="25" w:name="_Toc222478477"/>
       <w:r>
         <w:rPr>
           <w:rFonts w:ascii="Times New Roman" w:hAnsi="Times New Roman" w:cs="Times New Roman"/>
@@ -26860,7 +26944,7 @@
           <w:szCs w:val="24"/>
         </w:rPr>
       </w:pPr>
-      <w:bookmarkStart w:id="26" w:name="_Toc219312587"/>
+      <w:bookmarkStart w:id="26" w:name="_Toc222478478"/>
       <w:r>
         <w:rPr>
           <w:rFonts w:ascii="Times New Roman" w:hAnsi="Times New Roman" w:cs="Times New Roman"/>
@@ -27475,7 +27559,7 @@
           <w:noProof/>
         </w:rPr>
       </w:pPr>
-      <w:bookmarkStart w:id="27" w:name="_Toc219312588"/>
+      <w:bookmarkStart w:id="27" w:name="_Toc222478479"/>
       <w:r>
         <w:rPr>
           <w:rFonts w:ascii="Times New Roman" w:hAnsi="Times New Roman" w:cs="Times New Roman"/>
@@ -29958,7 +30042,15 @@
           <w:sz w:val="24"/>
           <w:szCs w:val="24"/>
         </w:rPr>
-        <w:t>The User Interface (UI) design defines how users interact with Tajirisha’s components, modules, and external systems. It focuses on the layout of input and output forms, navigation structure, and the visual representation of key workflows. The design emphasizes simplicity, clarity, mobile</w:t>
+        <w:t xml:space="preserve">The User Interface (UI) design defines how users interact with Tajirisha’s components, modules, and external systems. It focuses on the layout of input and output forms, navigation structure, and the visual representation of key workflows. The design emphasizes simplicity, clarity, </w:t>
+      </w:r>
+      <w:r>
+        <w:rPr>
+          <w:rFonts w:ascii="Times New Roman" w:hAnsi="Times New Roman" w:cs="Times New Roman"/>
+          <w:sz w:val="24"/>
+          <w:szCs w:val="24"/>
+        </w:rPr>
+        <w:t>UX</w:t>
       </w:r>
       <w:r>
         <w:rPr>
@@ -31943,7 +32035,7 @@
           <w:sz w:val="24"/>
           <w:szCs w:val="24"/>
         </w:rPr>
-        <w:t>Mobile</w:t>
+        <w:t>UX</w:t>
       </w:r>
       <w:r>
         <w:rPr>
@@ -32680,7 +32772,17 @@
           <w:sz w:val="24"/>
           <w:szCs w:val="24"/>
         </w:rPr>
-        <w:t>mobile-first, modular approach</w:t>
+        <w:t>UX</w:t>
+      </w:r>
+      <w:r>
+        <w:rPr>
+          <w:rFonts w:ascii="Times New Roman" w:hAnsi="Times New Roman" w:cs="Times New Roman"/>
+          <w:b/>
+          <w:bCs/>
+          <w:sz w:val="24"/>
+          <w:szCs w:val="24"/>
+        </w:rPr>
+        <w:t>-first, modular approach</w:t>
       </w:r>
       <w:r>
         <w:rPr>
@@ -32728,7 +32830,39 @@
           <w:sz w:val="24"/>
           <w:szCs w:val="24"/>
         </w:rPr>
-        <w:t>Together, the requirements analysis, logical architecture, and physical design form a coherent and scalable foundation for Tajirisha. The system is designed to support real-time financial decision-making, adaptive learning, and peer engagement, while remaining secure, modular, and cloud-ready. This chapter ensures that Tajirisha is not only conceptually sound but also technically implementable — bridging theory and practice in service of financial empowerment.</w:t>
+        <w:t>Together, the requirements analysis, logical architecture, and physical design form a coherent and scalable foundation for Tajirisha. The system is designed to support real-time financial decision-making, adaptive learning, and peer engagement, while remaining secure, modular, and</w:t>
+      </w:r>
+      <w:r>
+        <w:rPr>
+          <w:rFonts w:ascii="Times New Roman" w:hAnsi="Times New Roman" w:cs="Times New Roman"/>
+          <w:sz w:val="24"/>
+          <w:szCs w:val="24"/>
+        </w:rPr>
+        <w:t xml:space="preserve"> </w:t>
+      </w:r>
+      <w:r>
+        <w:rPr>
+          <w:rFonts w:ascii="Times New Roman" w:hAnsi="Times New Roman" w:cs="Times New Roman"/>
+          <w:sz w:val="24"/>
+          <w:szCs w:val="24"/>
+        </w:rPr>
+        <w:t>cloud-ready</w:t>
+      </w:r>
+      <w:r>
+        <w:rPr>
+          <w:rFonts w:ascii="Times New Roman" w:hAnsi="Times New Roman" w:cs="Times New Roman"/>
+          <w:sz w:val="24"/>
+          <w:szCs w:val="24"/>
+        </w:rPr>
+        <w:t xml:space="preserve"> in future</w:t>
+      </w:r>
+      <w:r>
+        <w:rPr>
+          <w:rFonts w:ascii="Times New Roman" w:hAnsi="Times New Roman" w:cs="Times New Roman"/>
+          <w:sz w:val="24"/>
+          <w:szCs w:val="24"/>
+        </w:rPr>
+        <w:t>. This chapter ensures that Tajirisha is not only conceptually sound but also technically implementable — bridging theory and practice in service of financial empowerment.</w:t>
       </w:r>
     </w:p>
     <w:p>
@@ -33276,31 +33410,18 @@
       <w:pPr>
         <w:pStyle w:val="Caption"/>
       </w:pPr>
-      <w:bookmarkStart w:id="30" w:name="_Toc219312572"/>
+      <w:bookmarkStart w:id="30" w:name="_Toc222478427"/>
       <w:r>
         <w:t xml:space="preserve">Figure </w:t>
       </w:r>
-      <w:r>
-        <w:fldChar w:fldCharType="begin"/>
-      </w:r>
-      <w:r>
-        <w:instrText xml:space="preserve"> SEQ Figure \* ARABIC </w:instrText>
-      </w:r>
-      <w:r>
-        <w:fldChar w:fldCharType="separate"/>
-      </w:r>
-      <w:r>
-        <w:rPr>
-          <w:noProof/>
-        </w:rPr>
-        <w:t>10</w:t>
-      </w:r>
-      <w:r>
-        <w:rPr>
-          <w:noProof/>
-        </w:rPr>
-        <w:fldChar w:fldCharType="end"/>
-      </w:r>
+      <w:fldSimple w:instr=" SEQ Figure \* ARABIC ">
+        <w:r>
+          <w:rPr>
+            <w:noProof/>
+          </w:rPr>
+          <w:t>10</w:t>
+        </w:r>
+      </w:fldSimple>
       <w:r>
         <w:t>: Component Diagram</w:t>
       </w:r>
@@ -33361,31 +33482,18 @@
       <w:pPr>
         <w:pStyle w:val="Caption"/>
       </w:pPr>
-      <w:bookmarkStart w:id="31" w:name="_Toc219312573"/>
+      <w:bookmarkStart w:id="31" w:name="_Toc222478428"/>
       <w:r>
         <w:t xml:space="preserve">Figure </w:t>
       </w:r>
-      <w:r>
-        <w:fldChar w:fldCharType="begin"/>
-      </w:r>
-      <w:r>
-        <w:instrText xml:space="preserve"> SEQ Figure \* ARABIC </w:instrText>
-      </w:r>
-      <w:r>
-        <w:fldChar w:fldCharType="separate"/>
-      </w:r>
-      <w:r>
-        <w:rPr>
-          <w:noProof/>
-        </w:rPr>
-        <w:t>11</w:t>
-      </w:r>
-      <w:r>
-        <w:rPr>
-          <w:noProof/>
-        </w:rPr>
-        <w:fldChar w:fldCharType="end"/>
-      </w:r>
+      <w:fldSimple w:instr=" SEQ Figure \* ARABIC ">
+        <w:r>
+          <w:rPr>
+            <w:noProof/>
+          </w:rPr>
+          <w:t>11</w:t>
+        </w:r>
+      </w:fldSimple>
       <w:r>
         <w:t>: ERD</w:t>
       </w:r>
@@ -33448,31 +33556,18 @@
         <w:pStyle w:val="Caption"/>
         <w:keepNext/>
       </w:pPr>
-      <w:bookmarkStart w:id="32" w:name="_Toc219312574"/>
+      <w:bookmarkStart w:id="32" w:name="_Toc222478429"/>
       <w:r>
         <w:t xml:space="preserve">Figure </w:t>
       </w:r>
-      <w:r>
-        <w:fldChar w:fldCharType="begin"/>
-      </w:r>
-      <w:r>
-        <w:instrText xml:space="preserve"> SEQ Figure \* ARABIC </w:instrText>
-      </w:r>
-      <w:r>
-        <w:fldChar w:fldCharType="separate"/>
-      </w:r>
-      <w:r>
-        <w:rPr>
-          <w:noProof/>
-        </w:rPr>
-        <w:t>12</w:t>
-      </w:r>
-      <w:r>
-        <w:rPr>
-          <w:noProof/>
-        </w:rPr>
-        <w:fldChar w:fldCharType="end"/>
-      </w:r>
+      <w:fldSimple w:instr=" SEQ Figure \* ARABIC ">
+        <w:r>
+          <w:rPr>
+            <w:noProof/>
+          </w:rPr>
+          <w:t>12</w:t>
+        </w:r>
+      </w:fldSimple>
       <w:r>
         <w:t>: Desktop Wireframes</w:t>
       </w:r>
@@ -33528,131 +33623,59 @@
       <w:pPr>
         <w:pStyle w:val="Caption"/>
       </w:pPr>
-      <w:bookmarkStart w:id="33" w:name="_Toc219312575"/>
+      <w:bookmarkStart w:id="33" w:name="_Toc222478430"/>
       <w:r>
         <w:t xml:space="preserve">Figure </w:t>
       </w:r>
-      <w:r>
-        <w:fldChar w:fldCharType="begin"/>
-      </w:r>
-      <w:r>
-        <w:instrText xml:space="preserve"> SEQ Figure \* ARABIC </w:instrText>
-      </w:r>
-      <w:r>
-        <w:fldChar w:fldCharType="separate"/>
-      </w:r>
+      <w:fldSimple w:instr=" SEQ Figure \* ARABIC ">
+        <w:r>
+          <w:rPr>
+            <w:noProof/>
+          </w:rPr>
+          <w:t>13</w:t>
+        </w:r>
+      </w:fldSimple>
+      <w:r>
+        <w:t>: Low level DFD</w:t>
+      </w:r>
+      <w:bookmarkEnd w:id="33"/>
+    </w:p>
+    <w:p>
+      <w:pPr>
+        <w:keepNext/>
+      </w:pPr>
+    </w:p>
+    <w:p>
+      <w:pPr>
+        <w:pStyle w:val="Caption"/>
+      </w:pPr>
+      <w:bookmarkStart w:id="34" w:name="_Toc222478431"/>
+      <w:r>
+        <w:t xml:space="preserve">Figure </w:t>
+      </w:r>
+      <w:fldSimple w:instr=" SEQ Figure \* ARABIC ">
+        <w:r>
+          <w:rPr>
+            <w:noProof/>
+          </w:rPr>
+          <w:t>14</w:t>
+        </w:r>
+      </w:fldSimple>
+      <w:r>
+        <w:t>: App wireframes</w:t>
+      </w:r>
+      <w:bookmarkEnd w:id="34"/>
+    </w:p>
+    <w:p/>
+    <w:p>
+      <w:pPr>
+        <w:keepNext/>
+      </w:pPr>
       <w:r>
         <w:rPr>
           <w:noProof/>
         </w:rPr>
-        <w:t>13</w:t>
-      </w:r>
-      <w:r>
-        <w:rPr>
-          <w:noProof/>
-        </w:rPr>
-        <w:fldChar w:fldCharType="end"/>
-      </w:r>
-      <w:r>
-        <w:t>: Low level DFD</w:t>
-      </w:r>
-      <w:bookmarkEnd w:id="33"/>
-    </w:p>
-    <w:p>
-      <w:pPr>
-        <w:keepNext/>
-      </w:pPr>
-      <w:r>
-        <w:rPr>
-          <w:noProof/>
-        </w:rPr>
         <w:lastRenderedPageBreak/>
-        <w:drawing>
-          <wp:inline distT="0" distB="0" distL="0" distR="0" wp14:anchorId="4772302A" wp14:editId="4C6A6517">
-            <wp:extent cx="5943600" cy="4937125"/>
-            <wp:effectExtent l="0" t="0" r="0" b="0"/>
-            <wp:docPr id="16" name="Picture 16"/>
-            <wp:cNvGraphicFramePr>
-              <a:graphicFrameLocks xmlns:a="http://schemas.openxmlformats.org/drawingml/2006/main" noChangeAspect="1"/>
-            </wp:cNvGraphicFramePr>
-            <a:graphic xmlns:a="http://schemas.openxmlformats.org/drawingml/2006/main">
-              <a:graphicData uri="http://schemas.openxmlformats.org/drawingml/2006/picture">
-                <pic:pic xmlns:pic="http://schemas.openxmlformats.org/drawingml/2006/picture">
-                  <pic:nvPicPr>
-                    <pic:cNvPr id="16" name="Picture 16"/>
-                    <pic:cNvPicPr/>
-                  </pic:nvPicPr>
-                  <pic:blipFill>
-                    <a:blip r:embed="rId21" cstate="print">
-                      <a:extLst>
-                        <a:ext uri="{28A0092B-C50C-407E-A947-70E740481C1C}">
-                          <a14:useLocalDpi xmlns:a14="http://schemas.microsoft.com/office/drawing/2010/main" val="0"/>
-                        </a:ext>
-                      </a:extLst>
-                    </a:blip>
-                    <a:stretch>
-                      <a:fillRect/>
-                    </a:stretch>
-                  </pic:blipFill>
-                  <pic:spPr>
-                    <a:xfrm>
-                      <a:off x="0" y="0"/>
-                      <a:ext cx="5943600" cy="4937125"/>
-                    </a:xfrm>
-                    <a:prstGeom prst="rect">
-                      <a:avLst/>
-                    </a:prstGeom>
-                  </pic:spPr>
-                </pic:pic>
-              </a:graphicData>
-            </a:graphic>
-          </wp:inline>
-        </w:drawing>
-      </w:r>
-    </w:p>
-    <w:p>
-      <w:pPr>
-        <w:pStyle w:val="Caption"/>
-      </w:pPr>
-      <w:bookmarkStart w:id="34" w:name="_Toc219312576"/>
-      <w:r>
-        <w:t xml:space="preserve">Figure </w:t>
-      </w:r>
-      <w:r>
-        <w:fldChar w:fldCharType="begin"/>
-      </w:r>
-      <w:r>
-        <w:instrText xml:space="preserve"> SEQ Figure \* ARABIC </w:instrText>
-      </w:r>
-      <w:r>
-        <w:fldChar w:fldCharType="separate"/>
-      </w:r>
-      <w:r>
-        <w:rPr>
-          <w:noProof/>
-        </w:rPr>
-        <w:t>14</w:t>
-      </w:r>
-      <w:r>
-        <w:rPr>
-          <w:noProof/>
-        </w:rPr>
-        <w:fldChar w:fldCharType="end"/>
-      </w:r>
-      <w:r>
-        <w:t>: App wireframes</w:t>
-      </w:r>
-      <w:bookmarkEnd w:id="34"/>
-    </w:p>
-    <w:p/>
-    <w:p>
-      <w:pPr>
-        <w:keepNext/>
-      </w:pPr>
-      <w:r>
-        <w:rPr>
-          <w:noProof/>
-        </w:rPr>
         <w:drawing>
           <wp:inline distT="0" distB="0" distL="0" distR="0" wp14:anchorId="4CC841DA" wp14:editId="6F402E96">
             <wp:extent cx="5943600" cy="2284095"/>
@@ -33669,7 +33692,7 @@
                     <pic:cNvPicPr/>
                   </pic:nvPicPr>
                   <pic:blipFill>
-                    <a:blip r:embed="rId22" cstate="print">
+                    <a:blip r:embed="rId21" cstate="print">
                       <a:extLst>
                         <a:ext uri="{28A0092B-C50C-407E-A947-70E740481C1C}">
                           <a14:useLocalDpi xmlns:a14="http://schemas.microsoft.com/office/drawing/2010/main" val="0"/>
@@ -33700,33 +33723,69 @@
       <w:pPr>
         <w:pStyle w:val="Caption"/>
       </w:pPr>
-      <w:bookmarkStart w:id="35" w:name="_Toc219312577"/>
+      <w:bookmarkStart w:id="35" w:name="_Toc222478432"/>
       <w:r>
         <w:t xml:space="preserve">Figure </w:t>
       </w:r>
-      <w:r>
-        <w:fldChar w:fldCharType="begin"/>
-      </w:r>
-      <w:r>
-        <w:instrText xml:space="preserve"> SEQ Figure \* ARABIC </w:instrText>
-      </w:r>
-      <w:r>
-        <w:fldChar w:fldCharType="separate"/>
+      <w:fldSimple w:instr=" SEQ Figure \* ARABIC ">
+        <w:r>
+          <w:rPr>
+            <w:noProof/>
+          </w:rPr>
+          <w:t>15</w:t>
+        </w:r>
+      </w:fldSimple>
+      <w:r>
+        <w:t>: High level D</w:t>
       </w:r>
       <w:r>
         <w:rPr>
           <w:noProof/>
         </w:rPr>
-        <w:t>15</w:t>
-      </w:r>
-      <w:r>
-        <w:rPr>
-          <w:noProof/>
-        </w:rPr>
-        <w:fldChar w:fldCharType="end"/>
-      </w:r>
-      <w:r>
-        <w:t>: High level DFD</w:t>
+        <w:drawing>
+          <wp:inline distT="0" distB="0" distL="0" distR="0" wp14:anchorId="41107C57" wp14:editId="78ADCEA6">
+            <wp:extent cx="5943600" cy="2552065"/>
+            <wp:effectExtent l="0" t="0" r="0" b="635"/>
+            <wp:docPr id="18" name="Picture 18"/>
+            <wp:cNvGraphicFramePr>
+              <a:graphicFrameLocks xmlns:a="http://schemas.openxmlformats.org/drawingml/2006/main" noChangeAspect="1"/>
+            </wp:cNvGraphicFramePr>
+            <a:graphic xmlns:a="http://schemas.openxmlformats.org/drawingml/2006/main">
+              <a:graphicData uri="http://schemas.openxmlformats.org/drawingml/2006/picture">
+                <pic:pic xmlns:pic="http://schemas.openxmlformats.org/drawingml/2006/picture">
+                  <pic:nvPicPr>
+                    <pic:cNvPr id="14" name="Picture 14"/>
+                    <pic:cNvPicPr/>
+                  </pic:nvPicPr>
+                  <pic:blipFill>
+                    <a:blip r:embed="rId20" cstate="print">
+                      <a:extLst>
+                        <a:ext uri="{28A0092B-C50C-407E-A947-70E740481C1C}">
+                          <a14:useLocalDpi xmlns:a14="http://schemas.microsoft.com/office/drawing/2010/main" val="0"/>
+                        </a:ext>
+                      </a:extLst>
+                    </a:blip>
+                    <a:stretch>
+                      <a:fillRect/>
+                    </a:stretch>
+                  </pic:blipFill>
+                  <pic:spPr>
+                    <a:xfrm>
+                      <a:off x="0" y="0"/>
+                      <a:ext cx="5943600" cy="2552065"/>
+                    </a:xfrm>
+                    <a:prstGeom prst="rect">
+                      <a:avLst/>
+                    </a:prstGeom>
+                  </pic:spPr>
+                </pic:pic>
+              </a:graphicData>
+            </a:graphic>
+          </wp:inline>
+        </w:drawing>
+      </w:r>
+      <w:r>
+        <w:t>FD</w:t>
       </w:r>
       <w:bookmarkEnd w:id="35"/>
     </w:p>
@@ -33759,7 +33818,7 @@
                     <pic:cNvPicPr/>
                   </pic:nvPicPr>
                   <pic:blipFill>
-                    <a:blip r:embed="rId23">
+                    <a:blip r:embed="rId22">
                       <a:extLst>
                         <a:ext uri="{28A0092B-C50C-407E-A947-70E740481C1C}">
                           <a14:useLocalDpi xmlns:a14="http://schemas.microsoft.com/office/drawing/2010/main" val="0"/>
@@ -33790,31 +33849,18 @@
       <w:pPr>
         <w:pStyle w:val="Caption"/>
       </w:pPr>
-      <w:bookmarkStart w:id="36" w:name="_Toc219312578"/>
+      <w:bookmarkStart w:id="36" w:name="_Toc222478433"/>
       <w:r>
         <w:t xml:space="preserve">Figure </w:t>
       </w:r>
-      <w:r>
-        <w:fldChar w:fldCharType="begin"/>
-      </w:r>
-      <w:r>
-        <w:instrText xml:space="preserve"> SEQ Figure \* ARABIC </w:instrText>
-      </w:r>
-      <w:r>
-        <w:fldChar w:fldCharType="separate"/>
-      </w:r>
-      <w:r>
-        <w:rPr>
-          <w:noProof/>
-        </w:rPr>
-        <w:t>16</w:t>
-      </w:r>
-      <w:r>
-        <w:rPr>
-          <w:noProof/>
-        </w:rPr>
-        <w:fldChar w:fldCharType="end"/>
-      </w:r>
+      <w:fldSimple w:instr=" SEQ Figure \* ARABIC ">
+        <w:r>
+          <w:rPr>
+            <w:noProof/>
+          </w:rPr>
+          <w:t>16</w:t>
+        </w:r>
+      </w:fldSimple>
       <w:r>
         <w:t>: Activity Diagram</w:t>
       </w:r>
@@ -33845,7 +33891,7 @@
                     <pic:cNvPicPr/>
                   </pic:nvPicPr>
                   <pic:blipFill>
-                    <a:blip r:embed="rId24">
+                    <a:blip r:embed="rId23">
                       <a:extLst>
                         <a:ext uri="{28A0092B-C50C-407E-A947-70E740481C1C}">
                           <a14:useLocalDpi xmlns:a14="http://schemas.microsoft.com/office/drawing/2010/main" val="0"/>
@@ -33876,18 +33922,31 @@
       <w:pPr>
         <w:pStyle w:val="Caption"/>
       </w:pPr>
-      <w:bookmarkStart w:id="37" w:name="_Toc219312579"/>
+      <w:bookmarkStart w:id="37" w:name="_Toc222478434"/>
       <w:r>
         <w:t xml:space="preserve">Figure </w:t>
       </w:r>
-      <w:fldSimple w:instr=" SEQ Figure \* ARABIC ">
-        <w:r>
-          <w:rPr>
-            <w:noProof/>
-          </w:rPr>
-          <w:t>17</w:t>
-        </w:r>
-      </w:fldSimple>
+      <w:r>
+        <w:fldChar w:fldCharType="begin"/>
+      </w:r>
+      <w:r>
+        <w:instrText xml:space="preserve"> SEQ Figure \* ARABIC </w:instrText>
+      </w:r>
+      <w:r>
+        <w:fldChar w:fldCharType="separate"/>
+      </w:r>
+      <w:r>
+        <w:rPr>
+          <w:noProof/>
+        </w:rPr>
+        <w:t>17</w:t>
+      </w:r>
+      <w:r>
+        <w:rPr>
+          <w:noProof/>
+        </w:rPr>
+        <w:fldChar w:fldCharType="end"/>
+      </w:r>
       <w:r>
         <w:t>: Sequence diagram</w:t>
       </w:r>
@@ -33954,7 +34013,7 @@
         </w:rPr>
         <w:fldChar w:fldCharType="separate"/>
       </w:r>
-      <w:hyperlink w:anchor="_Toc219312580" w:history="1">
+      <w:hyperlink w:anchor="_Toc222478471" w:history="1">
         <w:r>
           <w:rPr>
             <w:rStyle w:val="Hyperlink"/>
@@ -33982,7 +34041,7 @@
             <w:noProof/>
             <w:webHidden/>
           </w:rPr>
-          <w:instrText xml:space="preserve"> PAGEREF _Toc219312580 \h </w:instrText>
+          <w:instrText xml:space="preserve"> PAGEREF _Toc222478471 \h </w:instrText>
         </w:r>
         <w:r>
           <w:rPr>
@@ -34024,7 +34083,7 @@
           <w:noProof/>
         </w:rPr>
       </w:pPr>
-      <w:hyperlink w:anchor="_Toc219312581" w:history="1">
+      <w:hyperlink w:anchor="_Toc222478472" w:history="1">
         <w:r>
           <w:rPr>
             <w:rStyle w:val="Hyperlink"/>
@@ -34052,7 +34111,7 @@
             <w:noProof/>
             <w:webHidden/>
           </w:rPr>
-          <w:instrText xml:space="preserve"> PAGEREF _Toc219312581 \h </w:instrText>
+          <w:instrText xml:space="preserve"> PAGEREF _Toc222478472 \h </w:instrText>
         </w:r>
         <w:r>
           <w:rPr>
@@ -34094,7 +34153,7 @@
           <w:noProof/>
         </w:rPr>
       </w:pPr>
-      <w:hyperlink w:anchor="_Toc219312582" w:history="1">
+      <w:hyperlink w:anchor="_Toc222478473" w:history="1">
         <w:r>
           <w:rPr>
             <w:rStyle w:val="Hyperlink"/>
@@ -34122,7 +34181,7 @@
             <w:noProof/>
             <w:webHidden/>
           </w:rPr>
-          <w:instrText xml:space="preserve"> PAGEREF _Toc219312582 \h </w:instrText>
+          <w:instrText xml:space="preserve"> PAGEREF _Toc222478473 \h </w:instrText>
         </w:r>
         <w:r>
           <w:rPr>
@@ -34164,7 +34223,7 @@
           <w:noProof/>
         </w:rPr>
       </w:pPr>
-      <w:hyperlink w:anchor="_Toc219312583" w:history="1">
+      <w:hyperlink w:anchor="_Toc222478474" w:history="1">
         <w:r>
           <w:rPr>
             <w:rStyle w:val="Hyperlink"/>
@@ -34192,7 +34251,7 @@
             <w:noProof/>
             <w:webHidden/>
           </w:rPr>
-          <w:instrText xml:space="preserve"> PAGEREF _Toc219312583 \h </w:instrText>
+          <w:instrText xml:space="preserve"> PAGEREF _Toc222478474 \h </w:instrText>
         </w:r>
         <w:r>
           <w:rPr>
@@ -34234,7 +34293,7 @@
           <w:noProof/>
         </w:rPr>
       </w:pPr>
-      <w:hyperlink w:anchor="_Toc219312584" w:history="1">
+      <w:hyperlink w:anchor="_Toc222478475" w:history="1">
         <w:r>
           <w:rPr>
             <w:rStyle w:val="Hyperlink"/>
@@ -34262,7 +34321,7 @@
             <w:noProof/>
             <w:webHidden/>
           </w:rPr>
-          <w:instrText xml:space="preserve"> PAGEREF _Toc219312584 \h </w:instrText>
+          <w:instrText xml:space="preserve"> PAGEREF _Toc222478475 \h </w:instrText>
         </w:r>
         <w:r>
           <w:rPr>
@@ -34304,7 +34363,7 @@
           <w:noProof/>
         </w:rPr>
       </w:pPr>
-      <w:hyperlink w:anchor="_Toc219312585" w:history="1">
+      <w:hyperlink w:anchor="_Toc222478476" w:history="1">
         <w:r>
           <w:rPr>
             <w:rStyle w:val="Hyperlink"/>
@@ -34332,7 +34391,7 @@
             <w:noProof/>
             <w:webHidden/>
           </w:rPr>
-          <w:instrText xml:space="preserve"> PAGEREF _Toc219312585 \h </w:instrText>
+          <w:instrText xml:space="preserve"> PAGEREF _Toc222478476 \h </w:instrText>
         </w:r>
         <w:r>
           <w:rPr>
@@ -34374,7 +34433,7 @@
           <w:noProof/>
         </w:rPr>
       </w:pPr>
-      <w:hyperlink w:anchor="_Toc219312586" w:history="1">
+      <w:hyperlink w:anchor="_Toc222478477" w:history="1">
         <w:r>
           <w:rPr>
             <w:rStyle w:val="Hyperlink"/>
@@ -34402,7 +34461,7 @@
             <w:noProof/>
             <w:webHidden/>
           </w:rPr>
-          <w:instrText xml:space="preserve"> PAGEREF _Toc219312586 \h </w:instrText>
+          <w:instrText xml:space="preserve"> PAGEREF _Toc222478477 \h </w:instrText>
         </w:r>
         <w:r>
           <w:rPr>
@@ -34444,7 +34503,7 @@
           <w:noProof/>
         </w:rPr>
       </w:pPr>
-      <w:hyperlink w:anchor="_Toc219312587" w:history="1">
+      <w:hyperlink w:anchor="_Toc222478478" w:history="1">
         <w:r>
           <w:rPr>
             <w:rStyle w:val="Hyperlink"/>
@@ -34472,7 +34531,7 @@
             <w:noProof/>
             <w:webHidden/>
           </w:rPr>
-          <w:instrText xml:space="preserve"> PAGEREF _Toc219312587 \h </w:instrText>
+          <w:instrText xml:space="preserve"> PAGEREF _Toc222478478 \h </w:instrText>
         </w:r>
         <w:r>
           <w:rPr>
@@ -34514,7 +34573,7 @@
           <w:noProof/>
         </w:rPr>
       </w:pPr>
-      <w:hyperlink w:anchor="_Toc219312588" w:history="1">
+      <w:hyperlink w:anchor="_Toc222478479" w:history="1">
         <w:r>
           <w:rPr>
             <w:rStyle w:val="Hyperlink"/>
@@ -34542,7 +34601,7 @@
             <w:noProof/>
             <w:webHidden/>
           </w:rPr>
-          <w:instrText xml:space="preserve"> PAGEREF _Toc219312588 \h </w:instrText>
+          <w:instrText xml:space="preserve"> PAGEREF _Toc222478479 \h </w:instrText>
         </w:r>
         <w:r>
           <w:rPr>
@@ -34650,7 +34709,7 @@
         <w:rPr>
           <w:noProof/>
         </w:rPr>
-        <w:instrText xml:space="preserve"> PAGEREF _Toc219312563 \h </w:instrText>
+        <w:instrText xml:space="preserve"> PAGEREF _Toc222478418 \h </w:instrText>
       </w:r>
       <w:r>
         <w:rPr>
@@ -34710,7 +34769,7 @@
         <w:rPr>
           <w:noProof/>
         </w:rPr>
-        <w:instrText xml:space="preserve"> PAGEREF _Toc219312564 \h </w:instrText>
+        <w:instrText xml:space="preserve"> PAGEREF _Toc222478419 \h </w:instrText>
       </w:r>
       <w:r>
         <w:rPr>
@@ -34770,7 +34829,7 @@
         <w:rPr>
           <w:noProof/>
         </w:rPr>
-        <w:instrText xml:space="preserve"> PAGEREF _Toc219312565 \h </w:instrText>
+        <w:instrText xml:space="preserve"> PAGEREF _Toc222478420 \h </w:instrText>
       </w:r>
       <w:r>
         <w:rPr>
@@ -34830,7 +34889,7 @@
         <w:rPr>
           <w:noProof/>
         </w:rPr>
-        <w:instrText xml:space="preserve"> PAGEREF _Toc219312566 \h </w:instrText>
+        <w:instrText xml:space="preserve"> PAGEREF _Toc222478421 \h </w:instrText>
       </w:r>
       <w:r>
         <w:rPr>
@@ -34890,7 +34949,7 @@
         <w:rPr>
           <w:noProof/>
         </w:rPr>
-        <w:instrText xml:space="preserve"> PAGEREF _Toc219312567 \h </w:instrText>
+        <w:instrText xml:space="preserve"> PAGEREF _Toc222478422 \h </w:instrText>
       </w:r>
       <w:r>
         <w:rPr>
@@ -34950,7 +35009,7 @@
         <w:rPr>
           <w:noProof/>
         </w:rPr>
-        <w:instrText xml:space="preserve"> PAGEREF _Toc219312568 \h </w:instrText>
+        <w:instrText xml:space="preserve"> PAGEREF _Toc222478423 \h </w:instrText>
       </w:r>
       <w:r>
         <w:rPr>
@@ -35010,7 +35069,7 @@
         <w:rPr>
           <w:noProof/>
         </w:rPr>
-        <w:instrText xml:space="preserve"> PAGEREF _Toc219312569 \h </w:instrText>
+        <w:instrText xml:space="preserve"> PAGEREF _Toc222478424 \h </w:instrText>
       </w:r>
       <w:r>
         <w:rPr>
@@ -35070,7 +35129,7 @@
         <w:rPr>
           <w:noProof/>
         </w:rPr>
-        <w:instrText xml:space="preserve"> PAGEREF _Toc219312570 \h </w:instrText>
+        <w:instrText xml:space="preserve"> PAGEREF _Toc222478425 \h </w:instrText>
       </w:r>
       <w:r>
         <w:rPr>
@@ -35130,7 +35189,7 @@
         <w:rPr>
           <w:noProof/>
         </w:rPr>
-        <w:instrText xml:space="preserve"> PAGEREF _Toc219312571 \h </w:instrText>
+        <w:instrText xml:space="preserve"> PAGEREF _Toc222478426 \h </w:instrText>
       </w:r>
       <w:r>
         <w:rPr>
@@ -35189,7 +35248,7 @@
         <w:rPr>
           <w:noProof/>
         </w:rPr>
-        <w:instrText xml:space="preserve"> PAGEREF _Toc219312572 \h </w:instrText>
+        <w:instrText xml:space="preserve"> PAGEREF _Toc222478427 \h </w:instrText>
       </w:r>
       <w:r>
         <w:rPr>
@@ -35248,7 +35307,7 @@
         <w:rPr>
           <w:noProof/>
         </w:rPr>
-        <w:instrText xml:space="preserve"> PAGEREF _Toc219312573 \h </w:instrText>
+        <w:instrText xml:space="preserve"> PAGEREF _Toc222478428 \h </w:instrText>
       </w:r>
       <w:r>
         <w:rPr>
@@ -35307,7 +35366,7 @@
         <w:rPr>
           <w:noProof/>
         </w:rPr>
-        <w:instrText xml:space="preserve"> PAGEREF _Toc219312574 \h </w:instrText>
+        <w:instrText xml:space="preserve"> PAGEREF _Toc222478429 \h </w:instrText>
       </w:r>
       <w:r>
         <w:rPr>
@@ -35366,7 +35425,7 @@
         <w:rPr>
           <w:noProof/>
         </w:rPr>
-        <w:instrText xml:space="preserve"> PAGEREF _Toc219312575 \h </w:instrText>
+        <w:instrText xml:space="preserve"> PAGEREF _Toc222478430 \h </w:instrText>
       </w:r>
       <w:r>
         <w:rPr>
@@ -35425,7 +35484,7 @@
         <w:rPr>
           <w:noProof/>
         </w:rPr>
-        <w:instrText xml:space="preserve"> PAGEREF _Toc219312576 \h </w:instrText>
+        <w:instrText xml:space="preserve"> PAGEREF _Toc222478431 \h </w:instrText>
       </w:r>
       <w:r>
         <w:rPr>
@@ -35442,7 +35501,7 @@
         <w:rPr>
           <w:noProof/>
         </w:rPr>
-        <w:t>68</w:t>
+        <w:t>67</w:t>
       </w:r>
       <w:r>
         <w:rPr>
@@ -35484,7 +35543,7 @@
         <w:rPr>
           <w:noProof/>
         </w:rPr>
-        <w:instrText xml:space="preserve"> PAGEREF _Toc219312577 \h </w:instrText>
+        <w:instrText xml:space="preserve"> PAGEREF _Toc222478432 \h </w:instrText>
       </w:r>
       <w:r>
         <w:rPr>
@@ -35543,7 +35602,7 @@
         <w:rPr>
           <w:noProof/>
         </w:rPr>
-        <w:instrText xml:space="preserve"> PAGEREF _Toc219312578 \h </w:instrText>
+        <w:instrText xml:space="preserve"> PAGEREF _Toc222478433 \h </w:instrText>
       </w:r>
       <w:r>
         <w:rPr>
@@ -35602,7 +35661,7 @@
         <w:rPr>
           <w:noProof/>
         </w:rPr>
-        <w:instrText xml:space="preserve"> PAGEREF _Toc219312579 \h </w:instrText>
+        <w:instrText xml:space="preserve"> PAGEREF _Toc222478434 \h </w:instrText>
       </w:r>
       <w:r>
         <w:rPr>
@@ -35619,7 +35678,7 @@
         <w:rPr>
           <w:noProof/>
         </w:rPr>
-        <w:t>71</w:t>
+        <w:t>70</w:t>
       </w:r>
       <w:r>
         <w:rPr>
@@ -51303,7 +51362,6 @@
   <w:style w:type="character" w:default="1" w:styleId="DefaultParagraphFont">
     <w:name w:val="Default Paragraph Font"/>
     <w:uiPriority w:val="1"/>
-    <w:semiHidden/>
     <w:unhideWhenUsed/>
   </w:style>
   <w:style w:type="table" w:default="1" w:styleId="TableNormal">
